--- a/docs/Manual_Book_Skripsi.docx
+++ b/docs/Manual_Book_Skripsi.docx
@@ -3042,20 +3042,20 @@
         <w:t xml:space="preserve"> </w:t>
       </w:r>
       <w:r>
-        <w:t xml:space="preserve">keluarga model (LFM dan Qwen) diuji tiga kali, lalu dihitung rerata dan</w:t>
-      </w:r>
-      <w:r>
-        <w:t xml:space="preserve"> </w:t>
-      </w:r>
-      <w:r>
-        <w:t xml:space="preserve">simpangan baku.</w:t>
+        <w:t xml:space="preserve">keluarga model (LFM dan Qwen) diuji tiga kali, lalu dihitung rerata</w:t>
+      </w:r>
+      <w:r>
+        <w:t xml:space="preserve"> </w:t>
+      </w:r>
+      <w:r>
+        <w:t xml:space="preserve">untuk dilaporkan pada Tabel IV.2.</w:t>
       </w:r>
     </w:p>
     <w:p>
       <w:pPr>
         <w:pStyle w:val="Heading3"/>
       </w:pPr>
-      <w:bookmarkStart w:id="50" w:name="X945fb1ca6bc1b7a0cdda151aeb191f0e2edbaa9"/>
+      <w:bookmarkStart w:id="50" w:name="rerata-mean"/>
       <w:r>
         <w:t xml:space="preserve">1.4.2 Rerata (</w:t>
       </w:r>
@@ -3063,16 +3063,1073 @@
         <w:rPr>
           <w:i/>
         </w:rPr>
-        <w:t xml:space="preserve">mean</w:t>
-      </w:r>
-      <w:r>
-        <w:t xml:space="preserve">) dan Simpangan Baku (</w:t>
-      </w:r>
-      <w:r>
-        <w:rPr>
-          <w:i/>
-        </w:rPr>
-        <w:t xml:space="preserve">standard deviation</w:t>
+        <w:t xml:space="preserve">Mean</w:t>
+      </w:r>
+      <w:r>
+        <w:t xml:space="preserve">)</w:t>
+      </w:r>
+      <w:bookmarkEnd w:id="50"/>
+    </w:p>
+    <w:p>
+      <w:pPr>
+        <w:pStyle w:val="FirstParagraph"/>
+      </w:pPr>
+      <w:r>
+        <w:t xml:space="preserve">Rerata = nilai rata-rata dari tiga pengulangan untuk tiap metrik.</w:t>
+      </w:r>
+      <w:r>
+        <w:t xml:space="preserve"> </w:t>
+      </w:r>
+      <w:r>
+        <w:t xml:space="preserve">Rerata dipilih sebagai bentuk pelaporan utama pada Tabel IV.2 agar</w:t>
+      </w:r>
+      <w:r>
+        <w:t xml:space="preserve"> </w:t>
+      </w:r>
+      <w:r>
+        <w:t xml:space="preserve">tabel mudah dibaca tanpa dipenuhi notasi sebaran data.</w:t>
+      </w:r>
+    </w:p>
+    <w:p>
+      <w:pPr>
+        <w:pStyle w:val="BodyText"/>
+      </w:pPr>
+      <w:r>
+        <w:rPr>
+          <w:b/>
+        </w:rPr>
+        <w:t xml:space="preserve">Contoh:</w:t>
+      </w:r>
+      <w:r>
+        <w:t xml:space="preserve"> </w:t>
+      </w:r>
+      <w:r>
+        <w:t xml:space="preserve">Gen TPS LFM 2.5 Q4_K_M = 13,67 t/s adalah rerata dari</w:t>
+      </w:r>
+      <w:r>
+        <w:t xml:space="preserve"> </w:t>
+      </w:r>
+      <w:r>
+        <w:t xml:space="preserve">tiga ulangan pengujian pada Tecno Pova 5.</w:t>
+      </w:r>
+    </w:p>
+    <w:p>
+      <w:pPr>
+        <w:pStyle w:val="Heading3"/>
+      </w:pPr>
+      <w:bookmarkStart w:id="51" w:name="welchs-t-test"/>
+      <w:r>
+        <w:t xml:space="preserve">1.4.3</w:t>
+      </w:r>
+      <w:r>
+        <w:t xml:space="preserve"> </w:t>
+      </w:r>
+      <w:r>
+        <w:rPr>
+          <w:i/>
+        </w:rPr>
+        <w:t xml:space="preserve">Welch’s t-test</w:t>
+      </w:r>
+      <w:bookmarkEnd w:id="51"/>
+    </w:p>
+    <w:p>
+      <w:pPr>
+        <w:pStyle w:val="FirstParagraph"/>
+      </w:pPr>
+      <w:r>
+        <w:t xml:space="preserve">Uji statistik untuk menentukan apakah</w:t>
+      </w:r>
+      <w:r>
+        <w:t xml:space="preserve"> </w:t>
+      </w:r>
+      <w:r>
+        <w:rPr>
+          <w:b/>
+        </w:rPr>
+        <w:t xml:space="preserve">dua rerata</w:t>
+      </w:r>
+      <w:r>
+        <w:t xml:space="preserve"> </w:t>
+      </w:r>
+      <w:r>
+        <w:t xml:space="preserve">berbeda secara</w:t>
+      </w:r>
+      <w:r>
+        <w:t xml:space="preserve"> </w:t>
+      </w:r>
+      <w:r>
+        <w:t xml:space="preserve">nyata (signifikan) atau hanya kebetulan.</w:t>
+      </w:r>
+      <w:r>
+        <w:t xml:space="preserve"> </w:t>
+      </w:r>
+      <w:r>
+        <w:rPr>
+          <w:i/>
+        </w:rPr>
+        <w:t xml:space="preserve">Welch’s t-test</w:t>
+      </w:r>
+      <w:r>
+        <w:t xml:space="preserve"> </w:t>
+      </w:r>
+      <w:r>
+        <w:t xml:space="preserve">adalah</w:t>
+      </w:r>
+      <w:r>
+        <w:t xml:space="preserve"> </w:t>
+      </w:r>
+      <w:r>
+        <w:t xml:space="preserve">varian yang lebih</w:t>
+      </w:r>
+      <w:r>
+        <w:t xml:space="preserve"> </w:t>
+      </w:r>
+      <w:r>
+        <w:rPr>
+          <w:b/>
+        </w:rPr>
+        <w:t xml:space="preserve">konservatif</w:t>
+      </w:r>
+      <w:r>
+        <w:t xml:space="preserve"> </w:t>
+      </w:r>
+      <w:r>
+        <w:t xml:space="preserve">(lebih sulit menyatakan</w:t>
+      </w:r>
+      <w:r>
+        <w:t xml:space="preserve"> </w:t>
+      </w:r>
+      <w:r>
+        <w:t xml:space="preserve">“</w:t>
+      </w:r>
+      <w:r>
+        <w:t xml:space="preserve">berbeda</w:t>
+      </w:r>
+      <w:r>
+        <w:t xml:space="preserve"> </w:t>
+      </w:r>
+      <w:r>
+        <w:t xml:space="preserve">nyata</w:t>
+      </w:r>
+      <w:r>
+        <w:t xml:space="preserve">”</w:t>
+      </w:r>
+      <w:r>
+        <w:t xml:space="preserve">) dibanding</w:t>
+      </w:r>
+      <w:r>
+        <w:t xml:space="preserve"> </w:t>
+      </w:r>
+      <w:r>
+        <w:rPr>
+          <w:i/>
+        </w:rPr>
+        <w:t xml:space="preserve">t-test</w:t>
+      </w:r>
+      <w:r>
+        <w:t xml:space="preserve"> </w:t>
+      </w:r>
+      <w:r>
+        <w:t xml:space="preserve">klasik. Penelitian ini memakai uji ini</w:t>
+      </w:r>
+      <w:r>
+        <w:t xml:space="preserve"> </w:t>
+      </w:r>
+      <w:r>
+        <w:t xml:space="preserve">dengan taraf signifikansi</w:t>
+      </w:r>
+      <w:r>
+        <w:t xml:space="preserve"> </w:t>
+      </w:r>
+      <w:r>
+        <w:rPr>
+          <w:b/>
+        </w:rPr>
+        <w:t xml:space="preserve">α = 0,05</w:t>
+      </w:r>
+      <w:r>
+        <w:t xml:space="preserve"> </w:t>
+      </w:r>
+      <w:r>
+        <w:t xml:space="preserve">(toleransi kesalahan 5%).</w:t>
+      </w:r>
+    </w:p>
+    <w:p>
+      <w:pPr>
+        <w:pStyle w:val="Heading3"/>
+      </w:pPr>
+      <w:bookmarkStart w:id="52" w:name="anova-analysis-of-variance"/>
+      <w:r>
+        <w:t xml:space="preserve">1.4.4 ANOVA (</w:t>
+      </w:r>
+      <w:r>
+        <w:rPr>
+          <w:i/>
+        </w:rPr>
+        <w:t xml:space="preserve">Analysis of Variance</w:t>
+      </w:r>
+      <w:r>
+        <w:t xml:space="preserve">)</w:t>
+      </w:r>
+      <w:bookmarkEnd w:id="52"/>
+    </w:p>
+    <w:p>
+      <w:pPr>
+        <w:pStyle w:val="FirstParagraph"/>
+      </w:pPr>
+      <w:r>
+        <w:t xml:space="preserve">Uji statistik untuk menentukan apakah</w:t>
+      </w:r>
+      <w:r>
+        <w:t xml:space="preserve"> </w:t>
+      </w:r>
+      <w:r>
+        <w:rPr>
+          <w:b/>
+        </w:rPr>
+        <w:t xml:space="preserve">tiga atau lebih kelompok</w:t>
+      </w:r>
+      <w:r>
+        <w:t xml:space="preserve"> </w:t>
+      </w:r>
+      <w:r>
+        <w:t xml:space="preserve">secara keseluruhan punya rerata yang berbeda. Pada penelitian ini,</w:t>
+      </w:r>
+      <w:r>
+        <w:t xml:space="preserve"> </w:t>
+      </w:r>
+      <w:r>
+        <w:t xml:space="preserve">ANOVA dipakai untuk menilai apakah keempat varian (F16, Q5, Q4, Q3)</w:t>
+      </w:r>
+      <w:r>
+        <w:t xml:space="preserve"> </w:t>
+      </w:r>
+      <w:r>
+        <w:t xml:space="preserve">secara keseluruhan benar-benar berbeda. Detail nilai uji ANOVA</w:t>
+      </w:r>
+      <w:r>
+        <w:t xml:space="preserve"> </w:t>
+      </w:r>
+      <w:r>
+        <w:t xml:space="preserve">tersedia pada Lampiran D (LFM 2.5) dan Lampiran E (Qwen 3.5).</w:t>
+      </w:r>
+    </w:p>
+    <w:p>
+      <w:pPr>
+        <w:pStyle w:val="Heading3"/>
+      </w:pPr>
+      <w:bookmarkStart w:id="53" w:name="notasi-pada-tabel-iv.8-dan-iv.9"/>
+      <w:r>
+        <w:t xml:space="preserve">1.4.5 Notasi pada Tabel IV.8 dan IV.9</w:t>
+      </w:r>
+      <w:bookmarkEnd w:id="53"/>
+    </w:p>
+    <w:p>
+      <w:pPr>
+        <w:pStyle w:val="FirstParagraph"/>
+      </w:pPr>
+      <w:r>
+        <w:t xml:space="preserve">Tabel IV.8 dan IV.9 sengaja disederhanakan supaya mudah dibaca. Tiap</w:t>
+      </w:r>
+      <w:r>
+        <w:t xml:space="preserve"> </w:t>
+      </w:r>
+      <w:r>
+        <w:t xml:space="preserve">sel hanya berisi dua kemungkinan:</w:t>
+      </w:r>
+    </w:p>
+    <w:p>
+      <w:pPr>
+        <w:pStyle w:val="BlockText"/>
+      </w:pPr>
+      <w:r>
+        <w:rPr>
+          <w:b/>
+        </w:rPr>
+        <w:t xml:space="preserve">Beda</w:t>
+      </w:r>
+      <w:r>
+        <w:t xml:space="preserve"> </w:t>
+      </w:r>
+      <w:r>
+        <w:t xml:space="preserve">– dua varian</w:t>
+      </w:r>
+      <w:r>
+        <w:t xml:space="preserve"> </w:t>
+      </w:r>
+      <w:r>
+        <w:rPr>
+          <w:i/>
+        </w:rPr>
+        <w:t xml:space="preserve">berbeda nyata</w:t>
+      </w:r>
+      <w:r>
+        <w:t xml:space="preserve"> </w:t>
+      </w:r>
+      <w:r>
+        <w:t xml:space="preserve">pada metrik tersebut.</w:t>
+      </w:r>
+      <w:r>
+        <w:t xml:space="preserve"> </w:t>
+      </w:r>
+      <w:r>
+        <w:t xml:space="preserve">Artinya perbedaan yang terlihat kemungkinan besar bukan kebetulan;</w:t>
+      </w:r>
+      <w:r>
+        <w:t xml:space="preserve"> </w:t>
+      </w:r>
+      <w:r>
+        <w:t xml:space="preserve">selisih rerata cukup besar dibanding variasi alami antar ulangan.</w:t>
+      </w:r>
+    </w:p>
+    <w:p>
+      <w:pPr>
+        <w:pStyle w:val="BlockText"/>
+      </w:pPr>
+      <w:r>
+        <w:rPr>
+          <w:b/>
+        </w:rPr>
+        <w:t xml:space="preserve">Tidak</w:t>
+      </w:r>
+      <w:r>
+        <w:t xml:space="preserve"> </w:t>
+      </w:r>
+      <w:r>
+        <w:t xml:space="preserve">– dua varian</w:t>
+      </w:r>
+      <w:r>
+        <w:t xml:space="preserve"> </w:t>
+      </w:r>
+      <w:r>
+        <w:rPr>
+          <w:i/>
+        </w:rPr>
+        <w:t xml:space="preserve">belum cukup berbeda</w:t>
+      </w:r>
+      <w:r>
+        <w:t xml:space="preserve"> </w:t>
+      </w:r>
+      <w:r>
+        <w:t xml:space="preserve">untuk disebut nyata.</w:t>
+      </w:r>
+      <w:r>
+        <w:t xml:space="preserve"> </w:t>
+      </w:r>
+      <w:r>
+        <w:t xml:space="preserve">Perbedaannya mungkin hanya selisih kecil yang masih bisa muncul</w:t>
+      </w:r>
+      <w:r>
+        <w:t xml:space="preserve"> </w:t>
+      </w:r>
+      <w:r>
+        <w:t xml:space="preserve">akibat fluktuasi pengukuran.</w:t>
+      </w:r>
+    </w:p>
+    <w:p>
+      <w:pPr>
+        <w:pStyle w:val="FirstParagraph"/>
+      </w:pPr>
+      <w:r>
+        <w:t xml:space="preserve">Kolom</w:t>
+      </w:r>
+      <w:r>
+        <w:t xml:space="preserve"> </w:t>
+      </w:r>
+      <w:r>
+        <w:rPr>
+          <w:b/>
+        </w:rPr>
+        <w:t xml:space="preserve">Ringkasan</w:t>
+      </w:r>
+      <w:r>
+        <w:t xml:space="preserve"> </w:t>
+      </w:r>
+      <w:r>
+        <w:t xml:space="preserve">di ujung kanan menerjemahkan hasil tiap baris</w:t>
+      </w:r>
+      <w:r>
+        <w:t xml:space="preserve"> </w:t>
+      </w:r>
+      <w:r>
+        <w:t xml:space="preserve">menjadi satu kalimat agar tabel langsung dipahami tanpa harus membaca</w:t>
+      </w:r>
+      <w:r>
+        <w:t xml:space="preserve"> </w:t>
+      </w:r>
+      <w:r>
+        <w:t xml:space="preserve">kata kunci di tiap sel.</w:t>
+      </w:r>
+    </w:p>
+    <w:p>
+      <w:pPr>
+        <w:pStyle w:val="BodyText"/>
+      </w:pPr>
+      <w:r>
+        <w:rPr>
+          <w:b/>
+        </w:rPr>
+        <w:t xml:space="preserve">Analogi sederhana:</w:t>
+      </w:r>
+      <w:r>
+        <w:t xml:space="preserve"> </w:t>
+      </w:r>
+      <w:r>
+        <w:t xml:space="preserve">Bayangkan kamu menimbang dua kantong gula yang</w:t>
+      </w:r>
+      <w:r>
+        <w:t xml:space="preserve"> </w:t>
+      </w:r>
+      <w:r>
+        <w:t xml:space="preserve">seharusnya isinya sama. Kalau selisihnya jauh lebih besar daripada</w:t>
+      </w:r>
+      <w:r>
+        <w:t xml:space="preserve"> </w:t>
+      </w:r>
+      <w:r>
+        <w:t xml:space="preserve">fluktuasi timbangan, kamu yakin isinya memang beda (</w:t>
+      </w:r>
+      <w:r>
+        <w:rPr>
+          <w:b/>
+        </w:rPr>
+        <w:t xml:space="preserve">Beda</w:t>
+      </w:r>
+      <w:r>
+        <w:t xml:space="preserve">). Kalau</w:t>
+      </w:r>
+      <w:r>
+        <w:t xml:space="preserve"> </w:t>
+      </w:r>
+      <w:r>
+        <w:t xml:space="preserve">selisihnya kecil dan masih dalam rentang ketidaktelitian timbangan,</w:t>
+      </w:r>
+      <w:r>
+        <w:t xml:space="preserve"> </w:t>
+      </w:r>
+      <w:r>
+        <w:t xml:space="preserve">kamu tidak bisa memastikan (</w:t>
+      </w:r>
+      <w:r>
+        <w:rPr>
+          <w:b/>
+        </w:rPr>
+        <w:t xml:space="preserve">Tidak</w:t>
+      </w:r>
+      <w:r>
+        <w:t xml:space="preserve">).</w:t>
+      </w:r>
+    </w:p>
+    <w:p>
+      <w:pPr>
+        <w:pStyle w:val="BodyText"/>
+      </w:pPr>
+      <w:r>
+        <w:t xml:space="preserve">Bagi pembaca yang ingin menelusuri angka uji lebih dalam (statistik</w:t>
+      </w:r>
+      <w:r>
+        <w:t xml:space="preserve"> </w:t>
+      </w:r>
+      <w:r>
+        <w:rPr>
+          <w:i/>
+        </w:rPr>
+        <w:t xml:space="preserve">t</w:t>
+      </w:r>
+      <w:r>
+        <w:t xml:space="preserve">, nilai</w:t>
+      </w:r>
+      <w:r>
+        <w:t xml:space="preserve"> </w:t>
+      </w:r>
+      <w:r>
+        <w:rPr>
+          <w:i/>
+        </w:rPr>
+        <w:t xml:space="preserve">p</w:t>
+      </w:r>
+      <w:r>
+        <w:t xml:space="preserve">, F-ratio ANOVA), seluruh detail teknis sudah</w:t>
+      </w:r>
+      <w:r>
+        <w:t xml:space="preserve"> </w:t>
+      </w:r>
+      <w:r>
+        <w:t xml:space="preserve">dilampirkan pada</w:t>
+      </w:r>
+      <w:r>
+        <w:t xml:space="preserve"> </w:t>
+      </w:r>
+      <w:r>
+        <w:rPr>
+          <w:b/>
+        </w:rPr>
+        <w:t xml:space="preserve">Lampiran D</w:t>
+      </w:r>
+      <w:r>
+        <w:t xml:space="preserve"> </w:t>
+      </w:r>
+      <w:r>
+        <w:t xml:space="preserve">dan</w:t>
+      </w:r>
+      <w:r>
+        <w:t xml:space="preserve"> </w:t>
+      </w:r>
+      <w:r>
+        <w:rPr>
+          <w:b/>
+        </w:rPr>
+        <w:t xml:space="preserve">Lampiran E</w:t>
+      </w:r>
+      <w:r>
+        <w:t xml:space="preserve"> </w:t>
+      </w:r>
+      <w:r>
+        <w:t xml:space="preserve">skripsi utama.</w:t>
+      </w:r>
+    </w:p>
+    <w:p>
+      <w:pPr>
+        <w:pStyle w:val="Heading1"/>
+      </w:pPr>
+      <w:bookmarkStart w:id="54" w:name="bagian-2-panduan-membaca-tabel-bab-iii"/>
+      <w:r>
+        <w:t xml:space="preserve">Bagian 2: Panduan Membaca Tabel BAB III</w:t>
+      </w:r>
+      <w:bookmarkEnd w:id="54"/>
+    </w:p>
+    <w:p>
+      <w:pPr>
+        <w:pStyle w:val="Heading2"/>
+      </w:pPr>
+      <w:bookmarkStart w:id="55" w:name="X81a94866b11fd7c4c1077283b5a6ead7163f31a"/>
+      <w:r>
+        <w:t xml:space="preserve">2.1 Tabel III.0 – Pemetaan Langkah MobileAIBench ke Tahap Penelitian</w:t>
+      </w:r>
+      <w:bookmarkEnd w:id="55"/>
+    </w:p>
+    <w:p>
+      <w:pPr>
+        <w:pStyle w:val="FirstParagraph"/>
+      </w:pPr>
+      <w:r>
+        <w:rPr>
+          <w:b/>
+        </w:rPr>
+        <w:t xml:space="preserve">Fungsi:</w:t>
+      </w:r>
+      <w:r>
+        <w:t xml:space="preserve"> </w:t>
+      </w:r>
+      <w:r>
+        <w:t xml:space="preserve">Menjelaskan bagaimana lima tahap penelitian ini (Sub-bab</w:t>
+      </w:r>
+      <w:r>
+        <w:t xml:space="preserve"> </w:t>
+      </w:r>
+      <w:r>
+        <w:t xml:space="preserve">3.1) sejalan dengan kerangka</w:t>
+      </w:r>
+      <w:r>
+        <w:t xml:space="preserve"> </w:t>
+      </w:r>
+      <w:r>
+        <w:rPr>
+          <w:i/>
+        </w:rPr>
+        <w:t xml:space="preserve">workflow</w:t>
+      </w:r>
+      <w:r>
+        <w:t xml:space="preserve"> </w:t>
+      </w:r>
+      <w:r>
+        <w:t xml:space="preserve">enam langkah MobileAIBench</w:t>
+      </w:r>
+      <w:r>
+        <w:t xml:space="preserve"> </w:t>
+      </w:r>
+      <w:r>
+        <w:t xml:space="preserve">(Murthy dkk., 2024).</w:t>
+      </w:r>
+    </w:p>
+    <w:p>
+      <w:pPr>
+        <w:pStyle w:val="BodyText"/>
+      </w:pPr>
+      <w:r>
+        <w:rPr>
+          <w:b/>
+        </w:rPr>
+        <w:t xml:space="preserve">Cara baca:</w:t>
+      </w:r>
+    </w:p>
+    <w:p>
+      <w:pPr>
+        <w:pStyle w:val="BlockText"/>
+      </w:pPr>
+      <w:r>
+        <w:rPr>
+          <w:b/>
+        </w:rPr>
+        <w:t xml:space="preserve">Kolom kiri</w:t>
+      </w:r>
+      <w:r>
+        <w:t xml:space="preserve"> </w:t>
+      </w:r>
+      <w:r>
+        <w:t xml:space="preserve">= nama langkah pada</w:t>
+      </w:r>
+      <w:r>
+        <w:t xml:space="preserve"> </w:t>
+      </w:r>
+      <w:r>
+        <w:rPr>
+          <w:i/>
+        </w:rPr>
+        <w:t xml:space="preserve">workflow</w:t>
+      </w:r>
+      <w:r>
+        <w:t xml:space="preserve"> </w:t>
+      </w:r>
+      <w:r>
+        <w:t xml:space="preserve">MobileAIBench.</w:t>
+      </w:r>
+    </w:p>
+    <w:p>
+      <w:pPr>
+        <w:pStyle w:val="BlockText"/>
+      </w:pPr>
+      <w:r>
+        <w:rPr>
+          <w:b/>
+        </w:rPr>
+        <w:t xml:space="preserve">Kolom kanan</w:t>
+      </w:r>
+      <w:r>
+        <w:t xml:space="preserve"> </w:t>
+      </w:r>
+      <w:r>
+        <w:t xml:space="preserve">= tahap penelitian yang mengisinya pada skripsi ini.</w:t>
+      </w:r>
+    </w:p>
+    <w:p>
+      <w:pPr>
+        <w:pStyle w:val="FirstParagraph"/>
+      </w:pPr>
+      <w:r>
+        <w:rPr>
+          <w:b/>
+        </w:rPr>
+        <w:t xml:space="preserve">Contoh interpretasi:</w:t>
+      </w:r>
+      <w:r>
+        <w:t xml:space="preserve"> </w:t>
+      </w:r>
+      <w:r>
+        <w:t xml:space="preserve">“</w:t>
+      </w:r>
+      <w:r>
+        <w:t xml:space="preserve">Step 1–2 (</w:t>
+      </w:r>
+      <w:r>
+        <w:rPr>
+          <w:i/>
+        </w:rPr>
+        <w:t xml:space="preserve">Task/Dataset Identification</w:t>
+      </w:r>
+      <w:r>
+        <w:t xml:space="preserve"> </w:t>
+      </w:r>
+      <w:r>
+        <w:t xml:space="preserve">+</w:t>
+      </w:r>
+      <w:r>
+        <w:t xml:space="preserve"> </w:t>
+      </w:r>
+      <w:r>
+        <w:rPr>
+          <w:i/>
+        </w:rPr>
+        <w:t xml:space="preserve">Data Preprocess/Loading</w:t>
+      </w:r>
+      <w:r>
+        <w:t xml:space="preserve">) -&gt; Tahap 1 (Studi Pendahuluan)</w:t>
+      </w:r>
+      <w:r>
+        <w:t xml:space="preserve">”</w:t>
+      </w:r>
+      <w:r>
+        <w:t xml:space="preserve"> </w:t>
+      </w:r>
+      <w:r>
+        <w:t xml:space="preserve">berarti dua</w:t>
+      </w:r>
+      <w:r>
+        <w:t xml:space="preserve"> </w:t>
+      </w:r>
+      <w:r>
+        <w:t xml:space="preserve">langkah pertama MobileAIBench dikerjakan secara terpadu dalam Tahap 1.</w:t>
+      </w:r>
+    </w:p>
+    <w:p>
+      <w:pPr>
+        <w:pStyle w:val="Heading2"/>
+      </w:pPr>
+      <w:bookmarkStart w:id="56" w:name="tabel-iii.1-spesifikasi-perangkat-keras"/>
+      <w:r>
+        <w:t xml:space="preserve">2.2 Tabel III.1 – Spesifikasi Perangkat Keras</w:t>
+      </w:r>
+      <w:bookmarkEnd w:id="56"/>
+    </w:p>
+    <w:p>
+      <w:pPr>
+        <w:pStyle w:val="FirstParagraph"/>
+      </w:pPr>
+      <w:r>
+        <w:rPr>
+          <w:b/>
+        </w:rPr>
+        <w:t xml:space="preserve">Fungsi:</w:t>
+      </w:r>
+      <w:r>
+        <w:t xml:space="preserve"> </w:t>
+      </w:r>
+      <w:r>
+        <w:t xml:space="preserve">Mendokumentasikan dua</w:t>
+      </w:r>
+      <w:r>
+        <w:t xml:space="preserve"> </w:t>
+      </w:r>
+      <w:r>
+        <w:rPr>
+          <w:i/>
+        </w:rPr>
+        <w:t xml:space="preserve">host</w:t>
+      </w:r>
+      <w:r>
+        <w:t xml:space="preserve"> </w:t>
+      </w:r>
+      <w:r>
+        <w:t xml:space="preserve">yang dipakai pada eksperimen.</w:t>
+      </w:r>
+    </w:p>
+    <w:p>
+      <w:pPr>
+        <w:pStyle w:val="BodyText"/>
+      </w:pPr>
+      <w:r>
+        <w:rPr>
+          <w:b/>
+        </w:rPr>
+        <w:t xml:space="preserve">Cara baca:</w:t>
+      </w:r>
+    </w:p>
+    <w:p>
+      <w:pPr>
+        <w:pStyle w:val="BlockText"/>
+      </w:pPr>
+      <w:r>
+        <w:rPr>
+          <w:b/>
+        </w:rPr>
+        <w:t xml:space="preserve">Peran</w:t>
+      </w:r>
+      <w:r>
+        <w:t xml:space="preserve"> </w:t>
+      </w:r>
+      <w:r>
+        <w:t xml:space="preserve">– jenis tugas yang ditangani</w:t>
+      </w:r>
+      <w:r>
+        <w:t xml:space="preserve"> </w:t>
+      </w:r>
+      <w:r>
+        <w:rPr>
+          <w:i/>
+        </w:rPr>
+        <w:t xml:space="preserve">host</w:t>
+      </w:r>
+      <w:r>
+        <w:t xml:space="preserve"> </w:t>
+      </w:r>
+      <w:r>
+        <w:t xml:space="preserve">tersebut (persiapan</w:t>
+      </w:r>
+      <w:r>
+        <w:t xml:space="preserve"> </w:t>
+      </w:r>
+      <w:r>
+        <w:t xml:space="preserve">model &amp; evaluasi akurasi, vs. </w:t>
+      </w:r>
+      <w:r>
+        <w:rPr>
+          <w:i/>
+        </w:rPr>
+        <w:t xml:space="preserve">target deployment</w:t>
+      </w:r>
+      <w:r>
+        <w:t xml:space="preserve">).</w:t>
+      </w:r>
+    </w:p>
+    <w:p>
+      <w:pPr>
+        <w:pStyle w:val="BlockText"/>
+      </w:pPr>
+      <w:r>
+        <w:rPr>
+          <w:b/>
+        </w:rPr>
+        <w:t xml:space="preserve">Komponen</w:t>
+      </w:r>
+      <w:r>
+        <w:t xml:space="preserve"> </w:t>
+      </w:r>
+      <w:r>
+        <w:t xml:space="preserve">– nama komponen perangkat keras.</w:t>
+      </w:r>
+    </w:p>
+    <w:p>
+      <w:pPr>
+        <w:pStyle w:val="BlockText"/>
+      </w:pPr>
+      <w:r>
+        <w:rPr>
+          <w:b/>
+        </w:rPr>
+        <w:t xml:space="preserve">Spesifikasi</w:t>
+      </w:r>
+      <w:r>
+        <w:t xml:space="preserve"> </w:t>
+      </w:r>
+      <w:r>
+        <w:t xml:space="preserve">– detail teknis komponen.</w:t>
+      </w:r>
+    </w:p>
+    <w:p>
+      <w:pPr>
+        <w:pStyle w:val="BlockText"/>
+      </w:pPr>
+      <w:r>
+        <w:rPr>
+          <w:b/>
+        </w:rPr>
+        <w:t xml:space="preserve">Keterangan</w:t>
+      </w:r>
+      <w:r>
+        <w:t xml:space="preserve"> </w:t>
+      </w:r>
+      <w:r>
+        <w:t xml:space="preserve">– catatan tambahan, misalnya mengapa RAM 8 GB jadi</w:t>
+      </w:r>
+      <w:r>
+        <w:t xml:space="preserve"> </w:t>
+      </w:r>
+      <w:r>
+        <w:rPr>
+          <w:i/>
+        </w:rPr>
+        <w:t xml:space="preserve">bottleneck</w:t>
+      </w:r>
+      <w:r>
+        <w:t xml:space="preserve">.</w:t>
+      </w:r>
+    </w:p>
+    <w:p>
+      <w:pPr>
+        <w:pStyle w:val="FirstParagraph"/>
+      </w:pPr>
+      <w:r>
+        <w:rPr>
+          <w:b/>
+        </w:rPr>
+        <w:t xml:space="preserve">Catatan penting:</w:t>
+      </w:r>
+      <w:r>
+        <w:t xml:space="preserve"> </w:t>
+      </w:r>
+      <w:r>
+        <w:t xml:space="preserve">RAM 8 GB pada Tecno Pova 5 menjadi</w:t>
+      </w:r>
+      <w:r>
+        <w:t xml:space="preserve"> </w:t>
+      </w:r>
+      <w:r>
+        <w:rPr>
+          <w:i/>
+        </w:rPr>
+        <w:t xml:space="preserve">limit</w:t>
+      </w:r>
+      <w:r>
+        <w:t xml:space="preserve"> </w:t>
+      </w:r>
+      <w:r>
+        <w:t xml:space="preserve">paling</w:t>
+      </w:r>
+      <w:r>
+        <w:t xml:space="preserve"> </w:t>
+      </w:r>
+      <w:r>
+        <w:t xml:space="preserve">ketat karena memori dipakai bersama OS Android, sehingga eksekusi</w:t>
+      </w:r>
+      <w:r>
+        <w:t xml:space="preserve"> </w:t>
+      </w:r>
+      <w:r>
+        <w:t xml:space="preserve">model FP16 berisiko memicu</w:t>
+      </w:r>
+      <w:r>
+        <w:t xml:space="preserve"> </w:t>
+      </w:r>
+      <w:r>
+        <w:rPr>
+          <w:i/>
+        </w:rPr>
+        <w:t xml:space="preserve">OOM Killer</w:t>
+      </w:r>
+      <w:r>
+        <w:t xml:space="preserve">.</w:t>
+      </w:r>
+    </w:p>
+    <w:p>
+      <w:pPr>
+        <w:pStyle w:val="Heading2"/>
+      </w:pPr>
+      <w:bookmarkStart w:id="57" w:name="tabel-iii.2-spesifikasi-perangkat-lunak"/>
+      <w:r>
+        <w:t xml:space="preserve">2.3 Tabel III.2 – Spesifikasi Perangkat Lunak</w:t>
+      </w:r>
+      <w:bookmarkEnd w:id="57"/>
+    </w:p>
+    <w:p>
+      <w:pPr>
+        <w:pStyle w:val="FirstParagraph"/>
+      </w:pPr>
+      <w:r>
+        <w:rPr>
+          <w:b/>
+        </w:rPr>
+        <w:t xml:space="preserve">Fungsi:</w:t>
+      </w:r>
+      <w:r>
+        <w:t xml:space="preserve"> </w:t>
+      </w:r>
+      <w:r>
+        <w:t xml:space="preserve">Mencantumkan</w:t>
+      </w:r>
+      <w:r>
+        <w:t xml:space="preserve"> </w:t>
+      </w:r>
+      <w:r>
+        <w:rPr>
+          <w:i/>
+        </w:rPr>
+        <w:t xml:space="preserve">toolchain</w:t>
+      </w:r>
+      <w:r>
+        <w:t xml:space="preserve"> </w:t>
+      </w:r>
+      <w:r>
+        <w:t xml:space="preserve">lengkap di kedua</w:t>
+      </w:r>
+      <w:r>
+        <w:t xml:space="preserve"> </w:t>
+      </w:r>
+      <w:r>
+        <w:rPr>
+          <w:i/>
+        </w:rPr>
+        <w:t xml:space="preserve">host</w:t>
+      </w:r>
+      <w:r>
+        <w:t xml:space="preserve">.</w:t>
+      </w:r>
+    </w:p>
+    <w:p>
+      <w:pPr>
+        <w:pStyle w:val="BodyText"/>
+      </w:pPr>
+      <w:r>
+        <w:rPr>
+          <w:b/>
+        </w:rPr>
+        <w:t xml:space="preserve">Cara baca:</w:t>
+      </w:r>
+      <w:r>
+        <w:t xml:space="preserve"> </w:t>
+      </w:r>
+      <w:r>
+        <w:t xml:space="preserve">Sama dengan Tabel III.1, tetapi kolom</w:t>
+      </w:r>
+      <w:r>
+        <w:t xml:space="preserve"> </w:t>
+      </w:r>
+      <w:r>
+        <w:t xml:space="preserve">“</w:t>
+      </w:r>
+      <w:r>
+        <w:t xml:space="preserve">Komponen</w:t>
+      </w:r>
+      <w:r>
+        <w:t xml:space="preserve">”</w:t>
+      </w:r>
+      <w:r>
+        <w:t xml:space="preserve"> </w:t>
+      </w:r>
+      <w:r>
+        <w:t xml:space="preserve">diisi</w:t>
+      </w:r>
+      <w:r>
+        <w:t xml:space="preserve"> </w:t>
+      </w:r>
+      <w:r>
+        <w:t xml:space="preserve">oleh perangkat lunak (sistem operasi,</w:t>
+      </w:r>
+      <w:r>
+        <w:t xml:space="preserve"> </w:t>
+      </w:r>
+      <w:r>
+        <w:rPr>
+          <w:i/>
+        </w:rPr>
+        <w:t xml:space="preserve">library</w:t>
+      </w:r>
+      <w:r>
+        <w:t xml:space="preserve">, skrip).</w:t>
+      </w:r>
+    </w:p>
+    <w:p>
+      <w:pPr>
+        <w:pStyle w:val="BodyText"/>
+      </w:pPr>
+      <w:r>
+        <w:rPr>
+          <w:b/>
+        </w:rPr>
+        <w:t xml:space="preserve">Contoh interpretasi:</w:t>
+      </w:r>
+      <w:r>
+        <w:t xml:space="preserve"> </w:t>
+      </w:r>
+      <w:r>
+        <w:t xml:space="preserve">Baris</w:t>
+      </w:r>
+      <w:r>
+        <w:t xml:space="preserve"> </w:t>
+      </w:r>
+      <w:r>
+        <w:t xml:space="preserve">“</w:t>
+      </w:r>
+      <w:r>
+        <w:t xml:space="preserve">PC persiapan / Konversi &amp; kuantisasi /</w:t>
+      </w:r>
+      <w:r>
+        <w:t xml:space="preserve"> </w:t>
+      </w:r>
+      <w:r>
+        <w:rPr>
+          <w:rStyle w:val="VerbatimChar"/>
+        </w:rPr>
+        <w:t xml:space="preserve">convert_hf_to_gguf.py</w:t>
       </w:r>
       <w:r>
         <w:t xml:space="preserve">,</w:t>
@@ -3082,1657 +4139,512 @@
       </w:r>
       <w:r>
         <w:rPr>
-          <w:i/>
-        </w:rPr>
-        <w:t xml:space="preserve">std</w:t>
-      </w:r>
-      <w:r>
-        <w:t xml:space="preserve">)</w:t>
-      </w:r>
-      <w:bookmarkEnd w:id="50"/>
+          <w:rStyle w:val="VerbatimChar"/>
+        </w:rPr>
+        <w:t xml:space="preserve">./llama-quantize</w:t>
+      </w:r>
+      <w:r>
+        <w:t xml:space="preserve">”</w:t>
+      </w:r>
+      <w:r>
+        <w:t xml:space="preserve"> </w:t>
+      </w:r>
+      <w:r>
+        <w:t xml:space="preserve">menunjukkan bahwa proses</w:t>
+      </w:r>
+      <w:r>
+        <w:t xml:space="preserve"> </w:t>
+      </w:r>
+      <w:r>
+        <w:t xml:space="preserve">konversi</w:t>
+      </w:r>
+      <w:r>
+        <w:t xml:space="preserve"> </w:t>
+      </w:r>
+      <w:r>
+        <w:rPr>
+          <w:rStyle w:val="VerbatimChar"/>
+        </w:rPr>
+        <w:t xml:space="preserve">.safetensors</w:t>
+      </w:r>
+      <w:r>
+        <w:t xml:space="preserve"> </w:t>
+      </w:r>
+      <w:r>
+        <w:t xml:space="preserve">-&gt;</w:t>
+      </w:r>
+      <w:r>
+        <w:t xml:space="preserve"> </w:t>
+      </w:r>
+      <w:r>
+        <w:rPr>
+          <w:rStyle w:val="VerbatimChar"/>
+        </w:rPr>
+        <w:t xml:space="preserve">.gguf</w:t>
+      </w:r>
+      <w:r>
+        <w:t xml:space="preserve"> </w:t>
+      </w:r>
+      <w:r>
+        <w:t xml:space="preserve">dan kuantisasi ke Q5/Q4/Q3_K_M</w:t>
+      </w:r>
+      <w:r>
+        <w:t xml:space="preserve"> </w:t>
+      </w:r>
+      <w:r>
+        <w:t xml:space="preserve">semua dilakukan di PC, bukan di</w:t>
+      </w:r>
+      <w:r>
+        <w:t xml:space="preserve"> </w:t>
+      </w:r>
+      <w:r>
+        <w:rPr>
+          <w:i/>
+        </w:rPr>
+        <w:t xml:space="preserve">smartphone</w:t>
+      </w:r>
+      <w:r>
+        <w:t xml:space="preserve">.</w:t>
+      </w:r>
+    </w:p>
+    <w:p>
+      <w:pPr>
+        <w:pStyle w:val="Heading1"/>
+      </w:pPr>
+      <w:bookmarkStart w:id="58" w:name="bagian-3-panduan-membaca-tabel-bab-iv"/>
+      <w:r>
+        <w:t xml:space="preserve">Bagian 3: Panduan Membaca Tabel BAB IV</w:t>
+      </w:r>
+      <w:bookmarkEnd w:id="58"/>
+    </w:p>
+    <w:p>
+      <w:pPr>
+        <w:pStyle w:val="Heading2"/>
+      </w:pPr>
+      <w:bookmarkStart w:id="59" w:name="tabel-iv.1-reduksi-ukuran-berkas-model"/>
+      <w:r>
+        <w:t xml:space="preserve">3.1 Tabel IV.1 – Reduksi Ukuran Berkas Model</w:t>
+      </w:r>
+      <w:bookmarkEnd w:id="59"/>
     </w:p>
     <w:p>
       <w:pPr>
         <w:pStyle w:val="FirstParagraph"/>
       </w:pPr>
       <w:r>
-        <w:t xml:space="preserve">Rerata = nilai rata-rata dari N pengulangan. Simpangan baku = ukuran</w:t>
-      </w:r>
-      <w:r>
-        <w:t xml:space="preserve"> </w:t>
-      </w:r>
+        <w:rPr>
+          <w:b/>
+        </w:rPr>
+        <w:t xml:space="preserve">Fungsi:</w:t>
+      </w:r>
+      <w:r>
+        <w:t xml:space="preserve"> </w:t>
+      </w:r>
+      <w:r>
+        <w:t xml:space="preserve">Menunjukkan seberapa kecil berkas</w:t>
+      </w:r>
+      <w:r>
+        <w:t xml:space="preserve"> </w:t>
+      </w:r>
+      <w:r>
+        <w:rPr>
+          <w:rStyle w:val="VerbatimChar"/>
+        </w:rPr>
+        <w:t xml:space="preserve">.gguf</w:t>
+      </w:r>
+      <w:r>
+        <w:t xml:space="preserve"> </w:t>
+      </w:r>
+      <w:r>
+        <w:t xml:space="preserve">setelah</w:t>
+      </w:r>
+      <w:r>
+        <w:t xml:space="preserve"> </w:t>
+      </w:r>
+      <w:r>
+        <w:t xml:space="preserve">dikuantisasi.</w:t>
+      </w:r>
+    </w:p>
+    <w:p>
+      <w:pPr>
+        <w:pStyle w:val="BodyText"/>
+      </w:pPr>
+      <w:r>
+        <w:rPr>
+          <w:b/>
+        </w:rPr>
+        <w:t xml:space="preserve">Cara baca:</w:t>
+      </w:r>
+    </w:p>
+    <w:p>
+      <w:pPr>
+        <w:pStyle w:val="BlockText"/>
+      </w:pPr>
+      <w:r>
+        <w:rPr>
+          <w:b/>
+        </w:rPr>
+        <w:t xml:space="preserve">Model Arsitektur</w:t>
+      </w:r>
+      <w:r>
+        <w:t xml:space="preserve"> </w:t>
+      </w:r>
+      <w:r>
+        <w:t xml:space="preserve">– LFM 2.5 atau Qwen 3.5.</w:t>
+      </w:r>
+    </w:p>
+    <w:p>
+      <w:pPr>
+        <w:pStyle w:val="BlockText"/>
+      </w:pPr>
+      <w:r>
+        <w:rPr>
+          <w:b/>
+        </w:rPr>
+        <w:t xml:space="preserve">Presisi / Format</w:t>
+      </w:r>
+      <w:r>
+        <w:t xml:space="preserve"> </w:t>
+      </w:r>
+      <w:r>
+        <w:t xml:space="preserve">– F16, Q5_K_M, Q4_K_M, atau Q3_K_M.</w:t>
+      </w:r>
+    </w:p>
+    <w:p>
+      <w:pPr>
+        <w:pStyle w:val="BlockText"/>
+      </w:pPr>
+      <w:r>
+        <w:rPr>
+          <w:b/>
+        </w:rPr>
+        <w:t xml:space="preserve">Ukuran Berkas</w:t>
+      </w:r>
+      <w:r>
+        <w:t xml:space="preserve"> </w:t>
+      </w:r>
+      <w:r>
+        <w:t xml:space="preserve">– ukuran fisik pada penyimpanan internal.</w:t>
+      </w:r>
+    </w:p>
+    <w:p>
+      <w:pPr>
+        <w:pStyle w:val="BlockText"/>
+      </w:pPr>
+      <w:r>
+        <w:rPr>
+          <w:b/>
+        </w:rPr>
+        <w:t xml:space="preserve">Persentase Reduksi</w:t>
+      </w:r>
+      <w:r>
+        <w:t xml:space="preserve"> </w:t>
+      </w:r>
+      <w:r>
+        <w:t xml:space="preserve">– penurunan ukuran berkas terhadap F16</w:t>
+      </w:r>
+      <w:r>
+        <w:t xml:space="preserve"> </w:t>
+      </w:r>
+      <w:r>
+        <w:rPr>
+          <w:i/>
+        </w:rPr>
+        <w:t xml:space="preserve">baseline</w:t>
+      </w:r>
+      <w:r>
+        <w:t xml:space="preserve"> </w:t>
+      </w:r>
+      <w:r>
+        <w:t xml:space="preserve">keluarga model yang sama.</w:t>
+      </w:r>
+    </w:p>
+    <w:p>
+      <w:pPr>
+        <w:pStyle w:val="FirstParagraph"/>
+      </w:pPr>
+      <w:r>
+        <w:rPr>
+          <w:b/>
+        </w:rPr>
+        <w:t xml:space="preserve">Contoh interpretasi:</w:t>
+      </w:r>
+      <w:r>
+        <w:t xml:space="preserve"> </w:t>
+      </w:r>
+      <w:r>
+        <w:t xml:space="preserve">LFM 2.5 Q4_K_M berukuran 698 MB, turun 68,27%</w:t>
+      </w:r>
+      <w:r>
+        <w:t xml:space="preserve"> </w:t>
+      </w:r>
+      <w:r>
+        <w:t xml:space="preserve">dari F16 yang 2,2 GB. Artinya kuantisasi 4-bit pada LFM menghemat dua</w:t>
+      </w:r>
+      <w:r>
+        <w:t xml:space="preserve"> </w:t>
+      </w:r>
+      <w:r>
+        <w:t xml:space="preserve">pertiga ukuran penyimpanan.</w:t>
+      </w:r>
+    </w:p>
+    <w:p>
+      <w:pPr>
+        <w:pStyle w:val="BodyText"/>
+      </w:pPr>
+      <w:r>
+        <w:rPr>
+          <w:b/>
+        </w:rPr>
+        <w:t xml:space="preserve">Implikasi praktis:</w:t>
+      </w:r>
+      <w:r>
+        <w:t xml:space="preserve"> </w:t>
+      </w:r>
+      <w:r>
+        <w:t xml:space="preserve">Penghematan ini langsung berarti pengguna</w:t>
+      </w:r>
+      <w:r>
+        <w:t xml:space="preserve"> </w:t>
+      </w:r>
+      <w:r>
+        <w:rPr>
+          <w:i/>
+        </w:rPr>
+        <w:t xml:space="preserve">smartphone</w:t>
+      </w:r>
+      <w:r>
+        <w:t xml:space="preserve"> </w:t>
+      </w:r>
+      <w:r>
+        <w:t xml:space="preserve">dengan ROM 64–128 GB bisa menyimpan lebih banyak model</w:t>
+      </w:r>
+      <w:r>
+        <w:t xml:space="preserve"> </w:t>
+      </w:r>
+      <w:r>
+        <w:t xml:space="preserve">sekaligus.</w:t>
+      </w:r>
+    </w:p>
+    <w:p>
+      <w:pPr>
+        <w:pStyle w:val="Heading2"/>
+      </w:pPr>
+      <w:bookmarkStart w:id="60" w:name="Xfa7929f69b4b58b0cea8d82aa4ca5848fa5ba88"/>
+      <w:r>
+        <w:t xml:space="preserve">3.2 Tabel IV.2 – Performa Inferensi (Tabel Terpadat)</w:t>
+      </w:r>
+      <w:bookmarkEnd w:id="60"/>
+    </w:p>
+    <w:p>
+      <w:pPr>
+        <w:pStyle w:val="FirstParagraph"/>
+      </w:pPr>
+      <w:r>
+        <w:rPr>
+          <w:b/>
+        </w:rPr>
+        <w:t xml:space="preserve">Fungsi:</w:t>
+      </w:r>
+      <w:r>
+        <w:t xml:space="preserve"> </w:t>
+      </w:r>
+      <w:r>
+        <w:t xml:space="preserve">Tabel utama BAB IV. Mencatat lima metrik</w:t>
+      </w:r>
+      <w:r>
+        <w:t xml:space="preserve"> </w:t>
+      </w:r>
+      <w:r>
+        <w:rPr>
+          <w:i/>
+        </w:rPr>
+        <w:t xml:space="preserve">hardware</w:t>
+      </w:r>
+      <w:r>
+        <w:t xml:space="preserve"> </w:t>
+      </w:r>
+      <w:r>
+        <w:t xml:space="preserve">untuk</w:t>
+      </w:r>
+      <w:r>
+        <w:t xml:space="preserve"> </w:t>
+      </w:r>
+      <w:r>
+        <w:t xml:space="preserve">delapan varian (4 varian × 2 keluarga model).</w:t>
+      </w:r>
+    </w:p>
+    <w:p>
+      <w:pPr>
+        <w:pStyle w:val="BodyText"/>
+      </w:pPr>
+      <w:r>
+        <w:rPr>
+          <w:b/>
+        </w:rPr>
+        <w:t xml:space="preserve">Kolom-kolomnya:</w:t>
+      </w:r>
+    </w:p>
+    <w:p>
+      <w:pPr>
+        <w:pStyle w:val="BlockText"/>
+      </w:pPr>
+      <w:r>
+        <w:rPr>
+          <w:b/>
+        </w:rPr>
+        <w:t xml:space="preserve">N</w:t>
+      </w:r>
+      <w:r>
+        <w:t xml:space="preserve"> </w:t>
+      </w:r>
+      <w:r>
+        <w:t xml:space="preserve">– jumlah replikasi (selalu 3 pada penelitian ini).</w:t>
+      </w:r>
+    </w:p>
+    <w:p>
+      <w:pPr>
+        <w:pStyle w:val="BlockText"/>
+      </w:pPr>
+      <w:r>
+        <w:rPr>
+          <w:b/>
+        </w:rPr>
+        <w:t xml:space="preserve">Total Waktu (s)</w:t>
+      </w:r>
+      <w:r>
+        <w:t xml:space="preserve"> </w:t>
+      </w:r>
+      <w:r>
+        <w:t xml:space="preserve">– durasi sebuah sesi inferensi dari awal hingga</w:t>
+      </w:r>
+      <w:r>
+        <w:t xml:space="preserve"> </w:t>
+      </w:r>
+      <w:r>
+        <w:t xml:space="preserve">akhir.</w:t>
+      </w:r>
+    </w:p>
+    <w:p>
+      <w:pPr>
+        <w:pStyle w:val="BlockText"/>
+      </w:pPr>
+      <w:r>
+        <w:rPr>
+          <w:b/>
+        </w:rPr>
+        <w:t xml:space="preserve">Prompt Speed (t/s)</w:t>
+      </w:r>
+      <w:r>
+        <w:t xml:space="preserve"> </w:t>
+      </w:r>
+      <w:r>
+        <w:t xml:space="preserve">– kecepatan baca</w:t>
+      </w:r>
+      <w:r>
+        <w:t xml:space="preserve"> </w:t>
+      </w:r>
+      <w:r>
+        <w:rPr>
+          <w:i/>
+        </w:rPr>
+        <w:t xml:space="preserve">prompt</w:t>
+      </w:r>
+      <w:r>
+        <w:t xml:space="preserve"> </w:t>
+      </w:r>
+      <w:r>
+        <w:t xml:space="preserve">(lihat 1.2.3).</w:t>
+      </w:r>
+    </w:p>
+    <w:p>
+      <w:pPr>
+        <w:pStyle w:val="BlockText"/>
+      </w:pPr>
+      <w:r>
+        <w:rPr>
+          <w:b/>
+        </w:rPr>
+        <w:t xml:space="preserve">Gen Speed (t/s)</w:t>
+      </w:r>
+      <w:r>
+        <w:t xml:space="preserve"> </w:t>
+      </w:r>
+      <w:r>
+        <w:t xml:space="preserve">– kecepatan tulis jawaban (lihat 1.2.4).</w:t>
+      </w:r>
+    </w:p>
+    <w:p>
+      <w:pPr>
+        <w:pStyle w:val="BlockText"/>
+      </w:pPr>
+      <w:r>
+        <w:rPr>
+          <w:b/>
+        </w:rPr>
+        <w:t xml:space="preserve">Peak RAM Proses (MB)</w:t>
+      </w:r>
+      <w:r>
+        <w:t xml:space="preserve"> </w:t>
+      </w:r>
+      <w:r>
+        <w:t xml:space="preserve">– konsumsi RAM puncak (lihat 1.2.1).</w:t>
+      </w:r>
+    </w:p>
+    <w:p>
+      <w:pPr>
+        <w:pStyle w:val="BlockText"/>
+      </w:pPr>
+      <w:r>
+        <w:rPr>
+          <w:b/>
+        </w:rPr>
+        <w:t xml:space="preserve">CPU Peak (%)</w:t>
+      </w:r>
+      <w:r>
+        <w:t xml:space="preserve"> </w:t>
+      </w:r>
+      <w:r>
+        <w:t xml:space="preserve">– beban CPU puncak (lihat 1.2.2; skala 0–600%).</w:t>
+      </w:r>
+    </w:p>
+    <w:p>
+      <w:pPr>
+        <w:pStyle w:val="FirstParagraph"/>
+      </w:pPr>
+      <w:r>
+        <w:rPr>
+          <w:b/>
+        </w:rPr>
+        <w:t xml:space="preserve">Cara membaca satu baris (contoh: LFM 2.5 Q4_K_M):</w:t>
+      </w:r>
+    </w:p>
+    <w:p>
+      <w:pPr>
+        <w:pStyle w:val="BlockText"/>
+      </w:pPr>
       <w:r>
         <w:t xml:space="preserve">“</w:t>
       </w:r>
       <w:r>
-        <w:t xml:space="preserve">sebaran</w:t>
+        <w:t xml:space="preserve">3 | 7,33 | 43,67 | 13,67 | 1.452,97 | 299,33</w:t>
       </w:r>
       <w:r>
         <w:t xml:space="preserve">”</w:t>
       </w:r>
-      <w:r>
-        <w:t xml:space="preserve"> </w:t>
-      </w:r>
-      <w:r>
-        <w:t xml:space="preserve">data di sekitar rerata. Notasi pada tabel:</w:t>
-      </w:r>
-      <w:r>
-        <w:t xml:space="preserve"> </w:t>
-      </w:r>
-      <w:r>
-        <w:rPr>
-          <w:b/>
-        </w:rPr>
-        <w:t xml:space="preserve">rerata ± std</w:t>
-      </w:r>
-      <w:r>
-        <w:t xml:space="preserve">.</w:t>
-      </w:r>
-    </w:p>
-    <w:p>
-      <w:pPr>
-        <w:pStyle w:val="BodyText"/>
-      </w:pPr>
-      <w:r>
-        <w:rPr>
-          <w:b/>
-        </w:rPr>
-        <w:t xml:space="preserve">Contoh:</w:t>
-      </w:r>
-      <w:r>
-        <w:t xml:space="preserve"> </w:t>
-      </w:r>
-      <w:r>
-        <w:t xml:space="preserve">Gen TPS LFM 2.5 Q4_K_M = 13,67 ± 0,24 t/s artinya</w:t>
-      </w:r>
-      <w:r>
-        <w:t xml:space="preserve"> </w:t>
-      </w:r>
-      <w:r>
-        <w:t xml:space="preserve">rata-rata 13,67 t/s, dengan std 0,24 t/s. Std kecil = data konsisten;</w:t>
-      </w:r>
-      <w:r>
-        <w:t xml:space="preserve"> </w:t>
-      </w:r>
-      <w:r>
-        <w:t xml:space="preserve">std besar = data bervariasi antar pengulangan.</w:t>
-      </w:r>
-    </w:p>
-    <w:p>
-      <w:pPr>
-        <w:pStyle w:val="Heading3"/>
-      </w:pPr>
-      <w:bookmarkStart w:id="51" w:name="t-test-welchs-t-test"/>
-      <w:r>
-        <w:t xml:space="preserve">1.4.3</w:t>
-      </w:r>
-      <w:r>
-        <w:t xml:space="preserve"> </w:t>
-      </w:r>
-      <w:r>
-        <w:rPr>
-          <w:i/>
-        </w:rPr>
-        <w:t xml:space="preserve">t-test</w:t>
-      </w:r>
-      <w:r>
-        <w:t xml:space="preserve"> </w:t>
-      </w:r>
-      <w:r>
-        <w:t xml:space="preserve">/</w:t>
-      </w:r>
-      <w:r>
-        <w:t xml:space="preserve"> </w:t>
-      </w:r>
-      <w:r>
-        <w:rPr>
-          <w:i/>
-        </w:rPr>
-        <w:t xml:space="preserve">Welch’s t-test</w:t>
-      </w:r>
-      <w:bookmarkEnd w:id="51"/>
     </w:p>
     <w:p>
       <w:pPr>
         <w:pStyle w:val="FirstParagraph"/>
       </w:pPr>
       <w:r>
-        <w:t xml:space="preserve">Uji statistik untuk menentukan apakah</w:t>
-      </w:r>
-      <w:r>
-        <w:t xml:space="preserve"> </w:t>
-      </w:r>
-      <w:r>
-        <w:rPr>
-          <w:b/>
-        </w:rPr>
-        <w:t xml:space="preserve">dua rerata</w:t>
-      </w:r>
-      <w:r>
-        <w:t xml:space="preserve"> </w:t>
-      </w:r>
-      <w:r>
-        <w:t xml:space="preserve">berbeda secara</w:t>
-      </w:r>
-      <w:r>
-        <w:t xml:space="preserve"> </w:t>
-      </w:r>
-      <w:r>
-        <w:t xml:space="preserve">nyata atau hanya kebetulan.</w:t>
-      </w:r>
-      <w:r>
-        <w:t xml:space="preserve"> </w:t>
-      </w:r>
-      <w:r>
-        <w:rPr>
-          <w:i/>
-        </w:rPr>
-        <w:t xml:space="preserve">Welch’s t-test</w:t>
-      </w:r>
-      <w:r>
-        <w:t xml:space="preserve"> </w:t>
-      </w:r>
-      <w:r>
-        <w:t xml:space="preserve">adalah varian yang tidak</w:t>
-      </w:r>
-      <w:r>
-        <w:t xml:space="preserve"> </w:t>
-      </w:r>
-      <w:r>
-        <w:t xml:space="preserve">mengasumsikan kedua kelompok punya variansi yang sama, sehingga lebih</w:t>
-      </w:r>
-      <w:r>
-        <w:t xml:space="preserve"> </w:t>
-      </w:r>
-      <w:r>
-        <w:rPr>
-          <w:b/>
-        </w:rPr>
-        <w:t xml:space="preserve">konservatif</w:t>
-      </w:r>
-      <w:r>
-        <w:t xml:space="preserve"> </w:t>
-      </w:r>
-      <w:r>
-        <w:t xml:space="preserve">(lebih sulit menyatakan</w:t>
-      </w:r>
-      <w:r>
-        <w:t xml:space="preserve"> </w:t>
-      </w:r>
-      <w:r>
-        <w:t xml:space="preserve">“</w:t>
-      </w:r>
-      <w:r>
-        <w:t xml:space="preserve">berbeda nyata</w:t>
-      </w:r>
-      <w:r>
-        <w:t xml:space="preserve">”</w:t>
-      </w:r>
-      <w:r>
-        <w:t xml:space="preserve">) dibanding</w:t>
-      </w:r>
-      <w:r>
-        <w:t xml:space="preserve"> </w:t>
-      </w:r>
-      <w:r>
-        <w:rPr>
-          <w:i/>
-        </w:rPr>
-        <w:t xml:space="preserve">t-test</w:t>
-      </w:r>
-      <w:r>
-        <w:t xml:space="preserve"> </w:t>
-      </w:r>
-      <w:r>
-        <w:t xml:space="preserve">klasik. Penelitian ini memakai</w:t>
-      </w:r>
-      <w:r>
-        <w:t xml:space="preserve"> </w:t>
-      </w:r>
-      <w:r>
-        <w:rPr>
-          <w:i/>
-        </w:rPr>
-        <w:t xml:space="preserve">Welch’s t-test</w:t>
-      </w:r>
-      <w:r>
-        <w:t xml:space="preserve"> </w:t>
-      </w:r>
-      <w:r>
-        <w:t xml:space="preserve">dengan taraf</w:t>
-      </w:r>
-      <w:r>
-        <w:t xml:space="preserve"> </w:t>
-      </w:r>
-      <w:r>
-        <w:t xml:space="preserve">signifikansi</w:t>
-      </w:r>
-      <w:r>
-        <w:t xml:space="preserve"> </w:t>
-      </w:r>
-      <w:r>
-        <w:rPr>
-          <w:b/>
-        </w:rPr>
-        <w:t xml:space="preserve">α = 0,05</w:t>
-      </w:r>
-      <w:r>
-        <w:t xml:space="preserve">.</w:t>
-      </w:r>
-    </w:p>
-    <w:p>
-      <w:pPr>
-        <w:pStyle w:val="Heading3"/>
-      </w:pPr>
-      <w:bookmarkStart w:id="52" w:name="anova-analysis-of-variance"/>
-      <w:r>
-        <w:t xml:space="preserve">1.4.4 ANOVA (</w:t>
-      </w:r>
-      <w:r>
-        <w:rPr>
-          <w:i/>
-        </w:rPr>
-        <w:t xml:space="preserve">Analysis of Variance</w:t>
-      </w:r>
-      <w:r>
-        <w:t xml:space="preserve">)</w:t>
-      </w:r>
-      <w:bookmarkEnd w:id="52"/>
-    </w:p>
-    <w:p>
-      <w:pPr>
-        <w:pStyle w:val="FirstParagraph"/>
-      </w:pPr>
-      <w:r>
-        <w:t xml:space="preserve">Uji statistik untuk menentukan apakah</w:t>
-      </w:r>
-      <w:r>
-        <w:t xml:space="preserve"> </w:t>
-      </w:r>
-      <w:r>
-        <w:rPr>
-          <w:b/>
-        </w:rPr>
-        <w:t xml:space="preserve">tiga atau lebih kelompok</w:t>
-      </w:r>
-      <w:r>
-        <w:t xml:space="preserve"> </w:t>
-      </w:r>
-      <w:r>
-        <w:t xml:space="preserve">secara keseluruhan punya rerata yang berbeda. Hasilnya berupa nilai</w:t>
-      </w:r>
-      <w:r>
-        <w:t xml:space="preserve"> </w:t>
-      </w:r>
-      <w:r>
-        <w:rPr>
-          <w:b/>
-        </w:rPr>
-        <w:t xml:space="preserve">F</w:t>
-      </w:r>
-      <w:r>
-        <w:t xml:space="preserve"> </w:t>
-      </w:r>
-      <w:r>
-        <w:t xml:space="preserve">dan</w:t>
-      </w:r>
-      <w:r>
-        <w:t xml:space="preserve"> </w:t>
-      </w:r>
-      <w:r>
-        <w:rPr>
-          <w:b/>
-        </w:rPr>
-        <w:t xml:space="preserve">p-value</w:t>
-      </w:r>
-      <w:r>
-        <w:t xml:space="preserve">. Pada penelitian ini, ANOVA dipakai untuk menilai</w:t>
-      </w:r>
-      <w:r>
-        <w:t xml:space="preserve"> </w:t>
-      </w:r>
-      <w:r>
-        <w:t xml:space="preserve">apakah keempat varian (F16, Q5, Q4, Q3) secara keseluruhan benar-benar</w:t>
-      </w:r>
-      <w:r>
-        <w:t xml:space="preserve"> </w:t>
-      </w:r>
-      <w:r>
-        <w:t xml:space="preserve">beda.</w:t>
-      </w:r>
-    </w:p>
-    <w:p>
-      <w:pPr>
-        <w:pStyle w:val="Heading3"/>
-      </w:pPr>
-      <w:bookmarkStart w:id="53" w:name="p-value-nilai-p"/>
-      <w:r>
-        <w:t xml:space="preserve">1.4.5</w:t>
-      </w:r>
-      <w:r>
-        <w:t xml:space="preserve"> </w:t>
-      </w:r>
-      <w:r>
-        <w:rPr>
-          <w:i/>
-        </w:rPr>
-        <w:t xml:space="preserve">p-value</w:t>
-      </w:r>
-      <w:r>
-        <w:t xml:space="preserve"> </w:t>
-      </w:r>
-      <w:r>
-        <w:t xml:space="preserve">(Nilai</w:t>
-      </w:r>
-      <w:r>
-        <w:t xml:space="preserve"> </w:t>
-      </w:r>
-      <w:r>
-        <w:rPr>
-          <w:i/>
-        </w:rPr>
-        <w:t xml:space="preserve">p</w:t>
-      </w:r>
-      <w:r>
-        <w:t xml:space="preserve">)</w:t>
-      </w:r>
-      <w:bookmarkEnd w:id="53"/>
-    </w:p>
-    <w:p>
-      <w:pPr>
-        <w:pStyle w:val="FirstParagraph"/>
-      </w:pPr>
-      <w:r>
-        <w:t xml:space="preserve">Probabilitas (skala 0–1) bahwa perbedaan rerata yang teramati hanyalah</w:t>
-      </w:r>
-      <w:r>
-        <w:t xml:space="preserve"> </w:t>
-      </w:r>
-      <w:r>
-        <w:rPr>
-          <w:b/>
-        </w:rPr>
-        <w:t xml:space="preserve">kebetulan</w:t>
-      </w:r>
-      <w:r>
-        <w:t xml:space="preserve">.</w:t>
-      </w:r>
-    </w:p>
-    <w:p>
-      <w:pPr>
-        <w:pStyle w:val="BlockText"/>
-      </w:pPr>
-      <w:r>
-        <w:rPr>
-          <w:b/>
-        </w:rPr>
-        <w:t xml:space="preserve">p &lt; 0,05</w:t>
-      </w:r>
-      <w:r>
-        <w:t xml:space="preserve"> </w:t>
-      </w:r>
-      <w:r>
-        <w:t xml:space="preserve">-&gt; perbedaan dianggap</w:t>
-      </w:r>
-      <w:r>
-        <w:t xml:space="preserve"> </w:t>
-      </w:r>
-      <w:r>
-        <w:rPr>
-          <w:b/>
-        </w:rPr>
-        <w:t xml:space="preserve">nyata</w:t>
-      </w:r>
-      <w:r>
-        <w:t xml:space="preserve"> </w:t>
-      </w:r>
-      <w:r>
-        <w:t xml:space="preserve">secara statistik</w:t>
-      </w:r>
-      <w:r>
-        <w:t xml:space="preserve"> </w:t>
-      </w:r>
-      <w:r>
-        <w:t xml:space="preserve">(signifikan), ditandai dengan dua bintang</w:t>
-      </w:r>
-      <w:r>
-        <w:t xml:space="preserve"> </w:t>
-      </w:r>
-      <w:r>
-        <w:rPr>
-          <w:rStyle w:val="VerbatimChar"/>
-        </w:rPr>
-        <w:t xml:space="preserve">**</w:t>
-      </w:r>
-      <w:r>
-        <w:t xml:space="preserve">.</w:t>
-      </w:r>
-    </w:p>
-    <w:p>
-      <w:pPr>
-        <w:pStyle w:val="BlockText"/>
-      </w:pPr>
-      <w:r>
-        <w:rPr>
-          <w:b/>
-        </w:rPr>
-        <w:t xml:space="preserve">p ≥ 0,05</w:t>
-      </w:r>
-      <w:r>
-        <w:t xml:space="preserve"> </w:t>
-      </w:r>
-      <w:r>
-        <w:t xml:space="preserve">-&gt; perbedaan belum cukup bukti untuk dinyatakan nyata,</w:t>
-      </w:r>
-      <w:r>
-        <w:t xml:space="preserve"> </w:t>
-      </w:r>
-      <w:r>
-        <w:t xml:space="preserve">ditandai dengan</w:t>
-      </w:r>
-      <w:r>
-        <w:t xml:space="preserve"> </w:t>
-      </w:r>
-      <w:r>
-        <w:rPr>
-          <w:rStyle w:val="VerbatimChar"/>
-        </w:rPr>
-        <w:t xml:space="preserve">n.s.</w:t>
-      </w:r>
-      <w:r>
-        <w:t xml:space="preserve"> </w:t>
-      </w:r>
-      <w:r>
-        <w:t xml:space="preserve">(</w:t>
-      </w:r>
-      <w:r>
-        <w:rPr>
-          <w:i/>
-        </w:rPr>
-        <w:t xml:space="preserve">not significant</w:t>
-      </w:r>
-      <w:r>
-        <w:t xml:space="preserve">).</w:t>
-      </w:r>
-    </w:p>
-    <w:p>
-      <w:pPr>
-        <w:pStyle w:val="FirstParagraph"/>
-      </w:pPr>
-      <w:r>
-        <w:rPr>
-          <w:b/>
-        </w:rPr>
-        <w:t xml:space="preserve">Analogi:</w:t>
-      </w:r>
-      <w:r>
-        <w:t xml:space="preserve"> </w:t>
-      </w:r>
-      <w:r>
-        <w:t xml:space="preserve">Bayangkan kamu melempar dadu dan keluar angka 6 sebanyak</w:t>
-      </w:r>
-      <w:r>
-        <w:t xml:space="preserve"> </w:t>
-      </w:r>
-      <w:r>
-        <w:t xml:space="preserve">tiga kali berturut-turut. Apakah dadu curang atau hanya kebetulan?</w:t>
-      </w:r>
-      <w:r>
-        <w:t xml:space="preserve"> </w:t>
-      </w:r>
-      <w:r>
-        <w:rPr>
-          <w:i/>
-        </w:rPr>
-        <w:t xml:space="preserve">p-value</w:t>
-      </w:r>
-      <w:r>
-        <w:t xml:space="preserve"> </w:t>
-      </w:r>
-      <w:r>
-        <w:t xml:space="preserve">adalah peluang dadu jujur tetapi tetap menghasilkan tiga</w:t>
-      </w:r>
-      <w:r>
-        <w:t xml:space="preserve"> </w:t>
-      </w:r>
-      <w:r>
-        <w:t xml:space="preserve">angka 6 berturut-turut. Kalau peluangnya kurang dari 5%, kita berani</w:t>
-      </w:r>
-      <w:r>
-        <w:t xml:space="preserve"> </w:t>
-      </w:r>
-      <w:r>
-        <w:t xml:space="preserve">menyatakan dadu memang curang.</w:t>
-      </w:r>
-    </w:p>
-    <w:p>
-      <w:pPr>
-        <w:pStyle w:val="Heading3"/>
-      </w:pPr>
-      <w:bookmarkStart w:id="54" w:name="notasi-pada-tabel-iv.8-dan-iv.9"/>
-      <w:r>
-        <w:t xml:space="preserve">1.4.6 Notasi pada Tabel IV.8 dan IV.9</w:t>
-      </w:r>
-      <w:bookmarkEnd w:id="54"/>
-    </w:p>
-    <w:p>
-      <w:pPr>
-        <w:pStyle w:val="FirstParagraph"/>
-      </w:pPr>
-      <w:r>
-        <w:t xml:space="preserve">Pada tabel statistik:</w:t>
-      </w:r>
-    </w:p>
-    <w:p>
-      <w:pPr>
-        <w:pStyle w:val="BlockText"/>
-      </w:pPr>
-      <w:r>
-        <w:rPr>
-          <w:rStyle w:val="VerbatimChar"/>
-        </w:rPr>
-        <w:t xml:space="preserve">p &lt; 0,001 **</w:t>
-      </w:r>
-      <w:r>
-        <w:t xml:space="preserve"> </w:t>
-      </w:r>
-      <w:r>
-        <w:t xml:space="preserve">artinya perbedaan</w:t>
-      </w:r>
-      <w:r>
-        <w:t xml:space="preserve"> </w:t>
-      </w:r>
-      <w:r>
-        <w:rPr>
-          <w:b/>
-        </w:rPr>
-        <w:t xml:space="preserve">sangat meyakinkan</w:t>
-      </w:r>
-      <w:r>
-        <w:t xml:space="preserve"> </w:t>
-      </w:r>
-      <w:r>
-        <w:t xml:space="preserve">(peluang</w:t>
-      </w:r>
-      <w:r>
-        <w:t xml:space="preserve"> </w:t>
-      </w:r>
-      <w:r>
-        <w:t xml:space="preserve">kebetulan kurang dari 0,1%).</w:t>
-      </w:r>
-    </w:p>
-    <w:p>
-      <w:pPr>
-        <w:pStyle w:val="BlockText"/>
-      </w:pPr>
-      <w:r>
-        <w:rPr>
-          <w:rStyle w:val="VerbatimChar"/>
-        </w:rPr>
-        <w:t xml:space="preserve">p = 0,024 **</w:t>
-      </w:r>
-      <w:r>
-        <w:t xml:space="preserve"> </w:t>
-      </w:r>
-      <w:r>
-        <w:t xml:space="preserve">artinya perbedaan</w:t>
-      </w:r>
-      <w:r>
-        <w:t xml:space="preserve"> </w:t>
-      </w:r>
-      <w:r>
-        <w:rPr>
-          <w:b/>
-        </w:rPr>
-        <w:t xml:space="preserve">meyakinkan</w:t>
-      </w:r>
-      <w:r>
-        <w:t xml:space="preserve"> </w:t>
-      </w:r>
-      <w:r>
-        <w:t xml:space="preserve">(peluang kebetulan</w:t>
-      </w:r>
-      <w:r>
-        <w:t xml:space="preserve"> </w:t>
-      </w:r>
-      <w:r>
-        <w:t xml:space="preserve">2,4%).</w:t>
-      </w:r>
-    </w:p>
-    <w:p>
-      <w:pPr>
-        <w:pStyle w:val="BlockText"/>
-      </w:pPr>
-      <w:r>
-        <w:rPr>
-          <w:rStyle w:val="VerbatimChar"/>
-        </w:rPr>
-        <w:t xml:space="preserve">p = 0,548 (n.s.)</w:t>
-      </w:r>
-      <w:r>
-        <w:t xml:space="preserve"> </w:t>
-      </w:r>
-      <w:r>
-        <w:t xml:space="preserve">artinya perbedaan</w:t>
-      </w:r>
-      <w:r>
-        <w:t xml:space="preserve"> </w:t>
-      </w:r>
-      <w:r>
-        <w:rPr>
-          <w:b/>
-        </w:rPr>
-        <w:t xml:space="preserve">tidak meyakinkan</w:t>
-      </w:r>
-      <w:r>
-        <w:t xml:space="preserve"> </w:t>
-      </w:r>
-      <w:r>
-        <w:t xml:space="preserve">(peluang</w:t>
-      </w:r>
-      <w:r>
-        <w:t xml:space="preserve"> </w:t>
-      </w:r>
-      <w:r>
-        <w:t xml:space="preserve">kebetulan 54,8%).</w:t>
-      </w:r>
-    </w:p>
-    <w:p>
-      <w:pPr>
-        <w:pStyle w:val="FirstParagraph"/>
-      </w:pPr>
-      <w:r>
-        <w:t xml:space="preserve">Kolom</w:t>
-      </w:r>
-      <w:r>
-        <w:t xml:space="preserve"> </w:t>
-      </w:r>
-      <w:r>
-        <w:rPr>
-          <w:b/>
-        </w:rPr>
-        <w:t xml:space="preserve">Ringkasan</w:t>
-      </w:r>
-      <w:r>
-        <w:t xml:space="preserve"> </w:t>
-      </w:r>
-      <w:r>
-        <w:t xml:space="preserve">di ujung kanan menjelaskan hasil tiap baris dalam</w:t>
-      </w:r>
-      <w:r>
-        <w:t xml:space="preserve"> </w:t>
-      </w:r>
-      <w:r>
-        <w:t xml:space="preserve">satu kalimat, agar tabel cepat dibaca tanpa harus menerjemahkan angka</w:t>
-      </w:r>
-      <w:r>
-        <w:t xml:space="preserve"> </w:t>
-      </w:r>
-      <w:r>
-        <w:rPr>
-          <w:i/>
-        </w:rPr>
-        <w:t xml:space="preserve">p</w:t>
-      </w:r>
-      <w:r>
-        <w:t xml:space="preserve"> </w:t>
-      </w:r>
-      <w:r>
-        <w:t xml:space="preserve">secara manual.</w:t>
-      </w:r>
-    </w:p>
-    <w:p>
-      <w:pPr>
-        <w:pStyle w:val="Heading1"/>
-      </w:pPr>
-      <w:bookmarkStart w:id="55" w:name="bagian-2-panduan-membaca-tabel-bab-iii"/>
-      <w:r>
-        <w:t xml:space="preserve">Bagian 2: Panduan Membaca Tabel BAB III</w:t>
-      </w:r>
-      <w:bookmarkEnd w:id="55"/>
-    </w:p>
-    <w:p>
-      <w:pPr>
-        <w:pStyle w:val="Heading2"/>
-      </w:pPr>
-      <w:bookmarkStart w:id="56" w:name="X81a94866b11fd7c4c1077283b5a6ead7163f31a"/>
-      <w:r>
-        <w:t xml:space="preserve">2.1 Tabel III.0 – Pemetaan Langkah MobileAIBench ke Tahap Penelitian</w:t>
-      </w:r>
-      <w:bookmarkEnd w:id="56"/>
-    </w:p>
-    <w:p>
-      <w:pPr>
-        <w:pStyle w:val="FirstParagraph"/>
-      </w:pPr>
-      <w:r>
-        <w:rPr>
-          <w:b/>
-        </w:rPr>
-        <w:t xml:space="preserve">Fungsi:</w:t>
-      </w:r>
-      <w:r>
-        <w:t xml:space="preserve"> </w:t>
-      </w:r>
-      <w:r>
-        <w:t xml:space="preserve">Menjelaskan bagaimana lima tahap penelitian ini (Sub-bab</w:t>
-      </w:r>
-      <w:r>
-        <w:t xml:space="preserve"> </w:t>
-      </w:r>
-      <w:r>
-        <w:t xml:space="preserve">3.1) sejalan dengan kerangka</w:t>
-      </w:r>
-      <w:r>
-        <w:t xml:space="preserve"> </w:t>
-      </w:r>
-      <w:r>
-        <w:rPr>
-          <w:i/>
-        </w:rPr>
-        <w:t xml:space="preserve">workflow</w:t>
-      </w:r>
-      <w:r>
-        <w:t xml:space="preserve"> </w:t>
-      </w:r>
-      <w:r>
-        <w:t xml:space="preserve">enam langkah MobileAIBench</w:t>
-      </w:r>
-      <w:r>
-        <w:t xml:space="preserve"> </w:t>
-      </w:r>
-      <w:r>
-        <w:t xml:space="preserve">(Murthy dkk., 2024).</w:t>
-      </w:r>
-    </w:p>
-    <w:p>
-      <w:pPr>
-        <w:pStyle w:val="BodyText"/>
-      </w:pPr>
-      <w:r>
-        <w:rPr>
-          <w:b/>
-        </w:rPr>
-        <w:t xml:space="preserve">Cara baca:</w:t>
-      </w:r>
-    </w:p>
-    <w:p>
-      <w:pPr>
-        <w:pStyle w:val="BlockText"/>
-      </w:pPr>
-      <w:r>
-        <w:rPr>
-          <w:b/>
-        </w:rPr>
-        <w:t xml:space="preserve">Kolom kiri</w:t>
-      </w:r>
-      <w:r>
-        <w:t xml:space="preserve"> </w:t>
-      </w:r>
-      <w:r>
-        <w:t xml:space="preserve">= nama langkah pada</w:t>
-      </w:r>
-      <w:r>
-        <w:t xml:space="preserve"> </w:t>
-      </w:r>
-      <w:r>
-        <w:rPr>
-          <w:i/>
-        </w:rPr>
-        <w:t xml:space="preserve">workflow</w:t>
-      </w:r>
-      <w:r>
-        <w:t xml:space="preserve"> </w:t>
-      </w:r>
-      <w:r>
-        <w:t xml:space="preserve">MobileAIBench.</w:t>
-      </w:r>
-    </w:p>
-    <w:p>
-      <w:pPr>
-        <w:pStyle w:val="BlockText"/>
-      </w:pPr>
-      <w:r>
-        <w:rPr>
-          <w:b/>
-        </w:rPr>
-        <w:t xml:space="preserve">Kolom kanan</w:t>
-      </w:r>
-      <w:r>
-        <w:t xml:space="preserve"> </w:t>
-      </w:r>
-      <w:r>
-        <w:t xml:space="preserve">= tahap penelitian yang mengisinya pada skripsi ini.</w:t>
-      </w:r>
-    </w:p>
-    <w:p>
-      <w:pPr>
-        <w:pStyle w:val="FirstParagraph"/>
-      </w:pPr>
-      <w:r>
-        <w:rPr>
-          <w:b/>
-        </w:rPr>
-        <w:t xml:space="preserve">Contoh interpretasi:</w:t>
-      </w:r>
-      <w:r>
-        <w:t xml:space="preserve"> </w:t>
-      </w:r>
-      <w:r>
-        <w:t xml:space="preserve">“</w:t>
-      </w:r>
-      <w:r>
-        <w:t xml:space="preserve">Step 1–2 (</w:t>
-      </w:r>
-      <w:r>
-        <w:rPr>
-          <w:i/>
-        </w:rPr>
-        <w:t xml:space="preserve">Task/Dataset Identification</w:t>
-      </w:r>
-      <w:r>
-        <w:t xml:space="preserve"> </w:t>
-      </w:r>
-      <w:r>
-        <w:t xml:space="preserve">+</w:t>
-      </w:r>
-      <w:r>
-        <w:t xml:space="preserve"> </w:t>
-      </w:r>
-      <w:r>
-        <w:rPr>
-          <w:i/>
-        </w:rPr>
-        <w:t xml:space="preserve">Data Preprocess/Loading</w:t>
-      </w:r>
-      <w:r>
-        <w:t xml:space="preserve">) -&gt; Tahap 1 (Studi Pendahuluan)</w:t>
-      </w:r>
-      <w:r>
-        <w:t xml:space="preserve">”</w:t>
-      </w:r>
-      <w:r>
-        <w:t xml:space="preserve"> </w:t>
-      </w:r>
-      <w:r>
-        <w:t xml:space="preserve">berarti dua</w:t>
-      </w:r>
-      <w:r>
-        <w:t xml:space="preserve"> </w:t>
-      </w:r>
-      <w:r>
-        <w:t xml:space="preserve">langkah pertama MobileAIBench dikerjakan secara terpadu dalam Tahap 1.</w:t>
-      </w:r>
-    </w:p>
-    <w:p>
-      <w:pPr>
-        <w:pStyle w:val="Heading2"/>
-      </w:pPr>
-      <w:bookmarkStart w:id="57" w:name="tabel-iii.1-spesifikasi-perangkat-keras"/>
-      <w:r>
-        <w:t xml:space="preserve">2.2 Tabel III.1 – Spesifikasi Perangkat Keras</w:t>
-      </w:r>
-      <w:bookmarkEnd w:id="57"/>
-    </w:p>
-    <w:p>
-      <w:pPr>
-        <w:pStyle w:val="FirstParagraph"/>
-      </w:pPr>
-      <w:r>
-        <w:rPr>
-          <w:b/>
-        </w:rPr>
-        <w:t xml:space="preserve">Fungsi:</w:t>
-      </w:r>
-      <w:r>
-        <w:t xml:space="preserve"> </w:t>
-      </w:r>
-      <w:r>
-        <w:t xml:space="preserve">Mendokumentasikan dua</w:t>
-      </w:r>
-      <w:r>
-        <w:t xml:space="preserve"> </w:t>
-      </w:r>
-      <w:r>
-        <w:rPr>
-          <w:i/>
-        </w:rPr>
-        <w:t xml:space="preserve">host</w:t>
-      </w:r>
-      <w:r>
-        <w:t xml:space="preserve"> </w:t>
-      </w:r>
-      <w:r>
-        <w:t xml:space="preserve">yang dipakai pada eksperimen.</w:t>
-      </w:r>
-    </w:p>
-    <w:p>
-      <w:pPr>
-        <w:pStyle w:val="BodyText"/>
-      </w:pPr>
-      <w:r>
-        <w:rPr>
-          <w:b/>
-        </w:rPr>
-        <w:t xml:space="preserve">Cara baca:</w:t>
-      </w:r>
-    </w:p>
-    <w:p>
-      <w:pPr>
-        <w:pStyle w:val="BlockText"/>
-      </w:pPr>
-      <w:r>
-        <w:rPr>
-          <w:b/>
-        </w:rPr>
-        <w:t xml:space="preserve">Peran</w:t>
-      </w:r>
-      <w:r>
-        <w:t xml:space="preserve"> </w:t>
-      </w:r>
-      <w:r>
-        <w:t xml:space="preserve">– jenis tugas yang ditangani</w:t>
-      </w:r>
-      <w:r>
-        <w:t xml:space="preserve"> </w:t>
-      </w:r>
-      <w:r>
-        <w:rPr>
-          <w:i/>
-        </w:rPr>
-        <w:t xml:space="preserve">host</w:t>
-      </w:r>
-      <w:r>
-        <w:t xml:space="preserve"> </w:t>
-      </w:r>
-      <w:r>
-        <w:t xml:space="preserve">tersebut (persiapan</w:t>
-      </w:r>
-      <w:r>
-        <w:t xml:space="preserve"> </w:t>
-      </w:r>
-      <w:r>
-        <w:t xml:space="preserve">model &amp; evaluasi akurasi, vs. </w:t>
-      </w:r>
-      <w:r>
-        <w:rPr>
-          <w:i/>
-        </w:rPr>
-        <w:t xml:space="preserve">target deployment</w:t>
-      </w:r>
-      <w:r>
-        <w:t xml:space="preserve">).</w:t>
-      </w:r>
-    </w:p>
-    <w:p>
-      <w:pPr>
-        <w:pStyle w:val="BlockText"/>
-      </w:pPr>
-      <w:r>
-        <w:rPr>
-          <w:b/>
-        </w:rPr>
-        <w:t xml:space="preserve">Komponen</w:t>
-      </w:r>
-      <w:r>
-        <w:t xml:space="preserve"> </w:t>
-      </w:r>
-      <w:r>
-        <w:t xml:space="preserve">– nama komponen perangkat keras.</w:t>
-      </w:r>
-    </w:p>
-    <w:p>
-      <w:pPr>
-        <w:pStyle w:val="BlockText"/>
-      </w:pPr>
-      <w:r>
-        <w:rPr>
-          <w:b/>
-        </w:rPr>
-        <w:t xml:space="preserve">Spesifikasi</w:t>
-      </w:r>
-      <w:r>
-        <w:t xml:space="preserve"> </w:t>
-      </w:r>
-      <w:r>
-        <w:t xml:space="preserve">– detail teknis komponen.</w:t>
-      </w:r>
-    </w:p>
-    <w:p>
-      <w:pPr>
-        <w:pStyle w:val="BlockText"/>
-      </w:pPr>
-      <w:r>
-        <w:rPr>
-          <w:b/>
-        </w:rPr>
-        <w:t xml:space="preserve">Keterangan</w:t>
-      </w:r>
-      <w:r>
-        <w:t xml:space="preserve"> </w:t>
-      </w:r>
-      <w:r>
-        <w:t xml:space="preserve">– catatan tambahan, misalnya mengapa RAM 8 GB jadi</w:t>
-      </w:r>
-      <w:r>
-        <w:t xml:space="preserve"> </w:t>
-      </w:r>
-      <w:r>
-        <w:rPr>
-          <w:i/>
-        </w:rPr>
-        <w:t xml:space="preserve">bottleneck</w:t>
-      </w:r>
-      <w:r>
-        <w:t xml:space="preserve">.</w:t>
-      </w:r>
-    </w:p>
-    <w:p>
-      <w:pPr>
-        <w:pStyle w:val="FirstParagraph"/>
-      </w:pPr>
-      <w:r>
-        <w:rPr>
-          <w:b/>
-        </w:rPr>
-        <w:t xml:space="preserve">Catatan penting:</w:t>
-      </w:r>
-      <w:r>
-        <w:t xml:space="preserve"> </w:t>
-      </w:r>
-      <w:r>
-        <w:t xml:space="preserve">RAM 8 GB pada Tecno Pova 5 menjadi</w:t>
-      </w:r>
-      <w:r>
-        <w:t xml:space="preserve"> </w:t>
-      </w:r>
-      <w:r>
-        <w:rPr>
-          <w:i/>
-        </w:rPr>
-        <w:t xml:space="preserve">limit</w:t>
-      </w:r>
-      <w:r>
-        <w:t xml:space="preserve"> </w:t>
-      </w:r>
-      <w:r>
-        <w:t xml:space="preserve">paling</w:t>
-      </w:r>
-      <w:r>
-        <w:t xml:space="preserve"> </w:t>
-      </w:r>
-      <w:r>
-        <w:t xml:space="preserve">ketat karena memori dipakai bersama OS Android, sehingga eksekusi</w:t>
-      </w:r>
-      <w:r>
-        <w:t xml:space="preserve"> </w:t>
-      </w:r>
-      <w:r>
-        <w:t xml:space="preserve">model FP16 berisiko memicu</w:t>
-      </w:r>
-      <w:r>
-        <w:t xml:space="preserve"> </w:t>
-      </w:r>
-      <w:r>
-        <w:rPr>
-          <w:i/>
-        </w:rPr>
-        <w:t xml:space="preserve">OOM Killer</w:t>
-      </w:r>
-      <w:r>
-        <w:t xml:space="preserve">.</w:t>
-      </w:r>
-    </w:p>
-    <w:p>
-      <w:pPr>
-        <w:pStyle w:val="Heading2"/>
-      </w:pPr>
-      <w:bookmarkStart w:id="58" w:name="tabel-iii.2-spesifikasi-perangkat-lunak"/>
-      <w:r>
-        <w:t xml:space="preserve">2.3 Tabel III.2 – Spesifikasi Perangkat Lunak</w:t>
-      </w:r>
-      <w:bookmarkEnd w:id="58"/>
-    </w:p>
-    <w:p>
-      <w:pPr>
-        <w:pStyle w:val="FirstParagraph"/>
-      </w:pPr>
-      <w:r>
-        <w:rPr>
-          <w:b/>
-        </w:rPr>
-        <w:t xml:space="preserve">Fungsi:</w:t>
-      </w:r>
-      <w:r>
-        <w:t xml:space="preserve"> </w:t>
-      </w:r>
-      <w:r>
-        <w:t xml:space="preserve">Mencantumkan</w:t>
-      </w:r>
-      <w:r>
-        <w:t xml:space="preserve"> </w:t>
-      </w:r>
-      <w:r>
-        <w:rPr>
-          <w:i/>
-        </w:rPr>
-        <w:t xml:space="preserve">toolchain</w:t>
-      </w:r>
-      <w:r>
-        <w:t xml:space="preserve"> </w:t>
-      </w:r>
-      <w:r>
-        <w:t xml:space="preserve">lengkap di kedua</w:t>
-      </w:r>
-      <w:r>
-        <w:t xml:space="preserve"> </w:t>
-      </w:r>
-      <w:r>
-        <w:rPr>
-          <w:i/>
-        </w:rPr>
-        <w:t xml:space="preserve">host</w:t>
-      </w:r>
-      <w:r>
-        <w:t xml:space="preserve">.</w:t>
-      </w:r>
-    </w:p>
-    <w:p>
-      <w:pPr>
-        <w:pStyle w:val="BodyText"/>
-      </w:pPr>
-      <w:r>
-        <w:rPr>
-          <w:b/>
-        </w:rPr>
-        <w:t xml:space="preserve">Cara baca:</w:t>
-      </w:r>
-      <w:r>
-        <w:t xml:space="preserve"> </w:t>
-      </w:r>
-      <w:r>
-        <w:t xml:space="preserve">Sama dengan Tabel III.1, tetapi kolom</w:t>
-      </w:r>
-      <w:r>
-        <w:t xml:space="preserve"> </w:t>
-      </w:r>
-      <w:r>
-        <w:t xml:space="preserve">“</w:t>
-      </w:r>
-      <w:r>
-        <w:t xml:space="preserve">Komponen</w:t>
-      </w:r>
-      <w:r>
-        <w:t xml:space="preserve">”</w:t>
-      </w:r>
-      <w:r>
-        <w:t xml:space="preserve"> </w:t>
-      </w:r>
-      <w:r>
-        <w:t xml:space="preserve">diisi</w:t>
-      </w:r>
-      <w:r>
-        <w:t xml:space="preserve"> </w:t>
-      </w:r>
-      <w:r>
-        <w:t xml:space="preserve">oleh perangkat lunak (sistem operasi,</w:t>
-      </w:r>
-      <w:r>
-        <w:t xml:space="preserve"> </w:t>
-      </w:r>
-      <w:r>
-        <w:rPr>
-          <w:i/>
-        </w:rPr>
-        <w:t xml:space="preserve">library</w:t>
-      </w:r>
-      <w:r>
-        <w:t xml:space="preserve">, skrip).</w:t>
-      </w:r>
-    </w:p>
-    <w:p>
-      <w:pPr>
-        <w:pStyle w:val="BodyText"/>
-      </w:pPr>
-      <w:r>
-        <w:rPr>
-          <w:b/>
-        </w:rPr>
-        <w:t xml:space="preserve">Contoh interpretasi:</w:t>
-      </w:r>
-      <w:r>
-        <w:t xml:space="preserve"> </w:t>
-      </w:r>
-      <w:r>
-        <w:t xml:space="preserve">Baris</w:t>
-      </w:r>
-      <w:r>
-        <w:t xml:space="preserve"> </w:t>
-      </w:r>
-      <w:r>
-        <w:t xml:space="preserve">“</w:t>
-      </w:r>
-      <w:r>
-        <w:t xml:space="preserve">PC persiapan / Konversi &amp; kuantisasi /</w:t>
-      </w:r>
-      <w:r>
-        <w:t xml:space="preserve"> </w:t>
-      </w:r>
-      <w:r>
-        <w:rPr>
-          <w:rStyle w:val="VerbatimChar"/>
-        </w:rPr>
-        <w:t xml:space="preserve">convert_hf_to_gguf.py</w:t>
-      </w:r>
-      <w:r>
-        <w:t xml:space="preserve">,</w:t>
-      </w:r>
-      <w:r>
-        <w:t xml:space="preserve"> </w:t>
-      </w:r>
-      <w:r>
-        <w:rPr>
-          <w:rStyle w:val="VerbatimChar"/>
-        </w:rPr>
-        <w:t xml:space="preserve">./llama-quantize</w:t>
-      </w:r>
-      <w:r>
-        <w:t xml:space="preserve">”</w:t>
-      </w:r>
-      <w:r>
-        <w:t xml:space="preserve"> </w:t>
-      </w:r>
-      <w:r>
-        <w:t xml:space="preserve">menunjukkan bahwa proses</w:t>
-      </w:r>
-      <w:r>
-        <w:t xml:space="preserve"> </w:t>
-      </w:r>
-      <w:r>
-        <w:t xml:space="preserve">konversi</w:t>
-      </w:r>
-      <w:r>
-        <w:t xml:space="preserve"> </w:t>
-      </w:r>
-      <w:r>
-        <w:rPr>
-          <w:rStyle w:val="VerbatimChar"/>
-        </w:rPr>
-        <w:t xml:space="preserve">.safetensors</w:t>
-      </w:r>
-      <w:r>
-        <w:t xml:space="preserve"> </w:t>
-      </w:r>
-      <w:r>
-        <w:t xml:space="preserve">-&gt;</w:t>
-      </w:r>
-      <w:r>
-        <w:t xml:space="preserve"> </w:t>
-      </w:r>
-      <w:r>
-        <w:rPr>
-          <w:rStyle w:val="VerbatimChar"/>
-        </w:rPr>
-        <w:t xml:space="preserve">.gguf</w:t>
-      </w:r>
-      <w:r>
-        <w:t xml:space="preserve"> </w:t>
-      </w:r>
-      <w:r>
-        <w:t xml:space="preserve">dan kuantisasi ke Q5/Q4/Q3_K_M</w:t>
-      </w:r>
-      <w:r>
-        <w:t xml:space="preserve"> </w:t>
-      </w:r>
-      <w:r>
-        <w:t xml:space="preserve">semua dilakukan di PC, bukan di</w:t>
-      </w:r>
-      <w:r>
-        <w:t xml:space="preserve"> </w:t>
-      </w:r>
-      <w:r>
-        <w:rPr>
-          <w:i/>
-        </w:rPr>
-        <w:t xml:space="preserve">smartphone</w:t>
-      </w:r>
-      <w:r>
-        <w:t xml:space="preserve">.</w:t>
-      </w:r>
-    </w:p>
-    <w:p>
-      <w:pPr>
-        <w:pStyle w:val="Heading1"/>
-      </w:pPr>
-      <w:bookmarkStart w:id="59" w:name="bagian-3-panduan-membaca-tabel-bab-iv"/>
-      <w:r>
-        <w:t xml:space="preserve">Bagian 3: Panduan Membaca Tabel BAB IV</w:t>
-      </w:r>
-      <w:bookmarkEnd w:id="59"/>
-    </w:p>
-    <w:p>
-      <w:pPr>
-        <w:pStyle w:val="Heading2"/>
-      </w:pPr>
-      <w:bookmarkStart w:id="60" w:name="tabel-iv.1-reduksi-ukuran-berkas-model"/>
-      <w:r>
-        <w:t xml:space="preserve">3.1 Tabel IV.1 – Reduksi Ukuran Berkas Model</w:t>
-      </w:r>
-      <w:bookmarkEnd w:id="60"/>
-    </w:p>
-    <w:p>
-      <w:pPr>
-        <w:pStyle w:val="FirstParagraph"/>
-      </w:pPr>
-      <w:r>
-        <w:rPr>
-          <w:b/>
-        </w:rPr>
-        <w:t xml:space="preserve">Fungsi:</w:t>
-      </w:r>
-      <w:r>
-        <w:t xml:space="preserve"> </w:t>
-      </w:r>
-      <w:r>
-        <w:t xml:space="preserve">Menunjukkan seberapa kecil berkas</w:t>
-      </w:r>
-      <w:r>
-        <w:t xml:space="preserve"> </w:t>
-      </w:r>
-      <w:r>
-        <w:rPr>
-          <w:rStyle w:val="VerbatimChar"/>
-        </w:rPr>
-        <w:t xml:space="preserve">.gguf</w:t>
-      </w:r>
-      <w:r>
-        <w:t xml:space="preserve"> </w:t>
-      </w:r>
-      <w:r>
-        <w:t xml:space="preserve">setelah</w:t>
-      </w:r>
-      <w:r>
-        <w:t xml:space="preserve"> </w:t>
-      </w:r>
-      <w:r>
-        <w:t xml:space="preserve">dikuantisasi.</w:t>
-      </w:r>
-    </w:p>
-    <w:p>
-      <w:pPr>
-        <w:pStyle w:val="BodyText"/>
-      </w:pPr>
-      <w:r>
-        <w:rPr>
-          <w:b/>
-        </w:rPr>
-        <w:t xml:space="preserve">Cara baca:</w:t>
-      </w:r>
-    </w:p>
-    <w:p>
-      <w:pPr>
-        <w:pStyle w:val="BlockText"/>
-      </w:pPr>
-      <w:r>
-        <w:rPr>
-          <w:b/>
-        </w:rPr>
-        <w:t xml:space="preserve">Model Arsitektur</w:t>
-      </w:r>
-      <w:r>
-        <w:t xml:space="preserve"> </w:t>
-      </w:r>
-      <w:r>
-        <w:t xml:space="preserve">– LFM 2.5 atau Qwen 3.5.</w:t>
-      </w:r>
-    </w:p>
-    <w:p>
-      <w:pPr>
-        <w:pStyle w:val="BlockText"/>
-      </w:pPr>
-      <w:r>
-        <w:rPr>
-          <w:b/>
-        </w:rPr>
-        <w:t xml:space="preserve">Presisi / Format</w:t>
-      </w:r>
-      <w:r>
-        <w:t xml:space="preserve"> </w:t>
-      </w:r>
-      <w:r>
-        <w:t xml:space="preserve">– F16, Q5_K_M, Q4_K_M, atau Q3_K_M.</w:t>
-      </w:r>
-    </w:p>
-    <w:p>
-      <w:pPr>
-        <w:pStyle w:val="BlockText"/>
-      </w:pPr>
-      <w:r>
-        <w:rPr>
-          <w:b/>
-        </w:rPr>
-        <w:t xml:space="preserve">Ukuran Berkas</w:t>
-      </w:r>
-      <w:r>
-        <w:t xml:space="preserve"> </w:t>
-      </w:r>
-      <w:r>
-        <w:t xml:space="preserve">– ukuran fisik pada penyimpanan internal.</w:t>
-      </w:r>
-    </w:p>
-    <w:p>
-      <w:pPr>
-        <w:pStyle w:val="BlockText"/>
-      </w:pPr>
-      <w:r>
-        <w:rPr>
-          <w:b/>
-        </w:rPr>
-        <w:t xml:space="preserve">Persentase Reduksi</w:t>
-      </w:r>
-      <w:r>
-        <w:t xml:space="preserve"> </w:t>
-      </w:r>
-      <w:r>
-        <w:t xml:space="preserve">– penurunan ukuran berkas terhadap F16</w:t>
-      </w:r>
-      <w:r>
-        <w:t xml:space="preserve"> </w:t>
-      </w:r>
-      <w:r>
-        <w:rPr>
-          <w:i/>
-        </w:rPr>
-        <w:t xml:space="preserve">baseline</w:t>
-      </w:r>
-      <w:r>
-        <w:t xml:space="preserve"> </w:t>
-      </w:r>
-      <w:r>
-        <w:t xml:space="preserve">keluarga model yang sama.</w:t>
-      </w:r>
-    </w:p>
-    <w:p>
-      <w:pPr>
-        <w:pStyle w:val="FirstParagraph"/>
-      </w:pPr>
-      <w:r>
-        <w:rPr>
-          <w:b/>
-        </w:rPr>
-        <w:t xml:space="preserve">Contoh interpretasi:</w:t>
-      </w:r>
-      <w:r>
-        <w:t xml:space="preserve"> </w:t>
-      </w:r>
-      <w:r>
-        <w:t xml:space="preserve">LFM 2.5 Q4_K_M berukuran 698 MB, turun 68,27%</w:t>
-      </w:r>
-      <w:r>
-        <w:t xml:space="preserve"> </w:t>
-      </w:r>
-      <w:r>
-        <w:t xml:space="preserve">dari F16 yang 2,2 GB. Artinya kuantisasi 4-bit pada LFM menghemat dua</w:t>
-      </w:r>
-      <w:r>
-        <w:t xml:space="preserve"> </w:t>
-      </w:r>
-      <w:r>
-        <w:t xml:space="preserve">pertiga ukuran penyimpanan.</w:t>
-      </w:r>
-    </w:p>
-    <w:p>
-      <w:pPr>
-        <w:pStyle w:val="BodyText"/>
-      </w:pPr>
-      <w:r>
-        <w:rPr>
-          <w:b/>
-        </w:rPr>
-        <w:t xml:space="preserve">Implikasi praktis:</w:t>
-      </w:r>
-      <w:r>
-        <w:t xml:space="preserve"> </w:t>
-      </w:r>
-      <w:r>
-        <w:t xml:space="preserve">Penghematan ini langsung berarti pengguna</w:t>
-      </w:r>
-      <w:r>
-        <w:t xml:space="preserve"> </w:t>
-      </w:r>
-      <w:r>
-        <w:rPr>
-          <w:i/>
-        </w:rPr>
-        <w:t xml:space="preserve">smartphone</w:t>
-      </w:r>
-      <w:r>
-        <w:t xml:space="preserve"> </w:t>
-      </w:r>
-      <w:r>
-        <w:t xml:space="preserve">dengan ROM 64–128 GB bisa menyimpan lebih banyak model</w:t>
-      </w:r>
-      <w:r>
-        <w:t xml:space="preserve"> </w:t>
-      </w:r>
-      <w:r>
-        <w:t xml:space="preserve">sekaligus.</w:t>
-      </w:r>
-    </w:p>
-    <w:p>
-      <w:pPr>
-        <w:pStyle w:val="Heading2"/>
-      </w:pPr>
-      <w:bookmarkStart w:id="61" w:name="Xfa7929f69b4b58b0cea8d82aa4ca5848fa5ba88"/>
-      <w:r>
-        <w:t xml:space="preserve">3.2 Tabel IV.2 – Performa Inferensi (Tabel Terpadat)</w:t>
-      </w:r>
-      <w:bookmarkEnd w:id="61"/>
-    </w:p>
-    <w:p>
-      <w:pPr>
-        <w:pStyle w:val="FirstParagraph"/>
-      </w:pPr>
-      <w:r>
-        <w:rPr>
-          <w:b/>
-        </w:rPr>
-        <w:t xml:space="preserve">Fungsi:</w:t>
-      </w:r>
-      <w:r>
-        <w:t xml:space="preserve"> </w:t>
-      </w:r>
-      <w:r>
-        <w:t xml:space="preserve">Tabel utama BAB IV. Mencatat lima metrik</w:t>
-      </w:r>
-      <w:r>
-        <w:t xml:space="preserve"> </w:t>
-      </w:r>
-      <w:r>
-        <w:rPr>
-          <w:i/>
-        </w:rPr>
-        <w:t xml:space="preserve">hardware</w:t>
-      </w:r>
-      <w:r>
-        <w:t xml:space="preserve"> </w:t>
-      </w:r>
-      <w:r>
-        <w:t xml:space="preserve">untuk</w:t>
-      </w:r>
-      <w:r>
-        <w:t xml:space="preserve"> </w:t>
-      </w:r>
-      <w:r>
-        <w:t xml:space="preserve">delapan varian (4 varian × 2 keluarga model).</w:t>
-      </w:r>
-    </w:p>
-    <w:p>
-      <w:pPr>
-        <w:pStyle w:val="BodyText"/>
-      </w:pPr>
-      <w:r>
-        <w:rPr>
-          <w:b/>
-        </w:rPr>
-        <w:t xml:space="preserve">Kolom-kolomnya:</w:t>
-      </w:r>
-    </w:p>
-    <w:p>
-      <w:pPr>
-        <w:pStyle w:val="BlockText"/>
-      </w:pPr>
-      <w:r>
-        <w:rPr>
-          <w:b/>
-        </w:rPr>
-        <w:t xml:space="preserve">N</w:t>
-      </w:r>
-      <w:r>
-        <w:t xml:space="preserve"> </w:t>
-      </w:r>
-      <w:r>
-        <w:t xml:space="preserve">– jumlah replikasi (selalu 3 pada penelitian ini).</w:t>
-      </w:r>
-    </w:p>
-    <w:p>
-      <w:pPr>
-        <w:pStyle w:val="BlockText"/>
-      </w:pPr>
-      <w:r>
-        <w:rPr>
-          <w:b/>
-        </w:rPr>
-        <w:t xml:space="preserve">Total Waktu (s)</w:t>
-      </w:r>
-      <w:r>
-        <w:t xml:space="preserve"> </w:t>
-      </w:r>
-      <w:r>
-        <w:t xml:space="preserve">– durasi sebuah sesi inferensi dari awal hingga</w:t>
-      </w:r>
-      <w:r>
-        <w:t xml:space="preserve"> </w:t>
-      </w:r>
-      <w:r>
-        <w:t xml:space="preserve">akhir.</w:t>
-      </w:r>
-    </w:p>
-    <w:p>
-      <w:pPr>
-        <w:pStyle w:val="BlockText"/>
-      </w:pPr>
-      <w:r>
-        <w:rPr>
-          <w:b/>
-        </w:rPr>
-        <w:t xml:space="preserve">Prompt Speed (t/s)</w:t>
-      </w:r>
-      <w:r>
-        <w:t xml:space="preserve"> </w:t>
-      </w:r>
-      <w:r>
-        <w:t xml:space="preserve">– kecepatan baca</w:t>
+        <w:t xml:space="preserve">Artinya: dari tiga ulangan pengujian, sesi inferensi rata-rata selesai</w:t>
+      </w:r>
+      <w:r>
+        <w:t xml:space="preserve"> </w:t>
+      </w:r>
+      <w:r>
+        <w:t xml:space="preserve">dalam 7,33 detik, model membaca</w:t>
       </w:r>
       <w:r>
         <w:t xml:space="preserve"> </w:t>
@@ -4747,117 +4659,6 @@
         <w:t xml:space="preserve"> </w:t>
       </w:r>
       <w:r>
-        <w:t xml:space="preserve">(lihat 1.2.3).</w:t>
-      </w:r>
-    </w:p>
-    <w:p>
-      <w:pPr>
-        <w:pStyle w:val="BlockText"/>
-      </w:pPr>
-      <w:r>
-        <w:rPr>
-          <w:b/>
-        </w:rPr>
-        <w:t xml:space="preserve">Gen Speed (t/s)</w:t>
-      </w:r>
-      <w:r>
-        <w:t xml:space="preserve"> </w:t>
-      </w:r>
-      <w:r>
-        <w:t xml:space="preserve">– kecepatan tulis jawaban (lihat 1.2.4).</w:t>
-      </w:r>
-    </w:p>
-    <w:p>
-      <w:pPr>
-        <w:pStyle w:val="BlockText"/>
-      </w:pPr>
-      <w:r>
-        <w:rPr>
-          <w:b/>
-        </w:rPr>
-        <w:t xml:space="preserve">Peak RAM Proses (MB)</w:t>
-      </w:r>
-      <w:r>
-        <w:t xml:space="preserve"> </w:t>
-      </w:r>
-      <w:r>
-        <w:t xml:space="preserve">– konsumsi RAM puncak (lihat 1.2.1).</w:t>
-      </w:r>
-    </w:p>
-    <w:p>
-      <w:pPr>
-        <w:pStyle w:val="BlockText"/>
-      </w:pPr>
-      <w:r>
-        <w:rPr>
-          <w:b/>
-        </w:rPr>
-        <w:t xml:space="preserve">CPU Peak (%)</w:t>
-      </w:r>
-      <w:r>
-        <w:t xml:space="preserve"> </w:t>
-      </w:r>
-      <w:r>
-        <w:t xml:space="preserve">– beban CPU puncak (lihat 1.2.2; skala 0–600%).</w:t>
-      </w:r>
-    </w:p>
-    <w:p>
-      <w:pPr>
-        <w:pStyle w:val="FirstParagraph"/>
-      </w:pPr>
-      <w:r>
-        <w:rPr>
-          <w:b/>
-        </w:rPr>
-        <w:t xml:space="preserve">Cara membaca satu baris (contoh: LFM 2.5 Q4_K_M):</w:t>
-      </w:r>
-    </w:p>
-    <w:p>
-      <w:pPr>
-        <w:pStyle w:val="BlockText"/>
-      </w:pPr>
-      <w:r>
-        <w:t xml:space="preserve">“</w:t>
-      </w:r>
-      <w:r>
-        <w:t xml:space="preserve">3 | 7,33 ± 0,47 | 43,67 ± 2,38 | 13,67 ± 0,24 | 1.452,97 ± 14,15</w:t>
-      </w:r>
-      <w:r>
-        <w:t xml:space="preserve"> </w:t>
-      </w:r>
-      <w:r>
-        <w:t xml:space="preserve">| 299,33 ± 19,69</w:t>
-      </w:r>
-      <w:r>
-        <w:t xml:space="preserve">”</w:t>
-      </w:r>
-    </w:p>
-    <w:p>
-      <w:pPr>
-        <w:pStyle w:val="FirstParagraph"/>
-      </w:pPr>
-      <w:r>
-        <w:t xml:space="preserve">Artinya: pada 3 kali pengulangan, sesi inferensi rata-rata selesai</w:t>
-      </w:r>
-      <w:r>
-        <w:t xml:space="preserve"> </w:t>
-      </w:r>
-      <w:r>
-        <w:t xml:space="preserve">dalam 7,33 detik, model membaca</w:t>
-      </w:r>
-      <w:r>
-        <w:t xml:space="preserve"> </w:t>
-      </w:r>
-      <w:r>
-        <w:rPr>
-          <w:i/>
-        </w:rPr>
-        <w:t xml:space="preserve">prompt</w:t>
-      </w:r>
-      <w:r>
-        <w:t xml:space="preserve"> </w:t>
-      </w:r>
-      <w:r>
         <w:t xml:space="preserve">di 43,67 t/s, menulis jawaban</w:t>
       </w:r>
       <w:r>
@@ -4885,13 +4686,13 @@
         <w:t xml:space="preserve"> </w:t>
       </w:r>
       <w:r>
-        <w:t xml:space="preserve">aktif penuh). Std-nya kecil (mis. 0,47 detik) berarti</w:t>
-      </w:r>
-      <w:r>
-        <w:t xml:space="preserve"> </w:t>
-      </w:r>
-      <w:r>
-        <w:t xml:space="preserve">hasil ketiga pengulangan konsisten.</w:t>
+        <w:t xml:space="preserve">aktif penuh). Seluruh nilai pada Tabel IV.2 adalah</w:t>
+      </w:r>
+      <w:r>
+        <w:t xml:space="preserve"> </w:t>
+      </w:r>
+      <w:r>
+        <w:t xml:space="preserve">rerata dari tiga ulangan.</w:t>
       </w:r>
     </w:p>
     <w:p>
@@ -5025,7 +4826,7 @@
       <w:pPr>
         <w:pStyle w:val="Heading2"/>
       </w:pPr>
-      <w:bookmarkStart w:id="62" w:name="tabel-iv.3-perplexity-ppl"/>
+      <w:bookmarkStart w:id="61" w:name="tabel-iv.3-perplexity-ppl"/>
       <w:r>
         <w:t xml:space="preserve">3.3 Tabel IV.3 –</w:t>
       </w:r>
@@ -5044,6 +4845,154 @@
       <w:r>
         <w:t xml:space="preserve">(PPL)</w:t>
       </w:r>
+      <w:bookmarkEnd w:id="61"/>
+    </w:p>
+    <w:p>
+      <w:pPr>
+        <w:pStyle w:val="FirstParagraph"/>
+      </w:pPr>
+      <w:r>
+        <w:rPr>
+          <w:b/>
+        </w:rPr>
+        <w:t xml:space="preserve">Fungsi:</w:t>
+      </w:r>
+      <w:r>
+        <w:t xml:space="preserve"> </w:t>
+      </w:r>
+      <w:r>
+        <w:t xml:space="preserve">Mengukur degradasi linguistik akibat kuantisasi pada</w:t>
+      </w:r>
+      <w:r>
+        <w:t xml:space="preserve"> </w:t>
+      </w:r>
+      <w:r>
+        <w:t xml:space="preserve">dataset WikiText-2.</w:t>
+      </w:r>
+    </w:p>
+    <w:p>
+      <w:pPr>
+        <w:pStyle w:val="BodyText"/>
+      </w:pPr>
+      <w:r>
+        <w:rPr>
+          <w:b/>
+        </w:rPr>
+        <w:t xml:space="preserve">Cara baca:</w:t>
+      </w:r>
+      <w:r>
+        <w:t xml:space="preserve"> </w:t>
+      </w:r>
+      <w:r>
+        <w:t xml:space="preserve">Kolom-kolomnya adalah varian (F16 sampai Q3_K_M), dan</w:t>
+      </w:r>
+      <w:r>
+        <w:t xml:space="preserve"> </w:t>
+      </w:r>
+      <w:r>
+        <w:t xml:space="preserve">baris-barisnya adalah dua keluarga model.</w:t>
+      </w:r>
+      <w:r>
+        <w:t xml:space="preserve"> </w:t>
+      </w:r>
+      <w:r>
+        <w:rPr>
+          <w:b/>
+        </w:rPr>
+        <w:t xml:space="preserve">Nilai kecil = model lebih</w:t>
+      </w:r>
+      <w:r>
+        <w:rPr>
+          <w:b/>
+        </w:rPr>
+        <w:t xml:space="preserve"> </w:t>
+      </w:r>
+      <w:r>
+        <w:rPr>
+          <w:b/>
+        </w:rPr>
+        <w:t xml:space="preserve">“</w:t>
+      </w:r>
+      <w:r>
+        <w:rPr>
+          <w:b/>
+        </w:rPr>
+        <w:t xml:space="preserve">pintar</w:t>
+      </w:r>
+      <w:r>
+        <w:rPr>
+          <w:b/>
+        </w:rPr>
+        <w:t xml:space="preserve">”</w:t>
+      </w:r>
+      <w:r>
+        <w:rPr>
+          <w:b/>
+        </w:rPr>
+        <w:t xml:space="preserve"> </w:t>
+      </w:r>
+      <w:r>
+        <w:rPr>
+          <w:b/>
+        </w:rPr>
+        <w:t xml:space="preserve">memahami bahasa</w:t>
+      </w:r>
+      <w:r>
+        <w:t xml:space="preserve">.</w:t>
+      </w:r>
+    </w:p>
+    <w:p>
+      <w:pPr>
+        <w:pStyle w:val="BodyText"/>
+      </w:pPr>
+      <w:r>
+        <w:rPr>
+          <w:b/>
+        </w:rPr>
+        <w:t xml:space="preserve">Contoh interpretasi:</w:t>
+      </w:r>
+      <w:r>
+        <w:t xml:space="preserve"> </w:t>
+      </w:r>
+      <w:r>
+        <w:t xml:space="preserve">LFM 2.5 PPL naik dari 12,6829 (F16) menjadi</w:t>
+      </w:r>
+      <w:r>
+        <w:t xml:space="preserve"> </w:t>
+      </w:r>
+      <w:r>
+        <w:t xml:space="preserve">14,5135 (Q3_K_M). Pelebaran 1,83 poin ini relatif kecil di atas</w:t>
+      </w:r>
+      <w:r>
+        <w:t xml:space="preserve"> </w:t>
+      </w:r>
+      <w:r>
+        <w:rPr>
+          <w:i/>
+        </w:rPr>
+        <w:t xml:space="preserve">baseline</w:t>
+      </w:r>
+      <w:r>
+        <w:t xml:space="preserve"> </w:t>
+      </w:r>
+      <w:r>
+        <w:t xml:space="preserve">yang sudah 12 poin, sehingga degradasi linguistik LFM</w:t>
+      </w:r>
+      <w:r>
+        <w:t xml:space="preserve"> </w:t>
+      </w:r>
+      <w:r>
+        <w:t xml:space="preserve">secara umum masih dapat diterima.</w:t>
+      </w:r>
+    </w:p>
+    <w:p>
+      <w:pPr>
+        <w:pStyle w:val="Heading2"/>
+      </w:pPr>
+      <w:bookmarkStart w:id="62" w:name="tabel-iv.4-akurasi-lfm-2.5"/>
+      <w:r>
+        <w:t xml:space="preserve">3.4 Tabel IV.4 – Akurasi LFM 2.5</w:t>
+      </w:r>
       <w:bookmarkEnd w:id="62"/>
     </w:p>
     <w:p>
@@ -5060,13 +5009,22 @@
         <w:t xml:space="preserve"> </w:t>
       </w:r>
       <w:r>
-        <w:t xml:space="preserve">Mengukur degradasi linguistik akibat kuantisasi pada</w:t>
-      </w:r>
-      <w:r>
-        <w:t xml:space="preserve"> </w:t>
-      </w:r>
-      <w:r>
-        <w:t xml:space="preserve">dataset WikiText-2.</w:t>
+        <w:t xml:space="preserve">Mencatat akurasi LFM 2.5 pada empat</w:t>
+      </w:r>
+      <w:r>
+        <w:t xml:space="preserve"> </w:t>
+      </w:r>
+      <w:r>
+        <w:rPr>
+          <w:i/>
+        </w:rPr>
+        <w:t xml:space="preserve">benchmark</w:t>
+      </w:r>
+      <w:r>
+        <w:t xml:space="preserve"> </w:t>
+      </w:r>
+      <w:r>
+        <w:t xml:space="preserve">kognitif.</w:t>
       </w:r>
     </w:p>
     <w:p>
@@ -5079,62 +5037,372 @@
         </w:rPr>
         <w:t xml:space="preserve">Cara baca:</w:t>
       </w:r>
-      <w:r>
-        <w:t xml:space="preserve"> </w:t>
-      </w:r>
-      <w:r>
-        <w:t xml:space="preserve">Kolom-kolomnya adalah varian (F16 sampai Q3_K_M), dan</w:t>
-      </w:r>
-      <w:r>
-        <w:t xml:space="preserve"> </w:t>
-      </w:r>
-      <w:r>
-        <w:t xml:space="preserve">baris-barisnya adalah dua keluarga model.</w:t>
-      </w:r>
-      <w:r>
-        <w:t xml:space="preserve"> </w:t>
-      </w:r>
-      <w:r>
-        <w:rPr>
-          <w:b/>
-        </w:rPr>
-        <w:t xml:space="preserve">Nilai kecil = model lebih</w:t>
-      </w:r>
-      <w:r>
-        <w:rPr>
-          <w:b/>
-        </w:rPr>
-        <w:t xml:space="preserve"> </w:t>
-      </w:r>
-      <w:r>
-        <w:rPr>
-          <w:b/>
-        </w:rPr>
-        <w:t xml:space="preserve">“</w:t>
-      </w:r>
-      <w:r>
-        <w:rPr>
-          <w:b/>
-        </w:rPr>
-        <w:t xml:space="preserve">pintar</w:t>
-      </w:r>
-      <w:r>
-        <w:rPr>
-          <w:b/>
-        </w:rPr>
-        <w:t xml:space="preserve">”</w:t>
-      </w:r>
-      <w:r>
-        <w:rPr>
-          <w:b/>
-        </w:rPr>
-        <w:t xml:space="preserve"> </w:t>
-      </w:r>
-      <w:r>
-        <w:rPr>
-          <w:b/>
-        </w:rPr>
-        <w:t xml:space="preserve">memahami bahasa</w:t>
+    </w:p>
+    <w:p>
+      <w:pPr>
+        <w:pStyle w:val="BlockText"/>
+      </w:pPr>
+      <w:r>
+        <w:rPr>
+          <w:b/>
+        </w:rPr>
+        <w:t xml:space="preserve">Baris</w:t>
+      </w:r>
+      <w:r>
+        <w:t xml:space="preserve"> </w:t>
+      </w:r>
+      <w:r>
+        <w:t xml:space="preserve">– jenis</w:t>
+      </w:r>
+      <w:r>
+        <w:t xml:space="preserve"> </w:t>
+      </w:r>
+      <w:r>
+        <w:rPr>
+          <w:i/>
+        </w:rPr>
+        <w:t xml:space="preserve">benchmark</w:t>
+      </w:r>
+      <w:r>
+        <w:t xml:space="preserve"> </w:t>
+      </w:r>
+      <w:r>
+        <w:t xml:space="preserve">(MMLU, GSM8K, HumanEval, MT-Bench TTR).</w:t>
+      </w:r>
+    </w:p>
+    <w:p>
+      <w:pPr>
+        <w:pStyle w:val="BlockText"/>
+      </w:pPr>
+      <w:r>
+        <w:rPr>
+          <w:b/>
+        </w:rPr>
+        <w:t xml:space="preserve">Kolom</w:t>
+      </w:r>
+      <w:r>
+        <w:t xml:space="preserve"> </w:t>
+      </w:r>
+      <w:r>
+        <w:t xml:space="preserve">– varian kuantisasi (F16, Q5, Q4, Q3).</w:t>
+      </w:r>
+    </w:p>
+    <w:p>
+      <w:pPr>
+        <w:pStyle w:val="BlockText"/>
+      </w:pPr>
+      <w:r>
+        <w:rPr>
+          <w:b/>
+        </w:rPr>
+        <w:t xml:space="preserve">Nilai</w:t>
+      </w:r>
+      <w:r>
+        <w:t xml:space="preserve"> </w:t>
+      </w:r>
+      <w:r>
+        <w:t xml:space="preserve">– skor akurasi (% untuk tiga</w:t>
+      </w:r>
+      <w:r>
+        <w:t xml:space="preserve"> </w:t>
+      </w:r>
+      <w:r>
+        <w:rPr>
+          <w:i/>
+        </w:rPr>
+        <w:t xml:space="preserve">benchmark</w:t>
+      </w:r>
+      <w:r>
+        <w:t xml:space="preserve"> </w:t>
+      </w:r>
+      <w:r>
+        <w:t xml:space="preserve">pertama; rasio</w:t>
+      </w:r>
+      <w:r>
+        <w:t xml:space="preserve"> </w:t>
+      </w:r>
+      <w:r>
+        <w:t xml:space="preserve">0–1 untuk MT-Bench TTR).</w:t>
+      </w:r>
+    </w:p>
+    <w:p>
+      <w:pPr>
+        <w:pStyle w:val="FirstParagraph"/>
+      </w:pPr>
+      <w:r>
+        <w:rPr>
+          <w:b/>
+        </w:rPr>
+        <w:t xml:space="preserve">Catatan margin error:</w:t>
+      </w:r>
+      <w:r>
+        <w:t xml:space="preserve"> </w:t>
+      </w:r>
+      <w:r>
+        <w:t xml:space="preserve">Karena setiap</w:t>
+      </w:r>
+      <w:r>
+        <w:t xml:space="preserve"> </w:t>
+      </w:r>
+      <w:r>
+        <w:rPr>
+          <w:i/>
+        </w:rPr>
+        <w:t xml:space="preserve">benchmark</w:t>
+      </w:r>
+      <w:r>
+        <w:t xml:space="preserve"> </w:t>
+      </w:r>
+      <w:r>
+        <w:t xml:space="preserve">dijalankan dengan</w:t>
+      </w:r>
+      <w:r>
+        <w:t xml:space="preserve"> </w:t>
+      </w:r>
+      <w:r>
+        <w:t xml:space="preserve">n=100 sampel,</w:t>
+      </w:r>
+      <w:r>
+        <w:t xml:space="preserve"> </w:t>
+      </w:r>
+      <w:r>
+        <w:rPr>
+          <w:b/>
+        </w:rPr>
+        <w:t xml:space="preserve">selisih ≤ 10 poin antar varian belum tentu bermakna</w:t>
+      </w:r>
+      <w:r>
+        <w:t xml:space="preserve"> </w:t>
+      </w:r>
+      <w:r>
+        <w:t xml:space="preserve">secara statistik (margin error 95% CI ≈ ±10 poin pada distribusi biner</w:t>
+      </w:r>
+      <w:r>
+        <w:t xml:space="preserve"> </w:t>
+      </w:r>
+      <w:r>
+        <w:t xml:space="preserve">pass/fail).</w:t>
+      </w:r>
+    </w:p>
+    <w:p>
+      <w:pPr>
+        <w:pStyle w:val="Heading2"/>
+      </w:pPr>
+      <w:bookmarkStart w:id="63" w:name="tabel-iv.5-akurasi-qwen-3.5"/>
+      <w:r>
+        <w:t xml:space="preserve">3.5 Tabel IV.5 – Akurasi Qwen 3.5</w:t>
+      </w:r>
+      <w:bookmarkEnd w:id="63"/>
+    </w:p>
+    <w:p>
+      <w:pPr>
+        <w:pStyle w:val="FirstParagraph"/>
+      </w:pPr>
+      <w:r>
+        <w:rPr>
+          <w:b/>
+        </w:rPr>
+        <w:t xml:space="preserve">Fungsi:</w:t>
+      </w:r>
+      <w:r>
+        <w:t xml:space="preserve"> </w:t>
+      </w:r>
+      <w:r>
+        <w:t xml:space="preserve">Sama dengan Tabel IV.4, tetapi untuk Qwen 3.5.</w:t>
+      </w:r>
+    </w:p>
+    <w:p>
+      <w:pPr>
+        <w:pStyle w:val="BodyText"/>
+      </w:pPr>
+      <w:r>
+        <w:rPr>
+          <w:b/>
+        </w:rPr>
+        <w:t xml:space="preserve">Perhatian khusus pada GSM8K:</w:t>
+      </w:r>
+      <w:r>
+        <w:t xml:space="preserve"> </w:t>
+      </w:r>
+      <w:r>
+        <w:t xml:space="preserve">Qwen 3.5 adalah</w:t>
+      </w:r>
+      <w:r>
+        <w:t xml:space="preserve"> </w:t>
+      </w:r>
+      <w:r>
+        <w:rPr>
+          <w:i/>
+        </w:rPr>
+        <w:t xml:space="preserve">reasoning model</w:t>
+      </w:r>
+      <w:r>
+        <w:t xml:space="preserve"> </w:t>
+      </w:r>
+      <w:r>
+        <w:t xml:space="preserve">(menghasilkan blok</w:t>
+      </w:r>
+      <w:r>
+        <w:t xml:space="preserve"> </w:t>
+      </w:r>
+      <w:r>
+        <w:rPr>
+          <w:rStyle w:val="VerbatimChar"/>
+        </w:rPr>
+        <w:t xml:space="preserve">&lt;think&gt;...&lt;/think&gt;</w:t>
+      </w:r>
+      <w:r>
+        <w:t xml:space="preserve"> </w:t>
+      </w:r>
+      <w:r>
+        <w:t xml:space="preserve">sebelum jawaban). Skor GSM8K</w:t>
+      </w:r>
+      <w:r>
+        <w:t xml:space="preserve"> </w:t>
+      </w:r>
+      <w:r>
+        <w:t xml:space="preserve">yang rendah (12–19%)</w:t>
+      </w:r>
+      <w:r>
+        <w:t xml:space="preserve"> </w:t>
+      </w:r>
+      <w:r>
+        <w:rPr>
+          <w:b/>
+        </w:rPr>
+        <w:t xml:space="preserve">bukan menandakan model bodoh</w:t>
+      </w:r>
+      <w:r>
+        <w:t xml:space="preserve">, tetapi</w:t>
+      </w:r>
+      <w:r>
+        <w:t xml:space="preserve"> </w:t>
+      </w:r>
+      <w:r>
+        <w:t xml:space="preserve">keterbatasan</w:t>
+      </w:r>
+      <w:r>
+        <w:t xml:space="preserve"> </w:t>
+      </w:r>
+      <w:r>
+        <w:rPr>
+          <w:i/>
+        </w:rPr>
+        <w:t xml:space="preserve">parser</w:t>
+      </w:r>
+      <w:r>
+        <w:t xml:space="preserve"> </w:t>
+      </w:r>
+      <w:r>
+        <w:t xml:space="preserve">yang sering tidak menangkap jawaban akhir</w:t>
+      </w:r>
+      <w:r>
+        <w:t xml:space="preserve"> </w:t>
+      </w:r>
+      <w:r>
+        <w:t xml:space="preserve">sebelum anggaran</w:t>
+      </w:r>
+      <w:r>
+        <w:t xml:space="preserve"> </w:t>
+      </w:r>
+      <w:r>
+        <w:rPr>
+          <w:i/>
+        </w:rPr>
+        <w:t xml:space="preserve">token</w:t>
+      </w:r>
+      <w:r>
+        <w:t xml:space="preserve"> </w:t>
+      </w:r>
+      <w:r>
+        <w:t xml:space="preserve">habis. Penjelasan lengkap di Sub-bab 4.3.3.</w:t>
+      </w:r>
+    </w:p>
+    <w:p>
+      <w:pPr>
+        <w:pStyle w:val="Heading2"/>
+      </w:pPr>
+      <w:bookmarkStart w:id="64" w:name="tabel-iv.6-delta-akurasi-lfm-2.5"/>
+      <w:r>
+        <w:t xml:space="preserve">3.6 Tabel IV.6 –</w:t>
+      </w:r>
+      <w:r>
+        <w:t xml:space="preserve"> </w:t>
+      </w:r>
+      <w:r>
+        <w:rPr>
+          <w:i/>
+        </w:rPr>
+        <w:t xml:space="preserve">Delta</w:t>
+      </w:r>
+      <w:r>
+        <w:t xml:space="preserve"> </w:t>
+      </w:r>
+      <w:r>
+        <w:t xml:space="preserve">Akurasi LFM 2.5</w:t>
+      </w:r>
+      <w:bookmarkEnd w:id="64"/>
+    </w:p>
+    <w:p>
+      <w:pPr>
+        <w:pStyle w:val="FirstParagraph"/>
+      </w:pPr>
+      <w:r>
+        <w:rPr>
+          <w:b/>
+        </w:rPr>
+        <w:t xml:space="preserve">Fungsi:</w:t>
+      </w:r>
+      <w:r>
+        <w:t xml:space="preserve"> </w:t>
+      </w:r>
+      <w:r>
+        <w:t xml:space="preserve">Menghitung</w:t>
+      </w:r>
+      <w:r>
+        <w:t xml:space="preserve"> </w:t>
+      </w:r>
+      <w:r>
+        <w:rPr>
+          <w:b/>
+        </w:rPr>
+        <w:t xml:space="preserve">selisih akurasi</w:t>
+      </w:r>
+      <w:r>
+        <w:t xml:space="preserve"> </w:t>
+      </w:r>
+      <w:r>
+        <w:t xml:space="preserve">tiap varian terhadap F16,</w:t>
+      </w:r>
+      <w:r>
+        <w:t xml:space="preserve"> </w:t>
+      </w:r>
+      <w:r>
+        <w:t xml:space="preserve">beserta</w:t>
+      </w:r>
+      <w:r>
+        <w:t xml:space="preserve"> </w:t>
+      </w:r>
+      <w:r>
+        <w:rPr>
+          <w:b/>
+        </w:rPr>
+        <w:t xml:space="preserve">rata-rata</w:t>
+      </w:r>
+      <w:r>
+        <w:t xml:space="preserve"> </w:t>
+      </w:r>
+      <w:r>
+        <w:t xml:space="preserve">dan</w:t>
+      </w:r>
+      <w:r>
+        <w:t xml:space="preserve"> </w:t>
+      </w:r>
+      <w:r>
+        <w:rPr>
+          <w:b/>
+        </w:rPr>
+        <w:t xml:space="preserve">retensi</w:t>
       </w:r>
       <w:r>
         <w:t xml:space="preserve">.</w:t>
@@ -5148,19 +5416,24 @@
         <w:rPr>
           <w:b/>
         </w:rPr>
-        <w:t xml:space="preserve">Contoh interpretasi:</w:t>
-      </w:r>
-      <w:r>
-        <w:t xml:space="preserve"> </w:t>
-      </w:r>
-      <w:r>
-        <w:t xml:space="preserve">LFM 2.5 PPL naik dari 12,6829 (F16) menjadi</w:t>
-      </w:r>
-      <w:r>
-        <w:t xml:space="preserve"> </w:t>
-      </w:r>
-      <w:r>
-        <w:t xml:space="preserve">14,5135 (Q3_K_M). Pelebaran 1,83 poin ini relatif kecil di atas</w:t>
+        <w:t xml:space="preserve">Cara baca kolom:</w:t>
+      </w:r>
+    </w:p>
+    <w:p>
+      <w:pPr>
+        <w:pStyle w:val="BlockText"/>
+      </w:pPr>
+      <w:r>
+        <w:rPr>
+          <w:b/>
+        </w:rPr>
+        <w:t xml:space="preserve">F16 (kontrol)</w:t>
+      </w:r>
+      <w:r>
+        <w:t xml:space="preserve"> </w:t>
+      </w:r>
+      <w:r>
+        <w:t xml:space="preserve">– skor</w:t>
       </w:r>
       <w:r>
         <w:t xml:space="preserve"> </w:t>
@@ -5172,768 +5445,296 @@
         <w:t xml:space="preserve">baseline</w:t>
       </w:r>
       <w:r>
-        <w:t xml:space="preserve"> </w:t>
-      </w:r>
-      <w:r>
-        <w:t xml:space="preserve">yang sudah 12 poin, sehingga degradasi linguistik LFM</w:t>
-      </w:r>
-      <w:r>
-        <w:t xml:space="preserve"> </w:t>
-      </w:r>
-      <w:r>
-        <w:t xml:space="preserve">secara umum masih dapat diterima.</w:t>
+        <w:t xml:space="preserve">.</w:t>
+      </w:r>
+    </w:p>
+    <w:p>
+      <w:pPr>
+        <w:pStyle w:val="BlockText"/>
+      </w:pPr>
+      <w:r>
+        <w:rPr>
+          <w:b/>
+        </w:rPr>
+        <w:t xml:space="preserve">Q5_K_M</w:t>
+      </w:r>
+      <w:r>
+        <w:t xml:space="preserve"> </w:t>
+      </w:r>
+      <w:r>
+        <w:t xml:space="preserve">dan</w:t>
+      </w:r>
+      <w:r>
+        <w:t xml:space="preserve"> </w:t>
+      </w:r>
+      <w:r>
+        <w:rPr>
+          <w:b/>
+        </w:rPr>
+        <w:t xml:space="preserve">ΔQ5</w:t>
+      </w:r>
+      <w:r>
+        <w:t xml:space="preserve"> </w:t>
+      </w:r>
+      <w:r>
+        <w:t xml:space="preserve">– skor varian Q5 dan selisihnya terhadap</w:t>
+      </w:r>
+      <w:r>
+        <w:t xml:space="preserve"> </w:t>
+      </w:r>
+      <w:r>
+        <w:t xml:space="preserve">F16. Contoh: MMLU F16 = 32%, Q5 = 34%, ΔQ5 = +2 poin (naik 2 poin).</w:t>
+      </w:r>
+    </w:p>
+    <w:p>
+      <w:pPr>
+        <w:pStyle w:val="BlockText"/>
+      </w:pPr>
+      <w:r>
+        <w:rPr>
+          <w:b/>
+        </w:rPr>
+        <w:t xml:space="preserve">Q4_K_M</w:t>
+      </w:r>
+      <w:r>
+        <w:t xml:space="preserve"> </w:t>
+      </w:r>
+      <w:r>
+        <w:t xml:space="preserve">dan</w:t>
+      </w:r>
+      <w:r>
+        <w:t xml:space="preserve"> </w:t>
+      </w:r>
+      <w:r>
+        <w:rPr>
+          <w:b/>
+        </w:rPr>
+        <w:t xml:space="preserve">ΔQ4</w:t>
+      </w:r>
+      <w:r>
+        <w:t xml:space="preserve"> </w:t>
+      </w:r>
+      <w:r>
+        <w:t xml:space="preserve">– demikian pula untuk Q4.</w:t>
+      </w:r>
+    </w:p>
+    <w:p>
+      <w:pPr>
+        <w:pStyle w:val="BlockText"/>
+      </w:pPr>
+      <w:r>
+        <w:rPr>
+          <w:b/>
+        </w:rPr>
+        <w:t xml:space="preserve">Q3_K_M</w:t>
+      </w:r>
+      <w:r>
+        <w:t xml:space="preserve"> </w:t>
+      </w:r>
+      <w:r>
+        <w:t xml:space="preserve">dan</w:t>
+      </w:r>
+      <w:r>
+        <w:t xml:space="preserve"> </w:t>
+      </w:r>
+      <w:r>
+        <w:rPr>
+          <w:b/>
+        </w:rPr>
+        <w:t xml:space="preserve">ΔQ3</w:t>
+      </w:r>
+      <w:r>
+        <w:t xml:space="preserve"> </w:t>
+      </w:r>
+      <w:r>
+        <w:t xml:space="preserve">– demikian pula untuk Q3.</w:t>
+      </w:r>
+    </w:p>
+    <w:p>
+      <w:pPr>
+        <w:pStyle w:val="FirstParagraph"/>
+      </w:pPr>
+      <w:r>
+        <w:rPr>
+          <w:b/>
+        </w:rPr>
+        <w:t xml:space="preserve">Baris terakhir:</w:t>
+      </w:r>
+    </w:p>
+    <w:p>
+      <w:pPr>
+        <w:pStyle w:val="BlockText"/>
+      </w:pPr>
+      <w:r>
+        <w:rPr>
+          <w:b/>
+        </w:rPr>
+        <w:t xml:space="preserve">Rata-rata akurasi tiga</w:t>
+      </w:r>
+      <w:r>
+        <w:rPr>
+          <w:b/>
+        </w:rPr>
+        <w:t xml:space="preserve"> </w:t>
+      </w:r>
+      <w:r>
+        <w:rPr>
+          <w:i/>
+          <w:b/>
+        </w:rPr>
+        <w:t xml:space="preserve">benchmark</w:t>
+      </w:r>
+      <w:r>
+        <w:t xml:space="preserve"> </w:t>
+      </w:r>
+      <w:r>
+        <w:t xml:space="preserve">– rerata aritmetik dari</w:t>
+      </w:r>
+      <w:r>
+        <w:t xml:space="preserve"> </w:t>
+      </w:r>
+      <w:r>
+        <w:t xml:space="preserve">MMLU, HumanEval, dan MT-Bench TTR (skala disetarakan ×100). GSM8K</w:t>
+      </w:r>
+      <w:r>
+        <w:t xml:space="preserve"> </w:t>
+      </w:r>
+      <w:r>
+        <w:t xml:space="preserve">tidak dimasukkan ke rerata pada Tabel IV.6-B (Qwen) karena</w:t>
+      </w:r>
+      <w:r>
+        <w:t xml:space="preserve"> </w:t>
+      </w:r>
+      <w:r>
+        <w:t xml:space="preserve">keterbatasan</w:t>
+      </w:r>
+      <w:r>
+        <w:t xml:space="preserve"> </w:t>
+      </w:r>
+      <w:r>
+        <w:rPr>
+          <w:i/>
+        </w:rPr>
+        <w:t xml:space="preserve">parser</w:t>
+      </w:r>
+      <w:r>
+        <w:t xml:space="preserve">; untuk LFM 2.5 di Tabel IV.6, GSM8K</w:t>
+      </w:r>
+      <w:r>
+        <w:t xml:space="preserve"> </w:t>
+      </w:r>
+      <w:r>
+        <w:rPr>
+          <w:b/>
+        </w:rPr>
+        <w:t xml:space="preserve">ikut</w:t>
+      </w:r>
+      <w:r>
+        <w:t xml:space="preserve"> </w:t>
+      </w:r>
+      <w:r>
+        <w:t xml:space="preserve">dihitung.</w:t>
+      </w:r>
+    </w:p>
+    <w:p>
+      <w:pPr>
+        <w:pStyle w:val="BlockText"/>
+      </w:pPr>
+      <w:r>
+        <w:rPr>
+          <w:b/>
+        </w:rPr>
+        <w:t xml:space="preserve">Retensi kepintaran</w:t>
+      </w:r>
+      <w:r>
+        <w:t xml:space="preserve"> </w:t>
+      </w:r>
+      <w:r>
+        <w:t xml:space="preserve">– persentase rerata varian terhadap rerata</w:t>
+      </w:r>
+      <w:r>
+        <w:t xml:space="preserve"> </w:t>
+      </w:r>
+      <w:r>
+        <w:t xml:space="preserve">F16. Contoh: Q4 LFM = 37,3% / 42,0% = 88,9%.</w:t>
+      </w:r>
+    </w:p>
+    <w:p>
+      <w:pPr>
+        <w:pStyle w:val="FirstParagraph"/>
+      </w:pPr>
+      <w:r>
+        <w:rPr>
+          <w:b/>
+        </w:rPr>
+        <w:t xml:space="preserve">Tabel IV.6 untuk LFM</w:t>
+      </w:r>
+      <w:r>
+        <w:t xml:space="preserve"> </w:t>
+      </w:r>
+      <w:r>
+        <w:t xml:space="preserve">termasuk GSM8K karena LFM bukan</w:t>
+      </w:r>
+      <w:r>
+        <w:t xml:space="preserve"> </w:t>
+      </w:r>
+      <w:r>
+        <w:rPr>
+          <w:i/>
+        </w:rPr>
+        <w:t xml:space="preserve">reasoning</w:t>
+      </w:r>
+      <w:r>
+        <w:rPr>
+          <w:i/>
+        </w:rPr>
+        <w:t xml:space="preserve"> </w:t>
+      </w:r>
+      <w:r>
+        <w:rPr>
+          <w:i/>
+        </w:rPr>
+        <w:t xml:space="preserve">model</w:t>
+      </w:r>
+      <w:r>
+        <w:t xml:space="preserve"> </w:t>
+      </w:r>
+      <w:r>
+        <w:t xml:space="preserve">dan skor GSM8K-nya valid.</w:t>
+      </w:r>
+    </w:p>
+    <w:p>
+      <w:pPr>
+        <w:pStyle w:val="BodyText"/>
+      </w:pPr>
+      <w:r>
+        <w:rPr>
+          <w:b/>
+        </w:rPr>
+        <w:t xml:space="preserve">Tabel IV.6-B untuk Qwen</w:t>
+      </w:r>
+      <w:r>
+        <w:t xml:space="preserve"> </w:t>
+      </w:r>
+      <w:r>
+        <w:t xml:space="preserve">tidak menyertakan GSM8K dalam rerata karena</w:t>
+      </w:r>
+      <w:r>
+        <w:t xml:space="preserve"> </w:t>
+      </w:r>
+      <w:r>
+        <w:t xml:space="preserve">skor tersebut berada di bawah margin instrumen.</w:t>
       </w:r>
     </w:p>
     <w:p>
       <w:pPr>
         <w:pStyle w:val="Heading2"/>
       </w:pPr>
-      <w:bookmarkStart w:id="63" w:name="tabel-iv.4-akurasi-lfm-2.5"/>
-      <w:r>
-        <w:t xml:space="preserve">3.4 Tabel IV.4 – Akurasi LFM 2.5</w:t>
-      </w:r>
-      <w:bookmarkEnd w:id="63"/>
-    </w:p>
-    <w:p>
-      <w:pPr>
-        <w:pStyle w:val="FirstParagraph"/>
-      </w:pPr>
-      <w:r>
-        <w:rPr>
-          <w:b/>
-        </w:rPr>
-        <w:t xml:space="preserve">Fungsi:</w:t>
-      </w:r>
-      <w:r>
-        <w:t xml:space="preserve"> </w:t>
-      </w:r>
-      <w:r>
-        <w:t xml:space="preserve">Mencatat akurasi LFM 2.5 pada empat</w:t>
-      </w:r>
-      <w:r>
-        <w:t xml:space="preserve"> </w:t>
-      </w:r>
-      <w:r>
-        <w:rPr>
-          <w:i/>
-        </w:rPr>
-        <w:t xml:space="preserve">benchmark</w:t>
-      </w:r>
-      <w:r>
-        <w:t xml:space="preserve"> </w:t>
-      </w:r>
-      <w:r>
-        <w:t xml:space="preserve">kognitif.</w:t>
-      </w:r>
-    </w:p>
-    <w:p>
-      <w:pPr>
-        <w:pStyle w:val="BodyText"/>
-      </w:pPr>
-      <w:r>
-        <w:rPr>
-          <w:b/>
-        </w:rPr>
-        <w:t xml:space="preserve">Cara baca:</w:t>
-      </w:r>
-    </w:p>
-    <w:p>
-      <w:pPr>
-        <w:pStyle w:val="BlockText"/>
-      </w:pPr>
-      <w:r>
-        <w:rPr>
-          <w:b/>
-        </w:rPr>
-        <w:t xml:space="preserve">Baris</w:t>
-      </w:r>
-      <w:r>
-        <w:t xml:space="preserve"> </w:t>
-      </w:r>
-      <w:r>
-        <w:t xml:space="preserve">– jenis</w:t>
-      </w:r>
-      <w:r>
-        <w:t xml:space="preserve"> </w:t>
-      </w:r>
-      <w:r>
-        <w:rPr>
-          <w:i/>
-        </w:rPr>
-        <w:t xml:space="preserve">benchmark</w:t>
-      </w:r>
-      <w:r>
-        <w:t xml:space="preserve"> </w:t>
-      </w:r>
-      <w:r>
-        <w:t xml:space="preserve">(MMLU, GSM8K, HumanEval, MT-Bench TTR).</w:t>
-      </w:r>
-    </w:p>
-    <w:p>
-      <w:pPr>
-        <w:pStyle w:val="BlockText"/>
-      </w:pPr>
-      <w:r>
-        <w:rPr>
-          <w:b/>
-        </w:rPr>
-        <w:t xml:space="preserve">Kolom</w:t>
-      </w:r>
-      <w:r>
-        <w:t xml:space="preserve"> </w:t>
-      </w:r>
-      <w:r>
-        <w:t xml:space="preserve">– varian kuantisasi (F16, Q5, Q4, Q3).</w:t>
-      </w:r>
-    </w:p>
-    <w:p>
-      <w:pPr>
-        <w:pStyle w:val="BlockText"/>
-      </w:pPr>
-      <w:r>
-        <w:rPr>
-          <w:b/>
-        </w:rPr>
-        <w:t xml:space="preserve">Nilai</w:t>
-      </w:r>
-      <w:r>
-        <w:t xml:space="preserve"> </w:t>
-      </w:r>
-      <w:r>
-        <w:t xml:space="preserve">– skor akurasi (% untuk tiga</w:t>
-      </w:r>
-      <w:r>
-        <w:t xml:space="preserve"> </w:t>
-      </w:r>
-      <w:r>
-        <w:rPr>
-          <w:i/>
-        </w:rPr>
-        <w:t xml:space="preserve">benchmark</w:t>
-      </w:r>
-      <w:r>
-        <w:t xml:space="preserve"> </w:t>
-      </w:r>
-      <w:r>
-        <w:t xml:space="preserve">pertama; rasio</w:t>
-      </w:r>
-      <w:r>
-        <w:t xml:space="preserve"> </w:t>
-      </w:r>
-      <w:r>
-        <w:t xml:space="preserve">0–1 untuk MT-Bench TTR).</w:t>
-      </w:r>
-    </w:p>
-    <w:p>
-      <w:pPr>
-        <w:pStyle w:val="FirstParagraph"/>
-      </w:pPr>
-      <w:r>
-        <w:rPr>
-          <w:b/>
-        </w:rPr>
-        <w:t xml:space="preserve">Catatan margin error:</w:t>
-      </w:r>
-      <w:r>
-        <w:t xml:space="preserve"> </w:t>
-      </w:r>
-      <w:r>
-        <w:t xml:space="preserve">Karena setiap</w:t>
-      </w:r>
-      <w:r>
-        <w:t xml:space="preserve"> </w:t>
-      </w:r>
-      <w:r>
-        <w:rPr>
-          <w:i/>
-        </w:rPr>
-        <w:t xml:space="preserve">benchmark</w:t>
-      </w:r>
-      <w:r>
-        <w:t xml:space="preserve"> </w:t>
-      </w:r>
-      <w:r>
-        <w:t xml:space="preserve">dijalankan dengan</w:t>
-      </w:r>
-      <w:r>
-        <w:t xml:space="preserve"> </w:t>
-      </w:r>
-      <w:r>
-        <w:t xml:space="preserve">n=100 sampel,</w:t>
-      </w:r>
-      <w:r>
-        <w:t xml:space="preserve"> </w:t>
-      </w:r>
-      <w:r>
-        <w:rPr>
-          <w:b/>
-        </w:rPr>
-        <w:t xml:space="preserve">selisih ≤ 10 poin antar varian belum tentu bermakna</w:t>
-      </w:r>
-      <w:r>
-        <w:t xml:space="preserve"> </w:t>
-      </w:r>
-      <w:r>
-        <w:t xml:space="preserve">secara statistik (margin error 95% CI ≈ ±10 poin pada distribusi biner</w:t>
-      </w:r>
-      <w:r>
-        <w:t xml:space="preserve"> </w:t>
-      </w:r>
-      <w:r>
-        <w:t xml:space="preserve">pass/fail).</w:t>
-      </w:r>
-    </w:p>
-    <w:p>
-      <w:pPr>
-        <w:pStyle w:val="Heading2"/>
-      </w:pPr>
-      <w:bookmarkStart w:id="64" w:name="tabel-iv.5-akurasi-qwen-3.5"/>
-      <w:r>
-        <w:t xml:space="preserve">3.5 Tabel IV.5 – Akurasi Qwen 3.5</w:t>
-      </w:r>
-      <w:bookmarkEnd w:id="64"/>
-    </w:p>
-    <w:p>
-      <w:pPr>
-        <w:pStyle w:val="FirstParagraph"/>
-      </w:pPr>
-      <w:r>
-        <w:rPr>
-          <w:b/>
-        </w:rPr>
-        <w:t xml:space="preserve">Fungsi:</w:t>
-      </w:r>
-      <w:r>
-        <w:t xml:space="preserve"> </w:t>
-      </w:r>
-      <w:r>
-        <w:t xml:space="preserve">Sama dengan Tabel IV.4, tetapi untuk Qwen 3.5.</w:t>
-      </w:r>
-    </w:p>
-    <w:p>
-      <w:pPr>
-        <w:pStyle w:val="BodyText"/>
-      </w:pPr>
-      <w:r>
-        <w:rPr>
-          <w:b/>
-        </w:rPr>
-        <w:t xml:space="preserve">Perhatian khusus pada GSM8K:</w:t>
-      </w:r>
-      <w:r>
-        <w:t xml:space="preserve"> </w:t>
-      </w:r>
-      <w:r>
-        <w:t xml:space="preserve">Qwen 3.5 adalah</w:t>
-      </w:r>
-      <w:r>
-        <w:t xml:space="preserve"> </w:t>
-      </w:r>
-      <w:r>
-        <w:rPr>
-          <w:i/>
-        </w:rPr>
-        <w:t xml:space="preserve">reasoning model</w:t>
-      </w:r>
-      <w:r>
-        <w:t xml:space="preserve"> </w:t>
-      </w:r>
-      <w:r>
-        <w:t xml:space="preserve">(menghasilkan blok</w:t>
-      </w:r>
-      <w:r>
-        <w:t xml:space="preserve"> </w:t>
-      </w:r>
-      <w:r>
-        <w:rPr>
-          <w:rStyle w:val="VerbatimChar"/>
-        </w:rPr>
-        <w:t xml:space="preserve">&lt;think&gt;...&lt;/think&gt;</w:t>
-      </w:r>
-      <w:r>
-        <w:t xml:space="preserve"> </w:t>
-      </w:r>
-      <w:r>
-        <w:t xml:space="preserve">sebelum jawaban). Skor GSM8K</w:t>
-      </w:r>
-      <w:r>
-        <w:t xml:space="preserve"> </w:t>
-      </w:r>
-      <w:r>
-        <w:t xml:space="preserve">yang rendah (12–19%)</w:t>
-      </w:r>
-      <w:r>
-        <w:t xml:space="preserve"> </w:t>
-      </w:r>
-      <w:r>
-        <w:rPr>
-          <w:b/>
-        </w:rPr>
-        <w:t xml:space="preserve">bukan menandakan model bodoh</w:t>
-      </w:r>
-      <w:r>
-        <w:t xml:space="preserve">, tetapi</w:t>
-      </w:r>
-      <w:r>
-        <w:t xml:space="preserve"> </w:t>
-      </w:r>
-      <w:r>
-        <w:t xml:space="preserve">keterbatasan</w:t>
-      </w:r>
-      <w:r>
-        <w:t xml:space="preserve"> </w:t>
-      </w:r>
-      <w:r>
-        <w:rPr>
-          <w:i/>
-        </w:rPr>
-        <w:t xml:space="preserve">parser</w:t>
-      </w:r>
-      <w:r>
-        <w:t xml:space="preserve"> </w:t>
-      </w:r>
-      <w:r>
-        <w:t xml:space="preserve">yang sering tidak menangkap jawaban akhir</w:t>
-      </w:r>
-      <w:r>
-        <w:t xml:space="preserve"> </w:t>
-      </w:r>
-      <w:r>
-        <w:t xml:space="preserve">sebelum anggaran</w:t>
-      </w:r>
-      <w:r>
-        <w:t xml:space="preserve"> </w:t>
-      </w:r>
-      <w:r>
-        <w:rPr>
-          <w:i/>
-        </w:rPr>
-        <w:t xml:space="preserve">token</w:t>
-      </w:r>
-      <w:r>
-        <w:t xml:space="preserve"> </w:t>
-      </w:r>
-      <w:r>
-        <w:t xml:space="preserve">habis. Penjelasan lengkap di Sub-bab 4.3.3.</w:t>
-      </w:r>
-    </w:p>
-    <w:p>
-      <w:pPr>
-        <w:pStyle w:val="Heading2"/>
-      </w:pPr>
-      <w:bookmarkStart w:id="65" w:name="tabel-iv.6-delta-akurasi-lfm-2.5"/>
-      <w:r>
-        <w:t xml:space="preserve">3.6 Tabel IV.6 –</w:t>
-      </w:r>
-      <w:r>
-        <w:t xml:space="preserve"> </w:t>
-      </w:r>
-      <w:r>
-        <w:rPr>
-          <w:i/>
-        </w:rPr>
-        <w:t xml:space="preserve">Delta</w:t>
-      </w:r>
-      <w:r>
-        <w:t xml:space="preserve"> </w:t>
-      </w:r>
-      <w:r>
-        <w:t xml:space="preserve">Akurasi LFM 2.5</w:t>
+      <w:bookmarkStart w:id="65" w:name="tabel-iv.7-matriks-rekomendasi-lfm-2.5"/>
+      <w:r>
+        <w:t xml:space="preserve">3.7 Tabel IV.7 – Matriks Rekomendasi LFM 2.5</w:t>
       </w:r>
       <w:bookmarkEnd w:id="65"/>
-    </w:p>
-    <w:p>
-      <w:pPr>
-        <w:pStyle w:val="FirstParagraph"/>
-      </w:pPr>
-      <w:r>
-        <w:rPr>
-          <w:b/>
-        </w:rPr>
-        <w:t xml:space="preserve">Fungsi:</w:t>
-      </w:r>
-      <w:r>
-        <w:t xml:space="preserve"> </w:t>
-      </w:r>
-      <w:r>
-        <w:t xml:space="preserve">Menghitung</w:t>
-      </w:r>
-      <w:r>
-        <w:t xml:space="preserve"> </w:t>
-      </w:r>
-      <w:r>
-        <w:rPr>
-          <w:b/>
-        </w:rPr>
-        <w:t xml:space="preserve">selisih akurasi</w:t>
-      </w:r>
-      <w:r>
-        <w:t xml:space="preserve"> </w:t>
-      </w:r>
-      <w:r>
-        <w:t xml:space="preserve">tiap varian terhadap F16,</w:t>
-      </w:r>
-      <w:r>
-        <w:t xml:space="preserve"> </w:t>
-      </w:r>
-      <w:r>
-        <w:t xml:space="preserve">beserta</w:t>
-      </w:r>
-      <w:r>
-        <w:t xml:space="preserve"> </w:t>
-      </w:r>
-      <w:r>
-        <w:rPr>
-          <w:b/>
-        </w:rPr>
-        <w:t xml:space="preserve">rata-rata</w:t>
-      </w:r>
-      <w:r>
-        <w:t xml:space="preserve"> </w:t>
-      </w:r>
-      <w:r>
-        <w:t xml:space="preserve">dan</w:t>
-      </w:r>
-      <w:r>
-        <w:t xml:space="preserve"> </w:t>
-      </w:r>
-      <w:r>
-        <w:rPr>
-          <w:b/>
-        </w:rPr>
-        <w:t xml:space="preserve">retensi</w:t>
-      </w:r>
-      <w:r>
-        <w:t xml:space="preserve">.</w:t>
-      </w:r>
-    </w:p>
-    <w:p>
-      <w:pPr>
-        <w:pStyle w:val="BodyText"/>
-      </w:pPr>
-      <w:r>
-        <w:rPr>
-          <w:b/>
-        </w:rPr>
-        <w:t xml:space="preserve">Cara baca kolom:</w:t>
-      </w:r>
-    </w:p>
-    <w:p>
-      <w:pPr>
-        <w:pStyle w:val="BlockText"/>
-      </w:pPr>
-      <w:r>
-        <w:rPr>
-          <w:b/>
-        </w:rPr>
-        <w:t xml:space="preserve">F16 (kontrol)</w:t>
-      </w:r>
-      <w:r>
-        <w:t xml:space="preserve"> </w:t>
-      </w:r>
-      <w:r>
-        <w:t xml:space="preserve">– skor</w:t>
-      </w:r>
-      <w:r>
-        <w:t xml:space="preserve"> </w:t>
-      </w:r>
-      <w:r>
-        <w:rPr>
-          <w:i/>
-        </w:rPr>
-        <w:t xml:space="preserve">baseline</w:t>
-      </w:r>
-      <w:r>
-        <w:t xml:space="preserve">.</w:t>
-      </w:r>
-    </w:p>
-    <w:p>
-      <w:pPr>
-        <w:pStyle w:val="BlockText"/>
-      </w:pPr>
-      <w:r>
-        <w:rPr>
-          <w:b/>
-        </w:rPr>
-        <w:t xml:space="preserve">Q5_K_M</w:t>
-      </w:r>
-      <w:r>
-        <w:t xml:space="preserve"> </w:t>
-      </w:r>
-      <w:r>
-        <w:t xml:space="preserve">dan</w:t>
-      </w:r>
-      <w:r>
-        <w:t xml:space="preserve"> </w:t>
-      </w:r>
-      <w:r>
-        <w:rPr>
-          <w:b/>
-        </w:rPr>
-        <w:t xml:space="preserve">ΔQ5</w:t>
-      </w:r>
-      <w:r>
-        <w:t xml:space="preserve"> </w:t>
-      </w:r>
-      <w:r>
-        <w:t xml:space="preserve">– skor varian Q5 dan selisihnya terhadap</w:t>
-      </w:r>
-      <w:r>
-        <w:t xml:space="preserve"> </w:t>
-      </w:r>
-      <w:r>
-        <w:t xml:space="preserve">F16. Contoh: MMLU F16 = 32%, Q5 = 34%, ΔQ5 = +2 poin (naik 2 poin).</w:t>
-      </w:r>
-    </w:p>
-    <w:p>
-      <w:pPr>
-        <w:pStyle w:val="BlockText"/>
-      </w:pPr>
-      <w:r>
-        <w:rPr>
-          <w:b/>
-        </w:rPr>
-        <w:t xml:space="preserve">Q4_K_M</w:t>
-      </w:r>
-      <w:r>
-        <w:t xml:space="preserve"> </w:t>
-      </w:r>
-      <w:r>
-        <w:t xml:space="preserve">dan</w:t>
-      </w:r>
-      <w:r>
-        <w:t xml:space="preserve"> </w:t>
-      </w:r>
-      <w:r>
-        <w:rPr>
-          <w:b/>
-        </w:rPr>
-        <w:t xml:space="preserve">ΔQ4</w:t>
-      </w:r>
-      <w:r>
-        <w:t xml:space="preserve"> </w:t>
-      </w:r>
-      <w:r>
-        <w:t xml:space="preserve">– demikian pula untuk Q4.</w:t>
-      </w:r>
-    </w:p>
-    <w:p>
-      <w:pPr>
-        <w:pStyle w:val="BlockText"/>
-      </w:pPr>
-      <w:r>
-        <w:rPr>
-          <w:b/>
-        </w:rPr>
-        <w:t xml:space="preserve">Q3_K_M</w:t>
-      </w:r>
-      <w:r>
-        <w:t xml:space="preserve"> </w:t>
-      </w:r>
-      <w:r>
-        <w:t xml:space="preserve">dan</w:t>
-      </w:r>
-      <w:r>
-        <w:t xml:space="preserve"> </w:t>
-      </w:r>
-      <w:r>
-        <w:rPr>
-          <w:b/>
-        </w:rPr>
-        <w:t xml:space="preserve">ΔQ3</w:t>
-      </w:r>
-      <w:r>
-        <w:t xml:space="preserve"> </w:t>
-      </w:r>
-      <w:r>
-        <w:t xml:space="preserve">– demikian pula untuk Q3.</w:t>
-      </w:r>
-    </w:p>
-    <w:p>
-      <w:pPr>
-        <w:pStyle w:val="FirstParagraph"/>
-      </w:pPr>
-      <w:r>
-        <w:rPr>
-          <w:b/>
-        </w:rPr>
-        <w:t xml:space="preserve">Baris terakhir:</w:t>
-      </w:r>
-    </w:p>
-    <w:p>
-      <w:pPr>
-        <w:pStyle w:val="BlockText"/>
-      </w:pPr>
-      <w:r>
-        <w:rPr>
-          <w:b/>
-        </w:rPr>
-        <w:t xml:space="preserve">Rata-rata akurasi tiga</w:t>
-      </w:r>
-      <w:r>
-        <w:rPr>
-          <w:b/>
-        </w:rPr>
-        <w:t xml:space="preserve"> </w:t>
-      </w:r>
-      <w:r>
-        <w:rPr>
-          <w:i/>
-          <w:b/>
-        </w:rPr>
-        <w:t xml:space="preserve">benchmark</w:t>
-      </w:r>
-      <w:r>
-        <w:t xml:space="preserve"> </w:t>
-      </w:r>
-      <w:r>
-        <w:t xml:space="preserve">– rerata aritmetik dari</w:t>
-      </w:r>
-      <w:r>
-        <w:t xml:space="preserve"> </w:t>
-      </w:r>
-      <w:r>
-        <w:t xml:space="preserve">MMLU, HumanEval, dan MT-Bench TTR (skala disetarakan ×100). GSM8K</w:t>
-      </w:r>
-      <w:r>
-        <w:t xml:space="preserve"> </w:t>
-      </w:r>
-      <w:r>
-        <w:t xml:space="preserve">tidak dimasukkan ke rerata pada Tabel IV.6-B (Qwen) karena</w:t>
-      </w:r>
-      <w:r>
-        <w:t xml:space="preserve"> </w:t>
-      </w:r>
-      <w:r>
-        <w:t xml:space="preserve">keterbatasan</w:t>
-      </w:r>
-      <w:r>
-        <w:t xml:space="preserve"> </w:t>
-      </w:r>
-      <w:r>
-        <w:rPr>
-          <w:i/>
-        </w:rPr>
-        <w:t xml:space="preserve">parser</w:t>
-      </w:r>
-      <w:r>
-        <w:t xml:space="preserve">; untuk LFM 2.5 di Tabel IV.6, GSM8K</w:t>
-      </w:r>
-      <w:r>
-        <w:t xml:space="preserve"> </w:t>
-      </w:r>
-      <w:r>
-        <w:rPr>
-          <w:b/>
-        </w:rPr>
-        <w:t xml:space="preserve">ikut</w:t>
-      </w:r>
-      <w:r>
-        <w:t xml:space="preserve"> </w:t>
-      </w:r>
-      <w:r>
-        <w:t xml:space="preserve">dihitung.</w:t>
-      </w:r>
-    </w:p>
-    <w:p>
-      <w:pPr>
-        <w:pStyle w:val="BlockText"/>
-      </w:pPr>
-      <w:r>
-        <w:rPr>
-          <w:b/>
-        </w:rPr>
-        <w:t xml:space="preserve">Retensi kepintaran</w:t>
-      </w:r>
-      <w:r>
-        <w:t xml:space="preserve"> </w:t>
-      </w:r>
-      <w:r>
-        <w:t xml:space="preserve">– persentase rerata varian terhadap rerata</w:t>
-      </w:r>
-      <w:r>
-        <w:t xml:space="preserve"> </w:t>
-      </w:r>
-      <w:r>
-        <w:t xml:space="preserve">F16. Contoh: Q4 LFM = 37,3% / 42,0% = 88,9%.</w:t>
-      </w:r>
-    </w:p>
-    <w:p>
-      <w:pPr>
-        <w:pStyle w:val="FirstParagraph"/>
-      </w:pPr>
-      <w:r>
-        <w:rPr>
-          <w:b/>
-        </w:rPr>
-        <w:t xml:space="preserve">Tabel IV.6 untuk LFM</w:t>
-      </w:r>
-      <w:r>
-        <w:t xml:space="preserve"> </w:t>
-      </w:r>
-      <w:r>
-        <w:t xml:space="preserve">termasuk GSM8K karena LFM bukan</w:t>
-      </w:r>
-      <w:r>
-        <w:t xml:space="preserve"> </w:t>
-      </w:r>
-      <w:r>
-        <w:rPr>
-          <w:i/>
-        </w:rPr>
-        <w:t xml:space="preserve">reasoning</w:t>
-      </w:r>
-      <w:r>
-        <w:rPr>
-          <w:i/>
-        </w:rPr>
-        <w:t xml:space="preserve"> </w:t>
-      </w:r>
-      <w:r>
-        <w:rPr>
-          <w:i/>
-        </w:rPr>
-        <w:t xml:space="preserve">model</w:t>
-      </w:r>
-      <w:r>
-        <w:t xml:space="preserve"> </w:t>
-      </w:r>
-      <w:r>
-        <w:t xml:space="preserve">dan skor GSM8K-nya valid.</w:t>
-      </w:r>
-    </w:p>
-    <w:p>
-      <w:pPr>
-        <w:pStyle w:val="BodyText"/>
-      </w:pPr>
-      <w:r>
-        <w:rPr>
-          <w:b/>
-        </w:rPr>
-        <w:t xml:space="preserve">Tabel IV.6-B untuk Qwen</w:t>
-      </w:r>
-      <w:r>
-        <w:t xml:space="preserve"> </w:t>
-      </w:r>
-      <w:r>
-        <w:t xml:space="preserve">tidak menyertakan GSM8K dalam rerata karena</w:t>
-      </w:r>
-      <w:r>
-        <w:t xml:space="preserve"> </w:t>
-      </w:r>
-      <w:r>
-        <w:t xml:space="preserve">skor tersebut berada di bawah margin instrumen.</w:t>
-      </w:r>
-    </w:p>
-    <w:p>
-      <w:pPr>
-        <w:pStyle w:val="Heading2"/>
-      </w:pPr>
-      <w:bookmarkStart w:id="66" w:name="tabel-iv.7-matriks-rekomendasi-lfm-2.5"/>
-      <w:r>
-        <w:t xml:space="preserve">3.7 Tabel IV.7 – Matriks Rekomendasi LFM 2.5</w:t>
-      </w:r>
-      <w:bookmarkEnd w:id="66"/>
     </w:p>
     <w:p>
       <w:pPr>
@@ -6323,7 +6124,7 @@
       <w:pPr>
         <w:pStyle w:val="Heading2"/>
       </w:pPr>
-      <w:bookmarkStart w:id="67" w:name="tabel-iv.6-b-delta-akurasi-qwen-3.5"/>
+      <w:bookmarkStart w:id="66" w:name="tabel-iv.6-b-delta-akurasi-qwen-3.5"/>
       <w:r>
         <w:t xml:space="preserve">3.8 Tabel IV.6-B –</w:t>
       </w:r>
@@ -6342,6 +6143,164 @@
       <w:r>
         <w:t xml:space="preserve">Akurasi Qwen 3.5</w:t>
       </w:r>
+      <w:bookmarkEnd w:id="66"/>
+    </w:p>
+    <w:p>
+      <w:pPr>
+        <w:pStyle w:val="FirstParagraph"/>
+      </w:pPr>
+      <w:r>
+        <w:rPr>
+          <w:b/>
+        </w:rPr>
+        <w:t xml:space="preserve">Fungsi:</w:t>
+      </w:r>
+      <w:r>
+        <w:t xml:space="preserve"> </w:t>
+      </w:r>
+      <w:r>
+        <w:t xml:space="preserve">Identik dengan Tabel IV.6, tetapi untuk Qwen 3.5.</w:t>
+      </w:r>
+    </w:p>
+    <w:p>
+      <w:pPr>
+        <w:pStyle w:val="BodyText"/>
+      </w:pPr>
+      <w:r>
+        <w:rPr>
+          <w:b/>
+        </w:rPr>
+        <w:t xml:space="preserve">Yang harus diperhatikan:</w:t>
+      </w:r>
+      <w:r>
+        <w:t xml:space="preserve"> </w:t>
+      </w:r>
+      <w:r>
+        <w:t xml:space="preserve">Rerata Qwen</w:t>
+      </w:r>
+      <w:r>
+        <w:t xml:space="preserve"> </w:t>
+      </w:r>
+      <w:r>
+        <w:rPr>
+          <w:b/>
+        </w:rPr>
+        <w:t xml:space="preserve">hanya dari tiga</w:t>
+      </w:r>
+      <w:r>
+        <w:rPr>
+          <w:b/>
+        </w:rPr>
+        <w:t xml:space="preserve"> </w:t>
+      </w:r>
+      <w:r>
+        <w:rPr>
+          <w:i/>
+          <w:b/>
+        </w:rPr>
+        <w:t xml:space="preserve">benchmark</w:t>
+      </w:r>
+      <w:r>
+        <w:t xml:space="preserve"> </w:t>
+      </w:r>
+      <w:r>
+        <w:t xml:space="preserve">(MMLU, HumanEval, MT-Bench TTR×100). GSM8K dilaporkan apa adanya pada</w:t>
+      </w:r>
+      <w:r>
+        <w:t xml:space="preserve"> </w:t>
+      </w:r>
+      <w:r>
+        <w:t xml:space="preserve">baris GSM8K, tetapi</w:t>
+      </w:r>
+      <w:r>
+        <w:t xml:space="preserve"> </w:t>
+      </w:r>
+      <w:r>
+        <w:rPr>
+          <w:b/>
+        </w:rPr>
+        <w:t xml:space="preserve">tidak ikut</w:t>
+      </w:r>
+      <w:r>
+        <w:t xml:space="preserve"> </w:t>
+      </w:r>
+      <w:r>
+        <w:t xml:space="preserve">dihitung pada baris</w:t>
+      </w:r>
+      <w:r>
+        <w:t xml:space="preserve"> </w:t>
+      </w:r>
+      <w:r>
+        <w:t xml:space="preserve">“</w:t>
+      </w:r>
+      <w:r>
+        <w:t xml:space="preserve">Rata-rata</w:t>
+      </w:r>
+      <w:r>
+        <w:t xml:space="preserve">”</w:t>
+      </w:r>
+      <w:r>
+        <w:t xml:space="preserve">.</w:t>
+      </w:r>
+    </w:p>
+    <w:p>
+      <w:pPr>
+        <w:pStyle w:val="BodyText"/>
+      </w:pPr>
+      <w:r>
+        <w:rPr>
+          <w:b/>
+        </w:rPr>
+        <w:t xml:space="preserve">Contoh interpretasi:</w:t>
+      </w:r>
+      <w:r>
+        <w:t xml:space="preserve"> </w:t>
+      </w:r>
+      <w:r>
+        <w:t xml:space="preserve">Qwen Q3_K_M punya MMLU 40% (sama persis</w:t>
+      </w:r>
+      <w:r>
+        <w:t xml:space="preserve"> </w:t>
+      </w:r>
+      <w:r>
+        <w:t xml:space="preserve">dengan F16, ΔQ3 = ±0) tetapi HumanEval anjlok 27 poin (52% -&gt; 25%).</w:t>
+      </w:r>
+      <w:r>
+        <w:t xml:space="preserve"> </w:t>
+      </w:r>
+      <w:r>
+        <w:t xml:space="preserve">Artinya kuantisasi 3-bit menggerus kemampuan</w:t>
+      </w:r>
+      <w:r>
+        <w:t xml:space="preserve"> </w:t>
+      </w:r>
+      <w:r>
+        <w:rPr>
+          <w:i/>
+        </w:rPr>
+        <w:t xml:space="preserve">coding</w:t>
+      </w:r>
+      <w:r>
+        <w:t xml:space="preserve"> </w:t>
+      </w:r>
+      <w:r>
+        <w:t xml:space="preserve">Qwen jauh lebih</w:t>
+      </w:r>
+      <w:r>
+        <w:t xml:space="preserve"> </w:t>
+      </w:r>
+      <w:r>
+        <w:t xml:space="preserve">parah daripada kemampuan pemahaman umum.</w:t>
+      </w:r>
+    </w:p>
+    <w:p>
+      <w:pPr>
+        <w:pStyle w:val="Heading2"/>
+      </w:pPr>
+      <w:bookmarkStart w:id="67" w:name="Xc75e9466e26f8f37595a4525ea43a91088a9822"/>
+      <w:r>
+        <w:t xml:space="preserve">3.9 Tabel IV.7-B – Matriks Rekomendasi Qwen 3.5</w:t>
+      </w:r>
       <w:bookmarkEnd w:id="67"/>
     </w:p>
     <w:p>
@@ -6358,7 +6317,7 @@
         <w:t xml:space="preserve"> </w:t>
       </w:r>
       <w:r>
-        <w:t xml:space="preserve">Identik dengan Tabel IV.6, tetapi untuk Qwen 3.5.</w:t>
+        <w:t xml:space="preserve">Identik dengan Tabel IV.7, tetapi untuk Qwen.</w:t>
       </w:r>
     </w:p>
     <w:p>
@@ -6369,62 +6328,111 @@
         <w:rPr>
           <w:b/>
         </w:rPr>
-        <w:t xml:space="preserve">Yang harus diperhatikan:</w:t>
-      </w:r>
-      <w:r>
-        <w:t xml:space="preserve"> </w:t>
-      </w:r>
-      <w:r>
-        <w:t xml:space="preserve">Rerata Qwen</w:t>
-      </w:r>
-      <w:r>
-        <w:t xml:space="preserve"> </w:t>
-      </w:r>
-      <w:r>
-        <w:rPr>
-          <w:b/>
-        </w:rPr>
-        <w:t xml:space="preserve">hanya dari tiga</w:t>
-      </w:r>
-      <w:r>
-        <w:rPr>
-          <w:b/>
-        </w:rPr>
-        <w:t xml:space="preserve"> </w:t>
-      </w:r>
-      <w:r>
-        <w:rPr>
-          <w:i/>
-          <w:b/>
-        </w:rPr>
-        <w:t xml:space="preserve">benchmark</w:t>
-      </w:r>
-      <w:r>
-        <w:t xml:space="preserve"> </w:t>
-      </w:r>
-      <w:r>
-        <w:t xml:space="preserve">(MMLU, HumanEval, MT-Bench TTR×100). GSM8K dilaporkan apa adanya pada</w:t>
-      </w:r>
-      <w:r>
-        <w:t xml:space="preserve"> </w:t>
-      </w:r>
-      <w:r>
-        <w:t xml:space="preserve">baris GSM8K, tetapi</w:t>
-      </w:r>
-      <w:r>
-        <w:t xml:space="preserve"> </w:t>
-      </w:r>
-      <w:r>
-        <w:rPr>
-          <w:b/>
-        </w:rPr>
-        <w:t xml:space="preserve">tidak ikut</w:t>
-      </w:r>
-      <w:r>
-        <w:t xml:space="preserve"> </w:t>
-      </w:r>
-      <w:r>
-        <w:t xml:space="preserve">dihitung pada baris</w:t>
+        <w:t xml:space="preserve">Cara baca dan analisis sama persis</w:t>
+      </w:r>
+      <w:r>
+        <w:t xml:space="preserve"> </w:t>
+      </w:r>
+      <w:r>
+        <w:t xml:space="preserve">dengan Tabel IV.7. Hasilnya:</w:t>
+      </w:r>
+      <w:r>
+        <w:t xml:space="preserve"> </w:t>
+      </w:r>
+      <w:r>
+        <w:t xml:space="preserve">Q4_K_M kembali jadi rekomendasi (Compound Score 1,76) meskipun</w:t>
+      </w:r>
+      <w:r>
+        <w:t xml:space="preserve"> </w:t>
+      </w:r>
+      <w:r>
+        <w:t xml:space="preserve">Q3_K_M aritmetik unggul (1,79), karena Q3 menyebabkan</w:t>
+      </w:r>
+      <w:r>
+        <w:t xml:space="preserve"> </w:t>
+      </w:r>
+      <w:r>
+        <w:rPr>
+          <w:i/>
+        </w:rPr>
+        <w:t xml:space="preserve">code-collapse</w:t>
+      </w:r>
+      <w:r>
+        <w:t xml:space="preserve"> </w:t>
+      </w:r>
+      <w:r>
+        <w:t xml:space="preserve">(HumanEval −27 poin) dan CPU</w:t>
+      </w:r>
+      <w:r>
+        <w:t xml:space="preserve"> </w:t>
+      </w:r>
+      <w:r>
+        <w:rPr>
+          <w:i/>
+        </w:rPr>
+        <w:t xml:space="preserve">peak</w:t>
+      </w:r>
+      <w:r>
+        <w:t xml:space="preserve"> </w:t>
+      </w:r>
+      <w:r>
+        <w:t xml:space="preserve">tertinggi (525%).</w:t>
+      </w:r>
+    </w:p>
+    <w:p>
+      <w:pPr>
+        <w:pStyle w:val="BodyText"/>
+      </w:pPr>
+      <w:r>
+        <w:rPr>
+          <w:b/>
+        </w:rPr>
+        <w:t xml:space="preserve">Mengapa skor Qwen jauh lebih kecil daripada LFM?</w:t>
+      </w:r>
+      <w:r>
+        <w:t xml:space="preserve"> </w:t>
+      </w:r>
+      <w:r>
+        <w:t xml:space="preserve">Karena Qwen</w:t>
+      </w:r>
+      <w:r>
+        <w:t xml:space="preserve"> </w:t>
+      </w:r>
+      <w:r>
+        <w:t xml:space="preserve">3.5 jenuh di 4–5 t/s pada CPU Helio G99, sedangkan LFM 2.5 mencapai</w:t>
+      </w:r>
+      <w:r>
+        <w:t xml:space="preserve"> </w:t>
+      </w:r>
+      <w:r>
+        <w:t xml:space="preserve">13–14 t/s. Rumus</w:t>
+      </w:r>
+      <w:r>
+        <w:t xml:space="preserve"> </w:t>
+      </w:r>
+      <w:r>
+        <w:rPr>
+          <w:i/>
+        </w:rPr>
+        <w:t xml:space="preserve">Compound Score</w:t>
+      </w:r>
+      <w:r>
+        <w:t xml:space="preserve"> </w:t>
+      </w:r>
+      <w:r>
+        <w:t xml:space="preserve">sangat sensitif terhadap Gen TPS,</w:t>
+      </w:r>
+      <w:r>
+        <w:t xml:space="preserve"> </w:t>
+      </w:r>
+      <w:r>
+        <w:t xml:space="preserve">sehingga model 2B parameter pada CPU kelas menengah otomatis menerima</w:t>
+      </w:r>
+      <w:r>
+        <w:t xml:space="preserve"> </w:t>
+      </w:r>
+      <w:r>
+        <w:t xml:space="preserve">skor lebih kecil. Ini bukan berarti Qwen</w:t>
       </w:r>
       <w:r>
         <w:t xml:space="preserve"> </w:t>
@@ -6433,12 +6441,138 @@
         <w:t xml:space="preserve">“</w:t>
       </w:r>
       <w:r>
-        <w:t xml:space="preserve">Rata-rata</w:t>
+        <w:t xml:space="preserve">kalah</w:t>
       </w:r>
       <w:r>
         <w:t xml:space="preserve">”</w:t>
       </w:r>
       <w:r>
+        <w:t xml:space="preserve">, melainkan ada</w:t>
+      </w:r>
+      <w:r>
+        <w:t xml:space="preserve"> </w:t>
+      </w:r>
+      <w:r>
+        <w:rPr>
+          <w:i/>
+        </w:rPr>
+        <w:t xml:space="preserve">hardware ceiling</w:t>
+      </w:r>
+      <w:r>
+        <w:t xml:space="preserve"> </w:t>
+      </w:r>
+      <w:r>
+        <w:t xml:space="preserve">yang sama-sama dialami semua varian Qwen.</w:t>
+      </w:r>
+    </w:p>
+    <w:p>
+      <w:pPr>
+        <w:pStyle w:val="Heading2"/>
+      </w:pPr>
+      <w:bookmarkStart w:id="68" w:name="tabel-iv.8-ringkasan-uji-beda-lfm-2.5"/>
+      <w:r>
+        <w:t xml:space="preserve">3.10 Tabel IV.8 – Ringkasan Uji Beda LFM 2.5</w:t>
+      </w:r>
+      <w:bookmarkEnd w:id="68"/>
+    </w:p>
+    <w:p>
+      <w:pPr>
+        <w:pStyle w:val="FirstParagraph"/>
+      </w:pPr>
+      <w:r>
+        <w:rPr>
+          <w:b/>
+        </w:rPr>
+        <w:t xml:space="preserve">Fungsi:</w:t>
+      </w:r>
+      <w:r>
+        <w:t xml:space="preserve"> </w:t>
+      </w:r>
+      <w:r>
+        <w:t xml:space="preserve">Mengonfirmasi apakah selisih rerata yang terlihat di Tabel</w:t>
+      </w:r>
+      <w:r>
+        <w:t xml:space="preserve"> </w:t>
+      </w:r>
+      <w:r>
+        <w:t xml:space="preserve">IV.2 benar-benar nyata atau cuma kebetulan. Tabel IV.8 sengaja</w:t>
+      </w:r>
+      <w:r>
+        <w:t xml:space="preserve"> </w:t>
+      </w:r>
+      <w:r>
+        <w:t xml:space="preserve">disederhanakan: nilai uji teknis (statistik</w:t>
+      </w:r>
+      <w:r>
+        <w:t xml:space="preserve"> </w:t>
+      </w:r>
+      <w:r>
+        <w:rPr>
+          <w:i/>
+        </w:rPr>
+        <w:t xml:space="preserve">t</w:t>
+      </w:r>
+      <w:r>
+        <w:t xml:space="preserve"> </w:t>
+      </w:r>
+      <w:r>
+        <w:t xml:space="preserve">dan</w:t>
+      </w:r>
+      <w:r>
+        <w:t xml:space="preserve"> </w:t>
+      </w:r>
+      <w:r>
+        <w:rPr>
+          <w:i/>
+        </w:rPr>
+        <w:t xml:space="preserve">p</w:t>
+      </w:r>
+      <w:r>
+        <w:t xml:space="preserve">) tidak</w:t>
+      </w:r>
+      <w:r>
+        <w:t xml:space="preserve"> </w:t>
+      </w:r>
+      <w:r>
+        <w:t xml:space="preserve">ditampilkan; sebagai gantinya tiap sel hanya berisi kata</w:t>
+      </w:r>
+      <w:r>
+        <w:t xml:space="preserve"> </w:t>
+      </w:r>
+      <w:r>
+        <w:rPr>
+          <w:b/>
+        </w:rPr>
+        <w:t xml:space="preserve">Beda</w:t>
+      </w:r>
+      <w:r>
+        <w:t xml:space="preserve"> </w:t>
+      </w:r>
+      <w:r>
+        <w:t xml:space="preserve">atau</w:t>
+      </w:r>
+      <w:r>
+        <w:t xml:space="preserve"> </w:t>
+      </w:r>
+      <w:r>
+        <w:rPr>
+          <w:b/>
+        </w:rPr>
+        <w:t xml:space="preserve">Tidak</w:t>
+      </w:r>
+      <w:r>
+        <w:t xml:space="preserve">. Detail nilai uji bisa dicek pada</w:t>
+      </w:r>
+      <w:r>
+        <w:t xml:space="preserve"> </w:t>
+      </w:r>
+      <w:r>
+        <w:rPr>
+          <w:b/>
+        </w:rPr>
+        <w:t xml:space="preserve">Lampiran D</w:t>
+      </w:r>
+      <w:r>
         <w:t xml:space="preserve">.</w:t>
       </w:r>
     </w:p>
@@ -6450,414 +6584,231 @@
         <w:rPr>
           <w:b/>
         </w:rPr>
-        <w:t xml:space="preserve">Contoh interpretasi:</w:t>
-      </w:r>
-      <w:r>
-        <w:t xml:space="preserve"> </w:t>
-      </w:r>
-      <w:r>
-        <w:t xml:space="preserve">Qwen Q3_K_M punya MMLU 40% (sama persis</w:t>
-      </w:r>
-      <w:r>
-        <w:t xml:space="preserve"> </w:t>
-      </w:r>
-      <w:r>
-        <w:t xml:space="preserve">dengan F16, ΔQ3 = ±0) tetapi HumanEval anjlok 27 poin (52% -&gt; 25%).</w:t>
-      </w:r>
-      <w:r>
-        <w:t xml:space="preserve"> </w:t>
-      </w:r>
-      <w:r>
-        <w:t xml:space="preserve">Artinya kuantisasi 3-bit menggerus kemampuan</w:t>
-      </w:r>
-      <w:r>
-        <w:t xml:space="preserve"> </w:t>
-      </w:r>
-      <w:r>
-        <w:rPr>
-          <w:i/>
-        </w:rPr>
-        <w:t xml:space="preserve">coding</w:t>
-      </w:r>
-      <w:r>
-        <w:t xml:space="preserve"> </w:t>
-      </w:r>
-      <w:r>
-        <w:t xml:space="preserve">Qwen jauh lebih</w:t>
-      </w:r>
-      <w:r>
-        <w:t xml:space="preserve"> </w:t>
-      </w:r>
-      <w:r>
-        <w:t xml:space="preserve">parah daripada kemampuan pemahaman umum.</w:t>
+        <w:t xml:space="preserve">Cara baca per baris (contoh: F16 vs Q5_K_M):</w:t>
+      </w:r>
+    </w:p>
+    <w:p>
+      <w:pPr>
+        <w:pStyle w:val="BlockText"/>
+      </w:pPr>
+      <w:r>
+        <w:rPr>
+          <w:b/>
+        </w:rPr>
+        <w:t xml:space="preserve">Pasangan Varian</w:t>
+      </w:r>
+      <w:r>
+        <w:t xml:space="preserve"> </w:t>
+      </w:r>
+      <w:r>
+        <w:t xml:space="preserve">– dua varian yang dibandingkan.</w:t>
+      </w:r>
+    </w:p>
+    <w:p>
+      <w:pPr>
+        <w:pStyle w:val="BlockText"/>
+      </w:pPr>
+      <w:r>
+        <w:rPr>
+          <w:b/>
+        </w:rPr>
+        <w:t xml:space="preserve">Gen TPS | Beda</w:t>
+      </w:r>
+      <w:r>
+        <w:t xml:space="preserve"> </w:t>
+      </w:r>
+      <w:r>
+        <w:t xml:space="preserve">-&gt;</w:t>
+      </w:r>
+      <w:r>
+        <w:t xml:space="preserve"> </w:t>
+      </w:r>
+      <w:r>
+        <w:rPr>
+          <w:i/>
+        </w:rPr>
+        <w:t xml:space="preserve">Generation Speed</w:t>
+      </w:r>
+      <w:r>
+        <w:t xml:space="preserve"> </w:t>
+      </w:r>
+      <w:r>
+        <w:t xml:space="preserve">F16 dan Q5_K_M berbeda</w:t>
+      </w:r>
+      <w:r>
+        <w:t xml:space="preserve"> </w:t>
+      </w:r>
+      <w:r>
+        <w:t xml:space="preserve">nyata.</w:t>
+      </w:r>
+    </w:p>
+    <w:p>
+      <w:pPr>
+        <w:pStyle w:val="BlockText"/>
+      </w:pPr>
+      <w:r>
+        <w:rPr>
+          <w:b/>
+        </w:rPr>
+        <w:t xml:space="preserve">Prompt TPS | Tidak</w:t>
+      </w:r>
+      <w:r>
+        <w:t xml:space="preserve"> </w:t>
+      </w:r>
+      <w:r>
+        <w:t xml:space="preserve">-&gt;</w:t>
+      </w:r>
+      <w:r>
+        <w:t xml:space="preserve"> </w:t>
+      </w:r>
+      <w:r>
+        <w:rPr>
+          <w:i/>
+        </w:rPr>
+        <w:t xml:space="preserve">Prompt Speed</w:t>
+      </w:r>
+      <w:r>
+        <w:t xml:space="preserve"> </w:t>
+      </w:r>
+      <w:r>
+        <w:t xml:space="preserve">F16 dan Q5_K_M tidak</w:t>
+      </w:r>
+      <w:r>
+        <w:t xml:space="preserve"> </w:t>
+      </w:r>
+      <w:r>
+        <w:t xml:space="preserve">berbeda nyata (selisihnya masih dalam rentang fluktuasi pengukuran).</w:t>
+      </w:r>
+    </w:p>
+    <w:p>
+      <w:pPr>
+        <w:pStyle w:val="BlockText"/>
+      </w:pPr>
+      <w:r>
+        <w:rPr>
+          <w:b/>
+        </w:rPr>
+        <w:t xml:space="preserve">Peak RAM | Beda</w:t>
+      </w:r>
+      <w:r>
+        <w:t xml:space="preserve"> </w:t>
+      </w:r>
+      <w:r>
+        <w:t xml:space="preserve">-&gt; konsumsi RAM jelas berbeda.</w:t>
+      </w:r>
+    </w:p>
+    <w:p>
+      <w:pPr>
+        <w:pStyle w:val="BlockText"/>
+      </w:pPr>
+      <w:r>
+        <w:rPr>
+          <w:b/>
+        </w:rPr>
+        <w:t xml:space="preserve">Ringkasan</w:t>
+      </w:r>
+      <w:r>
+        <w:t xml:space="preserve"> </w:t>
+      </w:r>
+      <w:r>
+        <w:t xml:space="preserve">– terjemahan satu kalimat:</w:t>
+      </w:r>
+      <w:r>
+        <w:t xml:space="preserve"> </w:t>
+      </w:r>
+      <w:r>
+        <w:t xml:space="preserve">“</w:t>
+      </w:r>
+      <w:r>
+        <w:t xml:space="preserve">Gen &amp; RAM berbeda; Prompt</w:t>
+      </w:r>
+      <w:r>
+        <w:t xml:space="preserve"> </w:t>
+      </w:r>
+      <w:r>
+        <w:t xml:space="preserve">tidak</w:t>
+      </w:r>
+      <w:r>
+        <w:t xml:space="preserve">”</w:t>
+      </w:r>
+      <w:r>
+        <w:t xml:space="preserve">.</w:t>
+      </w:r>
+    </w:p>
+    <w:p>
+      <w:pPr>
+        <w:pStyle w:val="FirstParagraph"/>
+      </w:pPr>
+      <w:r>
+        <w:rPr>
+          <w:b/>
+        </w:rPr>
+        <w:t xml:space="preserve">Pesan utama dari Tabel IV.8:</w:t>
+      </w:r>
+      <w:r>
+        <w:t xml:space="preserve"> </w:t>
+      </w:r>
+      <w:r>
+        <w:rPr>
+          <w:i/>
+        </w:rPr>
+        <w:t xml:space="preserve">Generation Speed</w:t>
+      </w:r>
+      <w:r>
+        <w:t xml:space="preserve"> </w:t>
+      </w:r>
+      <w:r>
+        <w:t xml:space="preserve">dan</w:t>
+      </w:r>
+      <w:r>
+        <w:t xml:space="preserve"> </w:t>
+      </w:r>
+      <w:r>
+        <w:rPr>
+          <w:i/>
+        </w:rPr>
+        <w:t xml:space="preserve">Peak</w:t>
+      </w:r>
+      <w:r>
+        <w:t xml:space="preserve"> </w:t>
+      </w:r>
+      <w:r>
+        <w:t xml:space="preserve">RAM</w:t>
+      </w:r>
+      <w:r>
+        <w:t xml:space="preserve"> </w:t>
+      </w:r>
+      <w:r>
+        <w:t xml:space="preserve">antar varian terbukti berbeda nyata di hampir seluruh pasangan,</w:t>
+      </w:r>
+      <w:r>
+        <w:t xml:space="preserve"> </w:t>
+      </w:r>
+      <w:r>
+        <w:t xml:space="preserve">sehingga klaim utama penelitian (kuantisasi mempercepat inferensi dan</w:t>
+      </w:r>
+      <w:r>
+        <w:t xml:space="preserve"> </w:t>
+      </w:r>
+      <w:r>
+        <w:t xml:space="preserve">mereduksi RAM) terdukung secara statistik. Keunggulan Q4_K_M atas</w:t>
+      </w:r>
+      <w:r>
+        <w:t xml:space="preserve"> </w:t>
+      </w:r>
+      <w:r>
+        <w:t xml:space="preserve">Q3_K_M juga terbukti nyata baik di Gen TPS maupun Prompt TPS.</w:t>
       </w:r>
     </w:p>
     <w:p>
       <w:pPr>
         <w:pStyle w:val="Heading2"/>
       </w:pPr>
-      <w:bookmarkStart w:id="68" w:name="Xc75e9466e26f8f37595a4525ea43a91088a9822"/>
-      <w:r>
-        <w:t xml:space="preserve">3.9 Tabel IV.7-B – Matriks Rekomendasi Qwen 3.5</w:t>
-      </w:r>
-      <w:bookmarkEnd w:id="68"/>
-    </w:p>
-    <w:p>
-      <w:pPr>
-        <w:pStyle w:val="FirstParagraph"/>
-      </w:pPr>
-      <w:r>
-        <w:rPr>
-          <w:b/>
-        </w:rPr>
-        <w:t xml:space="preserve">Fungsi:</w:t>
-      </w:r>
-      <w:r>
-        <w:t xml:space="preserve"> </w:t>
-      </w:r>
-      <w:r>
-        <w:t xml:space="preserve">Identik dengan Tabel IV.7, tetapi untuk Qwen.</w:t>
-      </w:r>
-    </w:p>
-    <w:p>
-      <w:pPr>
-        <w:pStyle w:val="BodyText"/>
-      </w:pPr>
-      <w:r>
-        <w:rPr>
-          <w:b/>
-        </w:rPr>
-        <w:t xml:space="preserve">Cara baca dan analisis sama persis</w:t>
-      </w:r>
-      <w:r>
-        <w:t xml:space="preserve"> </w:t>
-      </w:r>
-      <w:r>
-        <w:t xml:space="preserve">dengan Tabel IV.7. Hasilnya:</w:t>
-      </w:r>
-      <w:r>
-        <w:t xml:space="preserve"> </w:t>
-      </w:r>
-      <w:r>
-        <w:t xml:space="preserve">Q4_K_M kembali jadi rekomendasi (Compound Score 1,76) meskipun</w:t>
-      </w:r>
-      <w:r>
-        <w:t xml:space="preserve"> </w:t>
-      </w:r>
-      <w:r>
-        <w:t xml:space="preserve">Q3_K_M aritmetik unggul (1,79), karena Q3 menyebabkan</w:t>
-      </w:r>
-      <w:r>
-        <w:t xml:space="preserve"> </w:t>
-      </w:r>
-      <w:r>
-        <w:rPr>
-          <w:i/>
-        </w:rPr>
-        <w:t xml:space="preserve">code-collapse</w:t>
-      </w:r>
-      <w:r>
-        <w:t xml:space="preserve"> </w:t>
-      </w:r>
-      <w:r>
-        <w:t xml:space="preserve">(HumanEval −27 poin) dan CPU</w:t>
-      </w:r>
-      <w:r>
-        <w:t xml:space="preserve"> </w:t>
-      </w:r>
-      <w:r>
-        <w:rPr>
-          <w:i/>
-        </w:rPr>
-        <w:t xml:space="preserve">peak</w:t>
-      </w:r>
-      <w:r>
-        <w:t xml:space="preserve"> </w:t>
-      </w:r>
-      <w:r>
-        <w:t xml:space="preserve">tertinggi (525%).</w:t>
-      </w:r>
-    </w:p>
-    <w:p>
-      <w:pPr>
-        <w:pStyle w:val="BodyText"/>
-      </w:pPr>
-      <w:r>
-        <w:rPr>
-          <w:b/>
-        </w:rPr>
-        <w:t xml:space="preserve">Mengapa skor Qwen jauh lebih kecil daripada LFM?</w:t>
-      </w:r>
-      <w:r>
-        <w:t xml:space="preserve"> </w:t>
-      </w:r>
-      <w:r>
-        <w:t xml:space="preserve">Karena Qwen</w:t>
-      </w:r>
-      <w:r>
-        <w:t xml:space="preserve"> </w:t>
-      </w:r>
-      <w:r>
-        <w:t xml:space="preserve">3.5 jenuh di 4–5 t/s pada CPU Helio G99, sedangkan LFM 2.5 mencapai</w:t>
-      </w:r>
-      <w:r>
-        <w:t xml:space="preserve"> </w:t>
-      </w:r>
-      <w:r>
-        <w:t xml:space="preserve">13–14 t/s. Rumus</w:t>
-      </w:r>
-      <w:r>
-        <w:t xml:space="preserve"> </w:t>
-      </w:r>
-      <w:r>
-        <w:rPr>
-          <w:i/>
-        </w:rPr>
-        <w:t xml:space="preserve">Compound Score</w:t>
-      </w:r>
-      <w:r>
-        <w:t xml:space="preserve"> </w:t>
-      </w:r>
-      <w:r>
-        <w:t xml:space="preserve">sangat sensitif terhadap Gen TPS,</w:t>
-      </w:r>
-      <w:r>
-        <w:t xml:space="preserve"> </w:t>
-      </w:r>
-      <w:r>
-        <w:t xml:space="preserve">sehingga model 2B parameter pada CPU kelas menengah otomatis menerima</w:t>
-      </w:r>
-      <w:r>
-        <w:t xml:space="preserve"> </w:t>
-      </w:r>
-      <w:r>
-        <w:t xml:space="preserve">skor lebih kecil. Ini bukan berarti Qwen</w:t>
-      </w:r>
-      <w:r>
-        <w:t xml:space="preserve"> </w:t>
-      </w:r>
-      <w:r>
-        <w:t xml:space="preserve">“</w:t>
-      </w:r>
-      <w:r>
-        <w:t xml:space="preserve">kalah</w:t>
-      </w:r>
-      <w:r>
-        <w:t xml:space="preserve">”</w:t>
-      </w:r>
-      <w:r>
-        <w:t xml:space="preserve">, melainkan ada</w:t>
-      </w:r>
-      <w:r>
-        <w:t xml:space="preserve"> </w:t>
-      </w:r>
-      <w:r>
-        <w:rPr>
-          <w:i/>
-        </w:rPr>
-        <w:t xml:space="preserve">hardware ceiling</w:t>
-      </w:r>
-      <w:r>
-        <w:t xml:space="preserve"> </w:t>
-      </w:r>
-      <w:r>
-        <w:t xml:space="preserve">yang sama-sama dialami semua varian Qwen.</w:t>
-      </w:r>
-    </w:p>
-    <w:p>
-      <w:pPr>
-        <w:pStyle w:val="Heading2"/>
-      </w:pPr>
-      <w:bookmarkStart w:id="69" w:name="tabel-iv.8-uji-statistik-lfm-2.5"/>
-      <w:r>
-        <w:t xml:space="preserve">3.10 Tabel IV.8 – Uji Statistik LFM 2.5</w:t>
+      <w:bookmarkStart w:id="69" w:name="tabel-iv.9-ringkasan-uji-beda-qwen-3.5"/>
+      <w:r>
+        <w:t xml:space="preserve">3.11 Tabel IV.9 – Ringkasan Uji Beda Qwen 3.5</w:t>
       </w:r>
       <w:bookmarkEnd w:id="69"/>
-    </w:p>
-    <w:p>
-      <w:pPr>
-        <w:pStyle w:val="FirstParagraph"/>
-      </w:pPr>
-      <w:r>
-        <w:rPr>
-          <w:b/>
-        </w:rPr>
-        <w:t xml:space="preserve">Fungsi:</w:t>
-      </w:r>
-      <w:r>
-        <w:t xml:space="preserve"> </w:t>
-      </w:r>
-      <w:r>
-        <w:t xml:space="preserve">Mengonfirmasi apakah selisih rerata pada Tabel IV.2</w:t>
-      </w:r>
-      <w:r>
-        <w:t xml:space="preserve"> </w:t>
-      </w:r>
-      <w:r>
-        <w:t xml:space="preserve">benar-benar nyata atau cuma kebetulan.</w:t>
-      </w:r>
-    </w:p>
-    <w:p>
-      <w:pPr>
-        <w:pStyle w:val="BodyText"/>
-      </w:pPr>
-      <w:r>
-        <w:rPr>
-          <w:b/>
-        </w:rPr>
-        <w:t xml:space="preserve">Cara baca per baris (contoh: F16 vs Q5_K_M):</w:t>
-      </w:r>
-    </w:p>
-    <w:p>
-      <w:pPr>
-        <w:pStyle w:val="BlockText"/>
-      </w:pPr>
-      <w:r>
-        <w:rPr>
-          <w:b/>
-        </w:rPr>
-        <w:t xml:space="preserve">Pasangan Varian</w:t>
-      </w:r>
-      <w:r>
-        <w:t xml:space="preserve"> </w:t>
-      </w:r>
-      <w:r>
-        <w:t xml:space="preserve">– dua varian yang dibandingkan.</w:t>
-      </w:r>
-    </w:p>
-    <w:p>
-      <w:pPr>
-        <w:pStyle w:val="BlockText"/>
-      </w:pPr>
-      <w:r>
-        <w:rPr>
-          <w:b/>
-        </w:rPr>
-        <w:t xml:space="preserve">Gen TPS | p = 0,004 **</w:t>
-      </w:r>
-      <w:r>
-        <w:t xml:space="preserve"> </w:t>
-      </w:r>
-      <w:r>
-        <w:t xml:space="preserve">-&gt; perbedaan Gen TPS antara F16 dan Q5</w:t>
-      </w:r>
-      <w:r>
-        <w:t xml:space="preserve"> </w:t>
-      </w:r>
-      <w:r>
-        <w:t xml:space="preserve">meyakinkan (peluang kebetulan 0,4%).</w:t>
-      </w:r>
-    </w:p>
-    <w:p>
-      <w:pPr>
-        <w:pStyle w:val="BlockText"/>
-      </w:pPr>
-      <w:r>
-        <w:rPr>
-          <w:b/>
-        </w:rPr>
-        <w:t xml:space="preserve">Prompt TPS | p = 0,726 (n.s.)</w:t>
-      </w:r>
-      <w:r>
-        <w:t xml:space="preserve"> </w:t>
-      </w:r>
-      <w:r>
-        <w:t xml:space="preserve">-&gt; perbedaan Prompt TPS antara F16</w:t>
-      </w:r>
-      <w:r>
-        <w:t xml:space="preserve"> </w:t>
-      </w:r>
-      <w:r>
-        <w:t xml:space="preserve">dan Q5 belum cukup bukti meyakinkan (peluang kebetulan 72,6%).</w:t>
-      </w:r>
-    </w:p>
-    <w:p>
-      <w:pPr>
-        <w:pStyle w:val="BlockText"/>
-      </w:pPr>
-      <w:r>
-        <w:rPr>
-          <w:b/>
-        </w:rPr>
-        <w:t xml:space="preserve">Peak RAM | p &lt; 0,001 **</w:t>
-      </w:r>
-      <w:r>
-        <w:t xml:space="preserve"> </w:t>
-      </w:r>
-      <w:r>
-        <w:t xml:space="preserve">-&gt; perbedaan RAM sangat meyakinkan.</w:t>
-      </w:r>
-    </w:p>
-    <w:p>
-      <w:pPr>
-        <w:pStyle w:val="BlockText"/>
-      </w:pPr>
-      <w:r>
-        <w:rPr>
-          <w:b/>
-        </w:rPr>
-        <w:t xml:space="preserve">Ringkasan</w:t>
-      </w:r>
-      <w:r>
-        <w:t xml:space="preserve"> </w:t>
-      </w:r>
-      <w:r>
-        <w:t xml:space="preserve">–</w:t>
-      </w:r>
-      <w:r>
-        <w:t xml:space="preserve"> </w:t>
-      </w:r>
-      <w:r>
-        <w:t xml:space="preserve">“</w:t>
-      </w:r>
-      <w:r>
-        <w:t xml:space="preserve">Gen &amp; RAM berbeda nyata; Prompt tidak</w:t>
-      </w:r>
-      <w:r>
-        <w:t xml:space="preserve">”</w:t>
-      </w:r>
-      <w:r>
-        <w:t xml:space="preserve">.</w:t>
-      </w:r>
-    </w:p>
-    <w:p>
-      <w:pPr>
-        <w:pStyle w:val="FirstParagraph"/>
-      </w:pPr>
-      <w:r>
-        <w:rPr>
-          <w:b/>
-        </w:rPr>
-        <w:t xml:space="preserve">Baris paling bawah (ANOVA):</w:t>
-      </w:r>
-      <w:r>
-        <w:t xml:space="preserve"> </w:t>
-      </w:r>
-      <w:r>
-        <w:t xml:space="preserve">Mengukur apakah keempat varian secara</w:t>
-      </w:r>
-      <w:r>
-        <w:t xml:space="preserve"> </w:t>
-      </w:r>
-      <w:r>
-        <w:t xml:space="preserve">keseluruhan memang berbeda. ANOVA p &lt; 0,001 pada ketiga metrik</w:t>
-      </w:r>
-      <w:r>
-        <w:t xml:space="preserve"> </w:t>
-      </w:r>
-      <w:r>
-        <w:t xml:space="preserve">menunjukkan: ya, kuantisasi benar-benar memberi dampak yang signifikan.</w:t>
-      </w:r>
-    </w:p>
-    <w:p>
-      <w:pPr>
-        <w:pStyle w:val="Heading2"/>
-      </w:pPr>
-      <w:bookmarkStart w:id="70" w:name="tabel-iv.9-uji-statistik-qwen-3.5"/>
-      <w:r>
-        <w:t xml:space="preserve">3.11 Tabel IV.9 – Uji Statistik Qwen 3.5</w:t>
-      </w:r>
-      <w:bookmarkEnd w:id="70"/>
     </w:p>
     <w:p>
       <w:pPr>
@@ -6905,22 +6856,43 @@
         <w:t xml:space="preserve"> </w:t>
       </w:r>
       <w:r>
-        <w:t xml:space="preserve">dibanding LFM (semua pasangan</w:t>
-      </w:r>
-      <w:r>
-        <w:t xml:space="preserve"> </w:t>
-      </w:r>
-      <w:r>
-        <w:rPr>
-          <w:i/>
-        </w:rPr>
-        <w:t xml:space="preserve">p</w:t>
-      </w:r>
-      <w:r>
-        <w:t xml:space="preserve"> </w:t>
-      </w:r>
-      <w:r>
-        <w:t xml:space="preserve">&lt; 0,001).</w:t>
+        <w:t xml:space="preserve">dibanding LFM. Seluruh pasangan</w:t>
+      </w:r>
+      <w:r>
+        <w:t xml:space="preserve"> </w:t>
+      </w:r>
+      <w:r>
+        <w:t xml:space="preserve">tertulis</w:t>
+      </w:r>
+      <w:r>
+        <w:t xml:space="preserve"> </w:t>
+      </w:r>
+      <w:r>
+        <w:rPr>
+          <w:b/>
+        </w:rPr>
+        <w:t xml:space="preserve">Beda</w:t>
+      </w:r>
+      <w:r>
+        <w:t xml:space="preserve"> </w:t>
+      </w:r>
+      <w:r>
+        <w:t xml:space="preserve">untuk kolom</w:t>
+      </w:r>
+      <w:r>
+        <w:t xml:space="preserve"> </w:t>
+      </w:r>
+      <w:r>
+        <w:rPr>
+          <w:i/>
+        </w:rPr>
+        <w:t xml:space="preserve">Peak</w:t>
+      </w:r>
+      <w:r>
+        <w:t xml:space="preserve"> </w:t>
+      </w:r>
+      <w:r>
+        <w:t xml:space="preserve">RAM.</w:t>
       </w:r>
     </w:p>
     <w:p>
@@ -6938,31 +6910,46 @@
         <w:t xml:space="preserve">Gen TPS Qwen saturasi</w:t>
       </w:r>
       <w:r>
-        <w:t xml:space="preserve">: F16 vs Q5/Q4/Q3 signifikan (kuantisasi</w:t>
-      </w:r>
-      <w:r>
-        <w:t xml:space="preserve"> </w:t>
-      </w:r>
-      <w:r>
-        <w:t xml:space="preserve">mempercepat), tetapi antar Q5/Q4/Q3 tidak signifikan</w:t>
-      </w:r>
-      <w:r>
-        <w:t xml:space="preserve"> </w:t>
-      </w:r>
-      <w:r>
-        <w:t xml:space="preserve">(</w:t>
-      </w:r>
-      <w:r>
-        <w:rPr>
-          <w:i/>
-        </w:rPr>
-        <w:t xml:space="preserve">p</w:t>
-      </w:r>
-      <w:r>
-        <w:t xml:space="preserve"> </w:t>
-      </w:r>
-      <w:r>
-        <w:t xml:space="preserve">= 0,054–0,260). Artinya begitu Qwen dikuantisasi, kecepatannya</w:t>
+        <w:t xml:space="preserve">. F16 vs Q5/Q4/Q3 semuanya</w:t>
+      </w:r>
+      <w:r>
+        <w:t xml:space="preserve"> </w:t>
+      </w:r>
+      <w:r>
+        <w:rPr>
+          <w:b/>
+        </w:rPr>
+        <w:t xml:space="preserve">Beda</w:t>
+      </w:r>
+      <w:r>
+        <w:t xml:space="preserve"> </w:t>
+      </w:r>
+      <w:r>
+        <w:t xml:space="preserve">(kuantisasi mempercepat dari 1,87 t/s ke 4–5 t/s), tetapi antar</w:t>
+      </w:r>
+      <w:r>
+        <w:t xml:space="preserve"> </w:t>
+      </w:r>
+      <w:r>
+        <w:t xml:space="preserve">Q5/Q4/Q3 semua tertulis</w:t>
+      </w:r>
+      <w:r>
+        <w:t xml:space="preserve"> </w:t>
+      </w:r>
+      <w:r>
+        <w:rPr>
+          <w:b/>
+        </w:rPr>
+        <w:t xml:space="preserve">Tidak</w:t>
+      </w:r>
+      <w:r>
+        <w:t xml:space="preserve">. Artinya begitu Qwen</w:t>
+      </w:r>
+      <w:r>
+        <w:t xml:space="preserve"> </w:t>
+      </w:r>
+      <w:r>
+        <w:t xml:space="preserve">dikuantisasi, kecepatannya</w:t>
       </w:r>
       <w:r>
         <w:t xml:space="preserve"> </w:t>
@@ -6980,7 +6967,13 @@
         <w:t xml:space="preserve"> </w:t>
       </w:r>
       <w:r>
-        <w:t xml:space="preserve">di 4–5 t/s tidak peduli levelnya.</w:t>
+        <w:t xml:space="preserve">CPU di 4–5 t/s</w:t>
+      </w:r>
+      <w:r>
+        <w:t xml:space="preserve"> </w:t>
+      </w:r>
+      <w:r>
+        <w:t xml:space="preserve">tidak peduli level kuantisasinya.</w:t>
       </w:r>
     </w:p>
     <w:p>
@@ -7026,13 +7019,34 @@
         <w:t xml:space="preserve"> </w:t>
       </w:r>
       <w:r>
-        <w:t xml:space="preserve">kembali muncul (F16 vs Q3 signifikan,</w:t>
-      </w:r>
-      <w:r>
-        <w:t xml:space="preserve"> </w:t>
-      </w:r>
-      <w:r>
-        <w:t xml:space="preserve">Q4 vs Q3 signifikan), mengonfirmasi pola</w:t>
+        <w:t xml:space="preserve">kembali muncul. F16 vs Q3_K_M dan</w:t>
+      </w:r>
+      <w:r>
+        <w:t xml:space="preserve"> </w:t>
+      </w:r>
+      <w:r>
+        <w:t xml:space="preserve">Q4_K_M vs Q3_K_M sama-sama tertulis</w:t>
+      </w:r>
+      <w:r>
+        <w:t xml:space="preserve"> </w:t>
+      </w:r>
+      <w:r>
+        <w:rPr>
+          <w:b/>
+        </w:rPr>
+        <w:t xml:space="preserve">Beda</w:t>
+      </w:r>
+      <w:r>
+        <w:t xml:space="preserve"> </w:t>
+      </w:r>
+      <w:r>
+        <w:t xml:space="preserve">pada Prompt TPS,</w:t>
+      </w:r>
+      <w:r>
+        <w:t xml:space="preserve"> </w:t>
+      </w:r>
+      <w:r>
+        <w:t xml:space="preserve">mengonfirmasi pola</w:t>
       </w:r>
       <w:r>
         <w:t xml:space="preserve"> </w:t>
@@ -7047,24 +7061,24 @@
         <w:t xml:space="preserve"> </w:t>
       </w:r>
       <w:r>
-        <w:t xml:space="preserve">bit ganjil</w:t>
-      </w:r>
-      <w:r>
-        <w:t xml:space="preserve"> </w:t>
-      </w:r>
-      <w:r>
-        <w:t xml:space="preserve">pada CPU ARM (Sub-bab 4.4.2).</w:t>
+        <w:t xml:space="preserve">bit ganjil pada CPU ARM yang sudah</w:t>
+      </w:r>
+      <w:r>
+        <w:t xml:space="preserve"> </w:t>
+      </w:r>
+      <w:r>
+        <w:t xml:space="preserve">dibahas di Sub-bab 4.4.2.</w:t>
       </w:r>
     </w:p>
     <w:p>
       <w:pPr>
         <w:pStyle w:val="Heading1"/>
       </w:pPr>
-      <w:bookmarkStart w:id="71" w:name="bagian-4-ringkasan-pengambilan-keputusan"/>
+      <w:bookmarkStart w:id="70" w:name="bagian-4-ringkasan-pengambilan-keputusan"/>
       <w:r>
         <w:t xml:space="preserve">Bagian 4: Ringkasan Pengambilan Keputusan</w:t>
       </w:r>
-      <w:bookmarkEnd w:id="71"/>
+      <w:bookmarkEnd w:id="70"/>
     </w:p>
     <w:p>
       <w:pPr>
@@ -7332,11 +7346,11 @@
       <w:pPr>
         <w:pStyle w:val="Heading1"/>
       </w:pPr>
-      <w:bookmarkStart w:id="72" w:name="bagian-5-penjelasan-notasi-dan-simbol"/>
+      <w:bookmarkStart w:id="71" w:name="bagian-5-penjelasan-notasi-dan-simbol"/>
       <w:r>
         <w:t xml:space="preserve">Bagian 5: Penjelasan Notasi dan Simbol</w:t>
       </w:r>
-      <w:bookmarkEnd w:id="72"/>
+      <w:bookmarkEnd w:id="71"/>
     </w:p>
     <w:p>
       <w:pPr>
@@ -7776,11 +7790,11 @@
       <w:pPr>
         <w:pStyle w:val="Heading1"/>
       </w:pPr>
-      <w:bookmarkStart w:id="73" w:name="bagian-6-catatan-penutup"/>
+      <w:bookmarkStart w:id="72" w:name="bagian-6-catatan-penutup"/>
       <w:r>
         <w:t xml:space="preserve">Bagian 6: Catatan Penutup</w:t>
       </w:r>
-      <w:bookmarkEnd w:id="73"/>
+      <w:bookmarkEnd w:id="72"/>
     </w:p>
     <w:p>
       <w:pPr>
